--- a/submission-report.docx
+++ b/submission-report.docx
@@ -19,7 +19,7 @@
         </w:numPr>
       </w:pPr>
       <w:r>
-        <w:t xml:space="preserve">Submission generated at 08/27/2026 at 04:46:35</w:t>
+        <w:t xml:space="preserve">Submission generated at 08/27/2026 at 04:53:30</w:t>
       </w:r>
     </w:p>
     <w:p>
@@ -30,7 +30,7 @@
         </w:numPr>
       </w:pPr>
       <w:r>
-        <w:t xml:space="preserve">Machine info: Linux runnervm76f27 6.17.0-1022-azure #22-Ubuntu SMP Mon Jul 27 17:24:03 UTC 2026 x86_64 x86_64 x86_64 GNU/Linux</w:t>
+        <w:t xml:space="preserve">Machine info: Linux runnervmgx7h7 6.17.0-1022-azure #22-Ubuntu SMP Mon Jul 27 17:24:03 UTC 2026 x86_64 x86_64 x86_64 GNU/Linux</w:t>
       </w:r>
     </w:p>
     <w:bookmarkStart w:id="20" w:name="note-to-students"/>
@@ -3229,7 +3229,7 @@
         <w:rPr>
           <w:rStyle w:val="ExtensionTok"/>
         </w:rPr>
-        <w:t xml:space="preserve">tests/lab-test.c:32:test_get_greeting:PASS</w:t>
+        <w:t xml:space="preserve">tests/lab-test.c:43:test_get_greeting:PASS</w:t>
       </w:r>
       <w:r>
         <w:br/>
@@ -3268,7 +3268,7 @@
         <w:rPr>
           <w:rStyle w:val="ExtensionTok"/>
         </w:rPr>
-        <w:t xml:space="preserve">tests/lab-test.c:33:test_product:PASS</w:t>
+        <w:t xml:space="preserve">tests/lab-test.c:44:test_product:PASS</w:t>
       </w:r>
       <w:r>
         <w:br/>
@@ -3307,7 +3307,7 @@
         <w:rPr>
           <w:rStyle w:val="ExtensionTok"/>
         </w:rPr>
-        <w:t xml:space="preserve">tests/lab-test.c:34:test_incorrect_sum:PASS</w:t>
+        <w:t xml:space="preserve">tests/lab-test.c:45:test_incorrect_sum:PASS</w:t>
       </w:r>
       <w:r>
         <w:br/>
@@ -3391,7 +3391,7 @@
         <w:rPr>
           <w:rStyle w:val="ExtensionTok"/>
         </w:rPr>
-        <w:t xml:space="preserve">tests/lab-test.c:32:test_get_greeting:PASS</w:t>
+        <w:t xml:space="preserve">tests/lab-test.c:43:test_get_greeting:PASS</w:t>
       </w:r>
       <w:r>
         <w:br/>
@@ -3430,7 +3430,7 @@
         <w:rPr>
           <w:rStyle w:val="ExtensionTok"/>
         </w:rPr>
-        <w:t xml:space="preserve">tests/lab-test.c:33:test_product:PASS</w:t>
+        <w:t xml:space="preserve">tests/lab-test.c:44:test_product:PASS</w:t>
       </w:r>
       <w:r>
         <w:br/>
@@ -3469,7 +3469,7 @@
         <w:rPr>
           <w:rStyle w:val="ExtensionTok"/>
         </w:rPr>
-        <w:t xml:space="preserve">tests/lab-test.c:34:test_incorrect_sum:PASS</w:t>
+        <w:t xml:space="preserve">tests/lab-test.c:45:test_incorrect_sum:PASS</w:t>
       </w:r>
       <w:r>
         <w:br/>
@@ -4150,7 +4150,7 @@
         <w:rPr>
           <w:rStyle w:val="ExtensionTok"/>
         </w:rPr>
-        <w:t xml:space="preserve">tests/lab-test.c:32:test_get_greeting:PASS</w:t>
+        <w:t xml:space="preserve">tests/lab-test.c:43:test_get_greeting:PASS</w:t>
       </w:r>
       <w:r>
         <w:br/>
@@ -4189,7 +4189,7 @@
         <w:rPr>
           <w:rStyle w:val="ExtensionTok"/>
         </w:rPr>
-        <w:t xml:space="preserve">tests/lab-test.c:33:test_product:PASS</w:t>
+        <w:t xml:space="preserve">tests/lab-test.c:44:test_product:PASS</w:t>
       </w:r>
       <w:r>
         <w:br/>
@@ -4228,7 +4228,7 @@
         <w:rPr>
           <w:rStyle w:val="ExtensionTok"/>
         </w:rPr>
-        <w:t xml:space="preserve">tests/lab-test.c:34:test_incorrect_sum:PASS</w:t>
+        <w:t xml:space="preserve">tests/lab-test.c:45:test_incorrect_sum:PASS</w:t>
       </w:r>
       <w:r>
         <w:br/>
@@ -5291,6 +5291,159 @@
         <w:rPr>
           <w:rStyle w:val="CommentTok"/>
         </w:rPr>
+        <w:t xml:space="preserve">/**</w:t>
+      </w:r>
+      <w:r>
+        <w:br/>
+      </w:r>
+      <w:r>
+        <w:rPr>
+          <w:rStyle w:val="CommentTok"/>
+        </w:rPr>
+        <w:t xml:space="preserve"> * </w:t>
+      </w:r>
+      <w:r>
+        <w:rPr>
+          <w:rStyle w:val="AnnotationTok"/>
+        </w:rPr>
+        <w:t xml:space="preserve">@brief</w:t>
+      </w:r>
+      <w:r>
+        <w:rPr>
+          <w:rStyle w:val="CommentTok"/>
+        </w:rPr>
+        <w:t xml:space="preserve"> Calculates the product of two integers.</w:t>
+      </w:r>
+      <w:r>
+        <w:br/>
+      </w:r>
+      <w:r>
+        <w:rPr>
+          <w:rStyle w:val="CommentTok"/>
+        </w:rPr>
+        <w:t xml:space="preserve"> *</w:t>
+      </w:r>
+      <w:r>
+        <w:br/>
+      </w:r>
+      <w:r>
+        <w:rPr>
+          <w:rStyle w:val="CommentTok"/>
+        </w:rPr>
+        <w:t xml:space="preserve"> * Multiplies the two provided integers and returns the result.</w:t>
+      </w:r>
+      <w:r>
+        <w:br/>
+      </w:r>
+      <w:r>
+        <w:rPr>
+          <w:rStyle w:val="CommentTok"/>
+        </w:rPr>
+        <w:t xml:space="preserve"> *</w:t>
+      </w:r>
+      <w:r>
+        <w:br/>
+      </w:r>
+      <w:r>
+        <w:rPr>
+          <w:rStyle w:val="CommentTok"/>
+        </w:rPr>
+        <w:t xml:space="preserve"> * </w:t>
+      </w:r>
+      <w:r>
+        <w:rPr>
+          <w:rStyle w:val="AnnotationTok"/>
+        </w:rPr>
+        <w:t xml:space="preserve">@param</w:t>
+      </w:r>
+      <w:r>
+        <w:rPr>
+          <w:rStyle w:val="CommentTok"/>
+        </w:rPr>
+        <w:t xml:space="preserve"> </w:t>
+      </w:r>
+      <w:r>
+        <w:rPr>
+          <w:rStyle w:val="CommentVarTok"/>
+        </w:rPr>
+        <w:t xml:space="preserve">a</w:t>
+      </w:r>
+      <w:r>
+        <w:rPr>
+          <w:rStyle w:val="CommentTok"/>
+        </w:rPr>
+        <w:t xml:space="preserve"> The first integer.</w:t>
+      </w:r>
+      <w:r>
+        <w:br/>
+      </w:r>
+      <w:r>
+        <w:rPr>
+          <w:rStyle w:val="CommentTok"/>
+        </w:rPr>
+        <w:t xml:space="preserve"> * </w:t>
+      </w:r>
+      <w:r>
+        <w:rPr>
+          <w:rStyle w:val="AnnotationTok"/>
+        </w:rPr>
+        <w:t xml:space="preserve">@param</w:t>
+      </w:r>
+      <w:r>
+        <w:rPr>
+          <w:rStyle w:val="CommentTok"/>
+        </w:rPr>
+        <w:t xml:space="preserve"> </w:t>
+      </w:r>
+      <w:r>
+        <w:rPr>
+          <w:rStyle w:val="CommentVarTok"/>
+        </w:rPr>
+        <w:t xml:space="preserve">b</w:t>
+      </w:r>
+      <w:r>
+        <w:rPr>
+          <w:rStyle w:val="CommentTok"/>
+        </w:rPr>
+        <w:t xml:space="preserve"> The second integer.</w:t>
+      </w:r>
+      <w:r>
+        <w:br/>
+      </w:r>
+      <w:r>
+        <w:rPr>
+          <w:rStyle w:val="CommentTok"/>
+        </w:rPr>
+        <w:t xml:space="preserve"> * </w:t>
+      </w:r>
+      <w:r>
+        <w:rPr>
+          <w:rStyle w:val="AnnotationTok"/>
+        </w:rPr>
+        <w:t xml:space="preserve">@return</w:t>
+      </w:r>
+      <w:r>
+        <w:rPr>
+          <w:rStyle w:val="CommentTok"/>
+        </w:rPr>
+        <w:t xml:space="preserve"> The product of a and b.</w:t>
+      </w:r>
+      <w:r>
+        <w:br/>
+      </w:r>
+      <w:r>
+        <w:rPr>
+          <w:rStyle w:val="CommentTok"/>
+        </w:rPr>
+        <w:t xml:space="preserve"> */</w:t>
+      </w:r>
+      <w:r>
+        <w:br/>
+      </w:r>
+      <w:r>
+        <w:rPr>
+          <w:rStyle w:val="CommentTok"/>
+        </w:rPr>
         <w:t xml:space="preserve">// cppcheck-suppress unusedFunction</w:t>
       </w:r>
       <w:r>
@@ -5418,6 +5571,168 @@
       </w:r>
       <w:r>
         <w:br/>
+      </w:r>
+      <w:r>
+        <w:br/>
+      </w:r>
+      <w:r>
+        <w:rPr>
+          <w:rStyle w:val="CommentTok"/>
+        </w:rPr>
+        <w:t xml:space="preserve">/**</w:t>
+      </w:r>
+      <w:r>
+        <w:br/>
+      </w:r>
+      <w:r>
+        <w:rPr>
+          <w:rStyle w:val="CommentTok"/>
+        </w:rPr>
+        <w:t xml:space="preserve"> * </w:t>
+      </w:r>
+      <w:r>
+        <w:rPr>
+          <w:rStyle w:val="AnnotationTok"/>
+        </w:rPr>
+        <w:t xml:space="preserve">@brief</w:t>
+      </w:r>
+      <w:r>
+        <w:rPr>
+          <w:rStyle w:val="CommentTok"/>
+        </w:rPr>
+        <w:t xml:space="preserve"> Calculates an intentionally incorrect sum of two integers.</w:t>
+      </w:r>
+      <w:r>
+        <w:br/>
+      </w:r>
+      <w:r>
+        <w:rPr>
+          <w:rStyle w:val="CommentTok"/>
+        </w:rPr>
+        <w:t xml:space="preserve"> *</w:t>
+      </w:r>
+      <w:r>
+        <w:br/>
+      </w:r>
+      <w:r>
+        <w:rPr>
+          <w:rStyle w:val="CommentTok"/>
+        </w:rPr>
+        <w:t xml:space="preserve"> * Adds the two provided integers and intentionally increases the result by one.</w:t>
+      </w:r>
+      <w:r>
+        <w:br/>
+      </w:r>
+      <w:r>
+        <w:rPr>
+          <w:rStyle w:val="CommentTok"/>
+        </w:rPr>
+        <w:t xml:space="preserve"> * This function is used to demonstrate a failing unit test.</w:t>
+      </w:r>
+      <w:r>
+        <w:br/>
+      </w:r>
+      <w:r>
+        <w:rPr>
+          <w:rStyle w:val="CommentTok"/>
+        </w:rPr>
+        <w:t xml:space="preserve"> *</w:t>
+      </w:r>
+      <w:r>
+        <w:br/>
+      </w:r>
+      <w:r>
+        <w:rPr>
+          <w:rStyle w:val="CommentTok"/>
+        </w:rPr>
+        <w:t xml:space="preserve"> * </w:t>
+      </w:r>
+      <w:r>
+        <w:rPr>
+          <w:rStyle w:val="AnnotationTok"/>
+        </w:rPr>
+        <w:t xml:space="preserve">@param</w:t>
+      </w:r>
+      <w:r>
+        <w:rPr>
+          <w:rStyle w:val="CommentTok"/>
+        </w:rPr>
+        <w:t xml:space="preserve"> </w:t>
+      </w:r>
+      <w:r>
+        <w:rPr>
+          <w:rStyle w:val="CommentVarTok"/>
+        </w:rPr>
+        <w:t xml:space="preserve">a</w:t>
+      </w:r>
+      <w:r>
+        <w:rPr>
+          <w:rStyle w:val="CommentTok"/>
+        </w:rPr>
+        <w:t xml:space="preserve"> The first integer.</w:t>
+      </w:r>
+      <w:r>
+        <w:br/>
+      </w:r>
+      <w:r>
+        <w:rPr>
+          <w:rStyle w:val="CommentTok"/>
+        </w:rPr>
+        <w:t xml:space="preserve"> * </w:t>
+      </w:r>
+      <w:r>
+        <w:rPr>
+          <w:rStyle w:val="AnnotationTok"/>
+        </w:rPr>
+        <w:t xml:space="preserve">@param</w:t>
+      </w:r>
+      <w:r>
+        <w:rPr>
+          <w:rStyle w:val="CommentTok"/>
+        </w:rPr>
+        <w:t xml:space="preserve"> </w:t>
+      </w:r>
+      <w:r>
+        <w:rPr>
+          <w:rStyle w:val="CommentVarTok"/>
+        </w:rPr>
+        <w:t xml:space="preserve">b</w:t>
+      </w:r>
+      <w:r>
+        <w:rPr>
+          <w:rStyle w:val="CommentTok"/>
+        </w:rPr>
+        <w:t xml:space="preserve"> The second integer.</w:t>
+      </w:r>
+      <w:r>
+        <w:br/>
+      </w:r>
+      <w:r>
+        <w:rPr>
+          <w:rStyle w:val="CommentTok"/>
+        </w:rPr>
+        <w:t xml:space="preserve"> * </w:t>
+      </w:r>
+      <w:r>
+        <w:rPr>
+          <w:rStyle w:val="AnnotationTok"/>
+        </w:rPr>
+        <w:t xml:space="preserve">@return</w:t>
+      </w:r>
+      <w:r>
+        <w:rPr>
+          <w:rStyle w:val="CommentTok"/>
+        </w:rPr>
+        <w:t xml:space="preserve"> An intentionally incorrect sum of a and b.</w:t>
+      </w:r>
+      <w:r>
+        <w:br/>
+      </w:r>
+      <w:r>
+        <w:rPr>
+          <w:rStyle w:val="CommentTok"/>
+        </w:rPr>
+        <w:t xml:space="preserve"> */</w:t>
       </w:r>
       <w:r>
         <w:br/>
@@ -7225,6 +7540,63 @@
       </w:r>
       <w:r>
         <w:rPr>
+          <w:rStyle w:val="CommentTok"/>
+        </w:rPr>
+        <w:t xml:space="preserve">/**</w:t>
+      </w:r>
+      <w:r>
+        <w:br/>
+      </w:r>
+      <w:r>
+        <w:rPr>
+          <w:rStyle w:val="CommentTok"/>
+        </w:rPr>
+        <w:t xml:space="preserve"> * </w:t>
+      </w:r>
+      <w:r>
+        <w:rPr>
+          <w:rStyle w:val="AnnotationTok"/>
+        </w:rPr>
+        <w:t xml:space="preserve">@brief</w:t>
+      </w:r>
+      <w:r>
+        <w:rPr>
+          <w:rStyle w:val="CommentTok"/>
+        </w:rPr>
+        <w:t xml:space="preserve"> Tests that the product function correctly multiplies two integers.</w:t>
+      </w:r>
+      <w:r>
+        <w:br/>
+      </w:r>
+      <w:r>
+        <w:rPr>
+          <w:rStyle w:val="CommentTok"/>
+        </w:rPr>
+        <w:t xml:space="preserve"> *</w:t>
+      </w:r>
+      <w:r>
+        <w:br/>
+      </w:r>
+      <w:r>
+        <w:rPr>
+          <w:rStyle w:val="CommentTok"/>
+        </w:rPr>
+        <w:t xml:space="preserve"> * Verifies that multiplying 2 by 3 returns the expected result of 6.</w:t>
+      </w:r>
+      <w:r>
+        <w:br/>
+      </w:r>
+      <w:r>
+        <w:rPr>
+          <w:rStyle w:val="CommentTok"/>
+        </w:rPr>
+        <w:t xml:space="preserve"> */</w:t>
+      </w:r>
+      <w:r>
+        <w:br/>
+      </w:r>
+      <w:r>
+        <w:rPr>
           <w:rStyle w:val="DataTypeTok"/>
         </w:rPr>
         <w:t xml:space="preserve">void</w:t>
@@ -7345,6 +7717,72 @@
       </w:r>
       <w:r>
         <w:br/>
+      </w:r>
+      <w:r>
+        <w:br/>
+      </w:r>
+      <w:r>
+        <w:rPr>
+          <w:rStyle w:val="CommentTok"/>
+        </w:rPr>
+        <w:t xml:space="preserve">/**</w:t>
+      </w:r>
+      <w:r>
+        <w:br/>
+      </w:r>
+      <w:r>
+        <w:rPr>
+          <w:rStyle w:val="CommentTok"/>
+        </w:rPr>
+        <w:t xml:space="preserve"> * </w:t>
+      </w:r>
+      <w:r>
+        <w:rPr>
+          <w:rStyle w:val="AnnotationTok"/>
+        </w:rPr>
+        <w:t xml:space="preserve">@brief</w:t>
+      </w:r>
+      <w:r>
+        <w:rPr>
+          <w:rStyle w:val="CommentTok"/>
+        </w:rPr>
+        <w:t xml:space="preserve"> Tests the expected behavior of the intentionally incorrect sum function.</w:t>
+      </w:r>
+      <w:r>
+        <w:br/>
+      </w:r>
+      <w:r>
+        <w:rPr>
+          <w:rStyle w:val="CommentTok"/>
+        </w:rPr>
+        <w:t xml:space="preserve"> *</w:t>
+      </w:r>
+      <w:r>
+        <w:br/>
+      </w:r>
+      <w:r>
+        <w:rPr>
+          <w:rStyle w:val="CommentTok"/>
+        </w:rPr>
+        <w:t xml:space="preserve"> * Verifies that adding 2 and 3 using incorrect_sum returns the intentionally</w:t>
+      </w:r>
+      <w:r>
+        <w:br/>
+      </w:r>
+      <w:r>
+        <w:rPr>
+          <w:rStyle w:val="CommentTok"/>
+        </w:rPr>
+        <w:t xml:space="preserve"> * incorrect result of 6.</w:t>
+      </w:r>
+      <w:r>
+        <w:br/>
+      </w:r>
+      <w:r>
+        <w:rPr>
+          <w:rStyle w:val="CommentTok"/>
+        </w:rPr>
+        <w:t xml:space="preserve"> */</w:t>
       </w:r>
       <w:r>
         <w:br/>
@@ -7672,7 +8110,7 @@
         <w:pStyle w:val="FirstParagraph"/>
       </w:pPr>
       <w:r>
-        <w:t xml:space="preserve">Report generated on 08/27/2026 at 04:46:36</w:t>
+        <w:t xml:space="preserve">Report generated on 08/27/2026 at 04:53:31</w:t>
       </w:r>
     </w:p>
     <w:p>
@@ -7697,7 +8135,7 @@
         <w:pStyle w:val="FirstParagraph"/>
       </w:pPr>
       <w:r>
-        <w:t xml:space="preserve">SHA-256 Hash of the report: 446121ebf238b2510a870d2a9211a78a854125f337ab44cf3c07bec81db96fb9</w:t>
+        <w:t xml:space="preserve">SHA-256 Hash of the report: a922e1d9ba16eb78d1fddd3a9b17e32c35d3b6db079c5aafd345ef64110b1679</w:t>
       </w:r>
     </w:p>
     <w:p>

--- a/submission-report.docx
+++ b/submission-report.docx
@@ -19,7 +19,7 @@
         </w:numPr>
       </w:pPr>
       <w:r>
-        <w:t xml:space="preserve">Submission generated at 08/27/2026 at 04:53:30</w:t>
+        <w:t xml:space="preserve">Submission generated at 09/03/2026 at 11:04:17</w:t>
       </w:r>
     </w:p>
     <w:p>
@@ -30,7 +30,7 @@
         </w:numPr>
       </w:pPr>
       <w:r>
-        <w:t xml:space="preserve">Machine info: Linux runnervmgx7h7 6.17.0-1022-azure #22-Ubuntu SMP Mon Jul 27 17:24:03 UTC 2026 x86_64 x86_64 x86_64 GNU/Linux</w:t>
+        <w:t xml:space="preserve">Machine info: Linux onyx.boisestate.edu 5.14.0-687.12.1.el9_8.x86_64 #1 SMP PREEMPT_DYNAMIC Mon May 25 06:29:57 EDT 2026 x86_64 x86_64 x86_64 GNU/Linux</w:t>
       </w:r>
     </w:p>
     <w:bookmarkStart w:id="20" w:name="note-to-students"/>
@@ -93,7 +93,7 @@
     </w:p>
     <w:bookmarkEnd w:id="21"/>
     <w:bookmarkEnd w:id="22"/>
-    <w:bookmarkStart w:id="37" w:name="project-0"/>
+    <w:bookmarkStart w:id="36" w:name="project-0"/>
     <w:p>
       <w:pPr>
         <w:pStyle w:val="Heading1"/>
@@ -104,11 +104,11 @@
     </w:p>
     <w:p>
       <w:pPr>
-        <w:pStyle w:val="Compact"/>
         <w:numPr>
           <w:ilvl w:val="0"/>
           <w:numId w:val="1002"/>
         </w:numPr>
+        <w:pStyle w:val="Compact"/>
       </w:pPr>
       <w:r>
         <w:t xml:space="preserve">Name: Sam Wilcox</w:t>
@@ -116,11 +116,11 @@
     </w:p>
     <w:p>
       <w:pPr>
-        <w:pStyle w:val="Compact"/>
         <w:numPr>
           <w:ilvl w:val="0"/>
           <w:numId w:val="1002"/>
         </w:numPr>
+        <w:pStyle w:val="Compact"/>
       </w:pPr>
       <w:r>
         <w:t xml:space="preserve">Email: samwilcox@u.boisestate.edu</w:t>
@@ -128,11 +128,11 @@
     </w:p>
     <w:p>
       <w:pPr>
-        <w:pStyle w:val="Compact"/>
         <w:numPr>
           <w:ilvl w:val="0"/>
           <w:numId w:val="1002"/>
         </w:numPr>
+        <w:pStyle w:val="Compact"/>
       </w:pPr>
       <w:r>
         <w:t xml:space="preserve">Class: CS425-001</w:t>
@@ -265,7 +265,7 @@
         <w:rPr>
           <w:rStyle w:val="StringTok"/>
         </w:rPr>
-        <w:t xml:space="preserve">'/home/runner/work/P0Lab/P0Lab'</w:t>
+        <w:t xml:space="preserve">'/home/SAMWILCOX/Documents/git/P0Lab'</w:t>
       </w:r>
       <w:r>
         <w:br/>
@@ -385,6 +385,138 @@
         <w:rPr>
           <w:rStyle w:val="NormalTok"/>
         </w:rPr>
+        <w:t xml:space="preserve"> src/lab.c </w:t>
+      </w:r>
+      <w:r>
+        <w:rPr>
+          <w:rStyle w:val="AttributeTok"/>
+        </w:rPr>
+        <w:t xml:space="preserve">-o</w:t>
+      </w:r>
+      <w:r>
+        <w:rPr>
+          <w:rStyle w:val="NormalTok"/>
+        </w:rPr>
+        <w:t xml:space="preserve"> build/debug/lab.c.o</w:t>
+      </w:r>
+      <w:r>
+        <w:br/>
+      </w:r>
+      <w:r>
+        <w:rPr>
+          <w:rStyle w:val="FunctionTok"/>
+        </w:rPr>
+        <w:t xml:space="preserve">mkdir</w:t>
+      </w:r>
+      <w:r>
+        <w:rPr>
+          <w:rStyle w:val="NormalTok"/>
+        </w:rPr>
+        <w:t xml:space="preserve"> </w:t>
+      </w:r>
+      <w:r>
+        <w:rPr>
+          <w:rStyle w:val="AttributeTok"/>
+        </w:rPr>
+        <w:t xml:space="preserve">-p</w:t>
+      </w:r>
+      <w:r>
+        <w:rPr>
+          <w:rStyle w:val="NormalTok"/>
+        </w:rPr>
+        <w:t xml:space="preserve"> build/debug</w:t>
+      </w:r>
+      <w:r>
+        <w:br/>
+      </w:r>
+      <w:r>
+        <w:rPr>
+          <w:rStyle w:val="FunctionTok"/>
+        </w:rPr>
+        <w:t xml:space="preserve">cc</w:t>
+      </w:r>
+      <w:r>
+        <w:rPr>
+          <w:rStyle w:val="NormalTok"/>
+        </w:rPr>
+        <w:t xml:space="preserve"> </w:t>
+      </w:r>
+      <w:r>
+        <w:rPr>
+          <w:rStyle w:val="AttributeTok"/>
+        </w:rPr>
+        <w:t xml:space="preserve">-g</w:t>
+      </w:r>
+      <w:r>
+        <w:rPr>
+          <w:rStyle w:val="NormalTok"/>
+        </w:rPr>
+        <w:t xml:space="preserve"> </w:t>
+      </w:r>
+      <w:r>
+        <w:rPr>
+          <w:rStyle w:val="AttributeTok"/>
+        </w:rPr>
+        <w:t xml:space="preserve">-O0</w:t>
+      </w:r>
+      <w:r>
+        <w:rPr>
+          <w:rStyle w:val="NormalTok"/>
+        </w:rPr>
+        <w:t xml:space="preserve"> </w:t>
+      </w:r>
+      <w:r>
+        <w:rPr>
+          <w:rStyle w:val="AttributeTok"/>
+        </w:rPr>
+        <w:t xml:space="preserve">-DDEBUG</w:t>
+      </w:r>
+      <w:r>
+        <w:rPr>
+          <w:rStyle w:val="NormalTok"/>
+        </w:rPr>
+        <w:t xml:space="preserve"> </w:t>
+      </w:r>
+      <w:r>
+        <w:rPr>
+          <w:rStyle w:val="AttributeTok"/>
+        </w:rPr>
+        <w:t xml:space="preserve">-fno-omit-frame-pointer</w:t>
+      </w:r>
+      <w:r>
+        <w:rPr>
+          <w:rStyle w:val="NormalTok"/>
+        </w:rPr>
+        <w:t xml:space="preserve"> </w:t>
+      </w:r>
+      <w:r>
+        <w:rPr>
+          <w:rStyle w:val="AttributeTok"/>
+        </w:rPr>
+        <w:t xml:space="preserve">-fsanitize</w:t>
+      </w:r>
+      <w:r>
+        <w:rPr>
+          <w:rStyle w:val="OperatorTok"/>
+        </w:rPr>
+        <w:t xml:space="preserve">=</w:t>
+      </w:r>
+      <w:r>
+        <w:rPr>
+          <w:rStyle w:val="NormalTok"/>
+        </w:rPr>
+        <w:t xml:space="preserve">address </w:t>
+      </w:r>
+      <w:r>
+        <w:rPr>
+          <w:rStyle w:val="AttributeTok"/>
+        </w:rPr>
+        <w:t xml:space="preserve">-c</w:t>
+      </w:r>
+      <w:r>
+        <w:rPr>
+          <w:rStyle w:val="NormalTok"/>
+        </w:rPr>
         <w:t xml:space="preserve"> src/main.c </w:t>
       </w:r>
       <w:r>
@@ -406,6 +538,207 @@
         <w:rPr>
           <w:rStyle w:val="FunctionTok"/>
         </w:rPr>
+        <w:t xml:space="preserve">cc</w:t>
+      </w:r>
+      <w:r>
+        <w:rPr>
+          <w:rStyle w:val="NormalTok"/>
+        </w:rPr>
+        <w:t xml:space="preserve"> </w:t>
+      </w:r>
+      <w:r>
+        <w:rPr>
+          <w:rStyle w:val="AttributeTok"/>
+        </w:rPr>
+        <w:t xml:space="preserve">-g</w:t>
+      </w:r>
+      <w:r>
+        <w:rPr>
+          <w:rStyle w:val="NormalTok"/>
+        </w:rPr>
+        <w:t xml:space="preserve"> </w:t>
+      </w:r>
+      <w:r>
+        <w:rPr>
+          <w:rStyle w:val="AttributeTok"/>
+        </w:rPr>
+        <w:t xml:space="preserve">-O0</w:t>
+      </w:r>
+      <w:r>
+        <w:rPr>
+          <w:rStyle w:val="NormalTok"/>
+        </w:rPr>
+        <w:t xml:space="preserve"> </w:t>
+      </w:r>
+      <w:r>
+        <w:rPr>
+          <w:rStyle w:val="AttributeTok"/>
+        </w:rPr>
+        <w:t xml:space="preserve">-DDEBUG</w:t>
+      </w:r>
+      <w:r>
+        <w:rPr>
+          <w:rStyle w:val="NormalTok"/>
+        </w:rPr>
+        <w:t xml:space="preserve"> </w:t>
+      </w:r>
+      <w:r>
+        <w:rPr>
+          <w:rStyle w:val="AttributeTok"/>
+        </w:rPr>
+        <w:t xml:space="preserve">-fno-omit-frame-pointer</w:t>
+      </w:r>
+      <w:r>
+        <w:rPr>
+          <w:rStyle w:val="NormalTok"/>
+        </w:rPr>
+        <w:t xml:space="preserve"> </w:t>
+      </w:r>
+      <w:r>
+        <w:rPr>
+          <w:rStyle w:val="AttributeTok"/>
+        </w:rPr>
+        <w:t xml:space="preserve">-fsanitize</w:t>
+      </w:r>
+      <w:r>
+        <w:rPr>
+          <w:rStyle w:val="OperatorTok"/>
+        </w:rPr>
+        <w:t xml:space="preserve">=</w:t>
+      </w:r>
+      <w:r>
+        <w:rPr>
+          <w:rStyle w:val="NormalTok"/>
+        </w:rPr>
+        <w:t xml:space="preserve">address build/debug/lab.c.o build/debug/main.c.o </w:t>
+      </w:r>
+      <w:r>
+        <w:rPr>
+          <w:rStyle w:val="AttributeTok"/>
+        </w:rPr>
+        <w:t xml:space="preserve">-o</w:t>
+      </w:r>
+      <w:r>
+        <w:rPr>
+          <w:rStyle w:val="NormalTok"/>
+        </w:rPr>
+        <w:t xml:space="preserve"> build/debug/myapp_d </w:t>
+      </w:r>
+      <w:r>
+        <w:rPr>
+          <w:rStyle w:val="AttributeTok"/>
+        </w:rPr>
+        <w:t xml:space="preserve">-fsanitize</w:t>
+      </w:r>
+      <w:r>
+        <w:rPr>
+          <w:rStyle w:val="OperatorTok"/>
+        </w:rPr>
+        <w:t xml:space="preserve">=</w:t>
+      </w:r>
+      <w:r>
+        <w:rPr>
+          <w:rStyle w:val="NormalTok"/>
+        </w:rPr>
+        <w:t xml:space="preserve">address</w:t>
+      </w:r>
+      <w:r>
+        <w:br/>
+      </w:r>
+      <w:r>
+        <w:rPr>
+          <w:rStyle w:val="VariableTok"/>
+        </w:rPr>
+        <w:t xml:space="preserve">make</w:t>
+      </w:r>
+      <w:r>
+        <w:rPr>
+          <w:rStyle w:val="OperatorTok"/>
+        </w:rPr>
+        <w:t xml:space="preserve">[</w:t>
+      </w:r>
+      <w:r>
+        <w:rPr>
+          <w:rStyle w:val="DecValTok"/>
+        </w:rPr>
+        <w:t xml:space="preserve">1</w:t>
+      </w:r>
+      <w:r>
+        <w:rPr>
+          <w:rStyle w:val="OperatorTok"/>
+        </w:rPr>
+        <w:t xml:space="preserve">]</w:t>
+      </w:r>
+      <w:r>
+        <w:rPr>
+          <w:rStyle w:val="ExtensionTok"/>
+        </w:rPr>
+        <w:t xml:space="preserve">:</w:t>
+      </w:r>
+      <w:r>
+        <w:rPr>
+          <w:rStyle w:val="NormalTok"/>
+        </w:rPr>
+        <w:t xml:space="preserve"> Leaving directory </w:t>
+      </w:r>
+      <w:r>
+        <w:rPr>
+          <w:rStyle w:val="StringTok"/>
+        </w:rPr>
+        <w:t xml:space="preserve">'/home/SAMWILCOX/Documents/git/P0Lab'</w:t>
+      </w:r>
+      <w:r>
+        <w:br/>
+      </w:r>
+      <w:r>
+        <w:rPr>
+          <w:rStyle w:val="VariableTok"/>
+        </w:rPr>
+        <w:t xml:space="preserve">make</w:t>
+      </w:r>
+      <w:r>
+        <w:rPr>
+          <w:rStyle w:val="OperatorTok"/>
+        </w:rPr>
+        <w:t xml:space="preserve">[</w:t>
+      </w:r>
+      <w:r>
+        <w:rPr>
+          <w:rStyle w:val="DecValTok"/>
+        </w:rPr>
+        <w:t xml:space="preserve">1</w:t>
+      </w:r>
+      <w:r>
+        <w:rPr>
+          <w:rStyle w:val="OperatorTok"/>
+        </w:rPr>
+        <w:t xml:space="preserve">]</w:t>
+      </w:r>
+      <w:r>
+        <w:rPr>
+          <w:rStyle w:val="ExtensionTok"/>
+        </w:rPr>
+        <w:t xml:space="preserve">:</w:t>
+      </w:r>
+      <w:r>
+        <w:rPr>
+          <w:rStyle w:val="NormalTok"/>
+        </w:rPr>
+        <w:t xml:space="preserve"> Entering directory </w:t>
+      </w:r>
+      <w:r>
+        <w:rPr>
+          <w:rStyle w:val="StringTok"/>
+        </w:rPr>
+        <w:t xml:space="preserve">'/home/SAMWILCOX/Documents/git/P0Lab'</w:t>
+      </w:r>
+      <w:r>
+        <w:br/>
+      </w:r>
+      <w:r>
+        <w:rPr>
+          <w:rStyle w:val="FunctionTok"/>
+        </w:rPr>
         <w:t xml:space="preserve">mkdir</w:t>
       </w:r>
       <w:r>
@@ -424,7 +757,7 @@
         <w:rPr>
           <w:rStyle w:val="NormalTok"/>
         </w:rPr>
-        <w:t xml:space="preserve"> build/debug</w:t>
+        <w:t xml:space="preserve"> build/release</w:t>
       </w:r>
       <w:r>
         <w:br/>
@@ -445,6 +778,921 @@
         <w:rPr>
           <w:rStyle w:val="AttributeTok"/>
         </w:rPr>
+        <w:t xml:space="preserve">-Wall</w:t>
+      </w:r>
+      <w:r>
+        <w:rPr>
+          <w:rStyle w:val="NormalTok"/>
+        </w:rPr>
+        <w:t xml:space="preserve"> </w:t>
+      </w:r>
+      <w:r>
+        <w:rPr>
+          <w:rStyle w:val="AttributeTok"/>
+        </w:rPr>
+        <w:t xml:space="preserve">-Wextra</w:t>
+      </w:r>
+      <w:r>
+        <w:rPr>
+          <w:rStyle w:val="NormalTok"/>
+        </w:rPr>
+        <w:t xml:space="preserve"> </w:t>
+      </w:r>
+      <w:r>
+        <w:rPr>
+          <w:rStyle w:val="AttributeTok"/>
+        </w:rPr>
+        <w:t xml:space="preserve">-O2</w:t>
+      </w:r>
+      <w:r>
+        <w:rPr>
+          <w:rStyle w:val="NormalTok"/>
+        </w:rPr>
+        <w:t xml:space="preserve"> </w:t>
+      </w:r>
+      <w:r>
+        <w:rPr>
+          <w:rStyle w:val="AttributeTok"/>
+        </w:rPr>
+        <w:t xml:space="preserve">-fPIE</w:t>
+      </w:r>
+      <w:r>
+        <w:rPr>
+          <w:rStyle w:val="NormalTok"/>
+        </w:rPr>
+        <w:t xml:space="preserve"> </w:t>
+      </w:r>
+      <w:r>
+        <w:rPr>
+          <w:rStyle w:val="AttributeTok"/>
+        </w:rPr>
+        <w:t xml:space="preserve">-MMD</w:t>
+      </w:r>
+      <w:r>
+        <w:rPr>
+          <w:rStyle w:val="NormalTok"/>
+        </w:rPr>
+        <w:t xml:space="preserve"> </w:t>
+      </w:r>
+      <w:r>
+        <w:rPr>
+          <w:rStyle w:val="AttributeTok"/>
+        </w:rPr>
+        <w:t xml:space="preserve">-MP</w:t>
+      </w:r>
+      <w:r>
+        <w:rPr>
+          <w:rStyle w:val="NormalTok"/>
+        </w:rPr>
+        <w:t xml:space="preserve"> </w:t>
+      </w:r>
+      <w:r>
+        <w:rPr>
+          <w:rStyle w:val="AttributeTok"/>
+        </w:rPr>
+        <w:t xml:space="preserve">-Wformat</w:t>
+      </w:r>
+      <w:r>
+        <w:rPr>
+          <w:rStyle w:val="NormalTok"/>
+        </w:rPr>
+        <w:t xml:space="preserve"> </w:t>
+      </w:r>
+      <w:r>
+        <w:rPr>
+          <w:rStyle w:val="AttributeTok"/>
+        </w:rPr>
+        <w:t xml:space="preserve">-Wformat</w:t>
+      </w:r>
+      <w:r>
+        <w:rPr>
+          <w:rStyle w:val="OperatorTok"/>
+        </w:rPr>
+        <w:t xml:space="preserve">=</w:t>
+      </w:r>
+      <w:r>
+        <w:rPr>
+          <w:rStyle w:val="NormalTok"/>
+        </w:rPr>
+        <w:t xml:space="preserve">2 </w:t>
+      </w:r>
+      <w:r>
+        <w:rPr>
+          <w:rStyle w:val="AttributeTok"/>
+        </w:rPr>
+        <w:t xml:space="preserve">-Wconversion</w:t>
+      </w:r>
+      <w:r>
+        <w:rPr>
+          <w:rStyle w:val="NormalTok"/>
+        </w:rPr>
+        <w:t xml:space="preserve"> </w:t>
+      </w:r>
+      <w:r>
+        <w:rPr>
+          <w:rStyle w:val="AttributeTok"/>
+        </w:rPr>
+        <w:t xml:space="preserve">-Wsign-conversion</w:t>
+      </w:r>
+      <w:r>
+        <w:rPr>
+          <w:rStyle w:val="NormalTok"/>
+        </w:rPr>
+        <w:t xml:space="preserve"> </w:t>
+      </w:r>
+      <w:r>
+        <w:rPr>
+          <w:rStyle w:val="AttributeTok"/>
+        </w:rPr>
+        <w:t xml:space="preserve">-Wimplicit-fallthrough</w:t>
+      </w:r>
+      <w:r>
+        <w:rPr>
+          <w:rStyle w:val="NormalTok"/>
+        </w:rPr>
+        <w:t xml:space="preserve"> </w:t>
+      </w:r>
+      <w:r>
+        <w:rPr>
+          <w:rStyle w:val="AttributeTok"/>
+        </w:rPr>
+        <w:t xml:space="preserve">-fstack-protector-strong</w:t>
+      </w:r>
+      <w:r>
+        <w:rPr>
+          <w:rStyle w:val="NormalTok"/>
+        </w:rPr>
+        <w:t xml:space="preserve"> </w:t>
+      </w:r>
+      <w:r>
+        <w:rPr>
+          <w:rStyle w:val="AttributeTok"/>
+        </w:rPr>
+        <w:t xml:space="preserve">-Werror</w:t>
+      </w:r>
+      <w:r>
+        <w:rPr>
+          <w:rStyle w:val="OperatorTok"/>
+        </w:rPr>
+        <w:t xml:space="preserve">=</w:t>
+      </w:r>
+      <w:r>
+        <w:rPr>
+          <w:rStyle w:val="NormalTok"/>
+        </w:rPr>
+        <w:t xml:space="preserve">format-security </w:t>
+      </w:r>
+      <w:r>
+        <w:rPr>
+          <w:rStyle w:val="AttributeTok"/>
+        </w:rPr>
+        <w:t xml:space="preserve">-Werror</w:t>
+      </w:r>
+      <w:r>
+        <w:rPr>
+          <w:rStyle w:val="OperatorTok"/>
+        </w:rPr>
+        <w:t xml:space="preserve">=</w:t>
+      </w:r>
+      <w:r>
+        <w:rPr>
+          <w:rStyle w:val="NormalTok"/>
+        </w:rPr>
+        <w:t xml:space="preserve">implicit </w:t>
+      </w:r>
+      <w:r>
+        <w:rPr>
+          <w:rStyle w:val="AttributeTok"/>
+        </w:rPr>
+        <w:t xml:space="preserve">-Werror</w:t>
+      </w:r>
+      <w:r>
+        <w:rPr>
+          <w:rStyle w:val="OperatorTok"/>
+        </w:rPr>
+        <w:t xml:space="preserve">=</w:t>
+      </w:r>
+      <w:r>
+        <w:rPr>
+          <w:rStyle w:val="NormalTok"/>
+        </w:rPr>
+        <w:t xml:space="preserve">incompatible-pointer-types </w:t>
+      </w:r>
+      <w:r>
+        <w:rPr>
+          <w:rStyle w:val="AttributeTok"/>
+        </w:rPr>
+        <w:t xml:space="preserve">-Werror</w:t>
+      </w:r>
+      <w:r>
+        <w:rPr>
+          <w:rStyle w:val="OperatorTok"/>
+        </w:rPr>
+        <w:t xml:space="preserve">=</w:t>
+      </w:r>
+      <w:r>
+        <w:rPr>
+          <w:rStyle w:val="NormalTok"/>
+        </w:rPr>
+        <w:t xml:space="preserve">int-conversion </w:t>
+      </w:r>
+      <w:r>
+        <w:rPr>
+          <w:rStyle w:val="AttributeTok"/>
+        </w:rPr>
+        <w:t xml:space="preserve">-c</w:t>
+      </w:r>
+      <w:r>
+        <w:rPr>
+          <w:rStyle w:val="NormalTok"/>
+        </w:rPr>
+        <w:t xml:space="preserve"> src/lab.c </w:t>
+      </w:r>
+      <w:r>
+        <w:rPr>
+          <w:rStyle w:val="AttributeTok"/>
+        </w:rPr>
+        <w:t xml:space="preserve">-o</w:t>
+      </w:r>
+      <w:r>
+        <w:rPr>
+          <w:rStyle w:val="NormalTok"/>
+        </w:rPr>
+        <w:t xml:space="preserve"> build/release/lab.c.o</w:t>
+      </w:r>
+      <w:r>
+        <w:br/>
+      </w:r>
+      <w:r>
+        <w:rPr>
+          <w:rStyle w:val="FunctionTok"/>
+        </w:rPr>
+        <w:t xml:space="preserve">mkdir</w:t>
+      </w:r>
+      <w:r>
+        <w:rPr>
+          <w:rStyle w:val="NormalTok"/>
+        </w:rPr>
+        <w:t xml:space="preserve"> </w:t>
+      </w:r>
+      <w:r>
+        <w:rPr>
+          <w:rStyle w:val="AttributeTok"/>
+        </w:rPr>
+        <w:t xml:space="preserve">-p</w:t>
+      </w:r>
+      <w:r>
+        <w:rPr>
+          <w:rStyle w:val="NormalTok"/>
+        </w:rPr>
+        <w:t xml:space="preserve"> build/release</w:t>
+      </w:r>
+      <w:r>
+        <w:br/>
+      </w:r>
+      <w:r>
+        <w:rPr>
+          <w:rStyle w:val="FunctionTok"/>
+        </w:rPr>
+        <w:t xml:space="preserve">cc</w:t>
+      </w:r>
+      <w:r>
+        <w:rPr>
+          <w:rStyle w:val="NormalTok"/>
+        </w:rPr>
+        <w:t xml:space="preserve"> </w:t>
+      </w:r>
+      <w:r>
+        <w:rPr>
+          <w:rStyle w:val="AttributeTok"/>
+        </w:rPr>
+        <w:t xml:space="preserve">-Wall</w:t>
+      </w:r>
+      <w:r>
+        <w:rPr>
+          <w:rStyle w:val="NormalTok"/>
+        </w:rPr>
+        <w:t xml:space="preserve"> </w:t>
+      </w:r>
+      <w:r>
+        <w:rPr>
+          <w:rStyle w:val="AttributeTok"/>
+        </w:rPr>
+        <w:t xml:space="preserve">-Wextra</w:t>
+      </w:r>
+      <w:r>
+        <w:rPr>
+          <w:rStyle w:val="NormalTok"/>
+        </w:rPr>
+        <w:t xml:space="preserve"> </w:t>
+      </w:r>
+      <w:r>
+        <w:rPr>
+          <w:rStyle w:val="AttributeTok"/>
+        </w:rPr>
+        <w:t xml:space="preserve">-O2</w:t>
+      </w:r>
+      <w:r>
+        <w:rPr>
+          <w:rStyle w:val="NormalTok"/>
+        </w:rPr>
+        <w:t xml:space="preserve"> </w:t>
+      </w:r>
+      <w:r>
+        <w:rPr>
+          <w:rStyle w:val="AttributeTok"/>
+        </w:rPr>
+        <w:t xml:space="preserve">-fPIE</w:t>
+      </w:r>
+      <w:r>
+        <w:rPr>
+          <w:rStyle w:val="NormalTok"/>
+        </w:rPr>
+        <w:t xml:space="preserve"> </w:t>
+      </w:r>
+      <w:r>
+        <w:rPr>
+          <w:rStyle w:val="AttributeTok"/>
+        </w:rPr>
+        <w:t xml:space="preserve">-MMD</w:t>
+      </w:r>
+      <w:r>
+        <w:rPr>
+          <w:rStyle w:val="NormalTok"/>
+        </w:rPr>
+        <w:t xml:space="preserve"> </w:t>
+      </w:r>
+      <w:r>
+        <w:rPr>
+          <w:rStyle w:val="AttributeTok"/>
+        </w:rPr>
+        <w:t xml:space="preserve">-MP</w:t>
+      </w:r>
+      <w:r>
+        <w:rPr>
+          <w:rStyle w:val="NormalTok"/>
+        </w:rPr>
+        <w:t xml:space="preserve"> </w:t>
+      </w:r>
+      <w:r>
+        <w:rPr>
+          <w:rStyle w:val="AttributeTok"/>
+        </w:rPr>
+        <w:t xml:space="preserve">-Wformat</w:t>
+      </w:r>
+      <w:r>
+        <w:rPr>
+          <w:rStyle w:val="NormalTok"/>
+        </w:rPr>
+        <w:t xml:space="preserve"> </w:t>
+      </w:r>
+      <w:r>
+        <w:rPr>
+          <w:rStyle w:val="AttributeTok"/>
+        </w:rPr>
+        <w:t xml:space="preserve">-Wformat</w:t>
+      </w:r>
+      <w:r>
+        <w:rPr>
+          <w:rStyle w:val="OperatorTok"/>
+        </w:rPr>
+        <w:t xml:space="preserve">=</w:t>
+      </w:r>
+      <w:r>
+        <w:rPr>
+          <w:rStyle w:val="NormalTok"/>
+        </w:rPr>
+        <w:t xml:space="preserve">2 </w:t>
+      </w:r>
+      <w:r>
+        <w:rPr>
+          <w:rStyle w:val="AttributeTok"/>
+        </w:rPr>
+        <w:t xml:space="preserve">-Wconversion</w:t>
+      </w:r>
+      <w:r>
+        <w:rPr>
+          <w:rStyle w:val="NormalTok"/>
+        </w:rPr>
+        <w:t xml:space="preserve"> </w:t>
+      </w:r>
+      <w:r>
+        <w:rPr>
+          <w:rStyle w:val="AttributeTok"/>
+        </w:rPr>
+        <w:t xml:space="preserve">-Wsign-conversion</w:t>
+      </w:r>
+      <w:r>
+        <w:rPr>
+          <w:rStyle w:val="NormalTok"/>
+        </w:rPr>
+        <w:t xml:space="preserve"> </w:t>
+      </w:r>
+      <w:r>
+        <w:rPr>
+          <w:rStyle w:val="AttributeTok"/>
+        </w:rPr>
+        <w:t xml:space="preserve">-Wimplicit-fallthrough</w:t>
+      </w:r>
+      <w:r>
+        <w:rPr>
+          <w:rStyle w:val="NormalTok"/>
+        </w:rPr>
+        <w:t xml:space="preserve"> </w:t>
+      </w:r>
+      <w:r>
+        <w:rPr>
+          <w:rStyle w:val="AttributeTok"/>
+        </w:rPr>
+        <w:t xml:space="preserve">-fstack-protector-strong</w:t>
+      </w:r>
+      <w:r>
+        <w:rPr>
+          <w:rStyle w:val="NormalTok"/>
+        </w:rPr>
+        <w:t xml:space="preserve"> </w:t>
+      </w:r>
+      <w:r>
+        <w:rPr>
+          <w:rStyle w:val="AttributeTok"/>
+        </w:rPr>
+        <w:t xml:space="preserve">-Werror</w:t>
+      </w:r>
+      <w:r>
+        <w:rPr>
+          <w:rStyle w:val="OperatorTok"/>
+        </w:rPr>
+        <w:t xml:space="preserve">=</w:t>
+      </w:r>
+      <w:r>
+        <w:rPr>
+          <w:rStyle w:val="NormalTok"/>
+        </w:rPr>
+        <w:t xml:space="preserve">format-security </w:t>
+      </w:r>
+      <w:r>
+        <w:rPr>
+          <w:rStyle w:val="AttributeTok"/>
+        </w:rPr>
+        <w:t xml:space="preserve">-Werror</w:t>
+      </w:r>
+      <w:r>
+        <w:rPr>
+          <w:rStyle w:val="OperatorTok"/>
+        </w:rPr>
+        <w:t xml:space="preserve">=</w:t>
+      </w:r>
+      <w:r>
+        <w:rPr>
+          <w:rStyle w:val="NormalTok"/>
+        </w:rPr>
+        <w:t xml:space="preserve">implicit </w:t>
+      </w:r>
+      <w:r>
+        <w:rPr>
+          <w:rStyle w:val="AttributeTok"/>
+        </w:rPr>
+        <w:t xml:space="preserve">-Werror</w:t>
+      </w:r>
+      <w:r>
+        <w:rPr>
+          <w:rStyle w:val="OperatorTok"/>
+        </w:rPr>
+        <w:t xml:space="preserve">=</w:t>
+      </w:r>
+      <w:r>
+        <w:rPr>
+          <w:rStyle w:val="NormalTok"/>
+        </w:rPr>
+        <w:t xml:space="preserve">incompatible-pointer-types </w:t>
+      </w:r>
+      <w:r>
+        <w:rPr>
+          <w:rStyle w:val="AttributeTok"/>
+        </w:rPr>
+        <w:t xml:space="preserve">-Werror</w:t>
+      </w:r>
+      <w:r>
+        <w:rPr>
+          <w:rStyle w:val="OperatorTok"/>
+        </w:rPr>
+        <w:t xml:space="preserve">=</w:t>
+      </w:r>
+      <w:r>
+        <w:rPr>
+          <w:rStyle w:val="NormalTok"/>
+        </w:rPr>
+        <w:t xml:space="preserve">int-conversion </w:t>
+      </w:r>
+      <w:r>
+        <w:rPr>
+          <w:rStyle w:val="AttributeTok"/>
+        </w:rPr>
+        <w:t xml:space="preserve">-c</w:t>
+      </w:r>
+      <w:r>
+        <w:rPr>
+          <w:rStyle w:val="NormalTok"/>
+        </w:rPr>
+        <w:t xml:space="preserve"> src/main.c </w:t>
+      </w:r>
+      <w:r>
+        <w:rPr>
+          <w:rStyle w:val="AttributeTok"/>
+        </w:rPr>
+        <w:t xml:space="preserve">-o</w:t>
+      </w:r>
+      <w:r>
+        <w:rPr>
+          <w:rStyle w:val="NormalTok"/>
+        </w:rPr>
+        <w:t xml:space="preserve"> build/release/main.c.o</w:t>
+      </w:r>
+      <w:r>
+        <w:br/>
+      </w:r>
+      <w:r>
+        <w:rPr>
+          <w:rStyle w:val="FunctionTok"/>
+        </w:rPr>
+        <w:t xml:space="preserve">cc</w:t>
+      </w:r>
+      <w:r>
+        <w:rPr>
+          <w:rStyle w:val="NormalTok"/>
+        </w:rPr>
+        <w:t xml:space="preserve"> </w:t>
+      </w:r>
+      <w:r>
+        <w:rPr>
+          <w:rStyle w:val="AttributeTok"/>
+        </w:rPr>
+        <w:t xml:space="preserve">-Wall</w:t>
+      </w:r>
+      <w:r>
+        <w:rPr>
+          <w:rStyle w:val="NormalTok"/>
+        </w:rPr>
+        <w:t xml:space="preserve"> </w:t>
+      </w:r>
+      <w:r>
+        <w:rPr>
+          <w:rStyle w:val="AttributeTok"/>
+        </w:rPr>
+        <w:t xml:space="preserve">-Wextra</w:t>
+      </w:r>
+      <w:r>
+        <w:rPr>
+          <w:rStyle w:val="NormalTok"/>
+        </w:rPr>
+        <w:t xml:space="preserve"> </w:t>
+      </w:r>
+      <w:r>
+        <w:rPr>
+          <w:rStyle w:val="AttributeTok"/>
+        </w:rPr>
+        <w:t xml:space="preserve">-O2</w:t>
+      </w:r>
+      <w:r>
+        <w:rPr>
+          <w:rStyle w:val="NormalTok"/>
+        </w:rPr>
+        <w:t xml:space="preserve"> </w:t>
+      </w:r>
+      <w:r>
+        <w:rPr>
+          <w:rStyle w:val="AttributeTok"/>
+        </w:rPr>
+        <w:t xml:space="preserve">-fPIE</w:t>
+      </w:r>
+      <w:r>
+        <w:rPr>
+          <w:rStyle w:val="NormalTok"/>
+        </w:rPr>
+        <w:t xml:space="preserve"> </w:t>
+      </w:r>
+      <w:r>
+        <w:rPr>
+          <w:rStyle w:val="AttributeTok"/>
+        </w:rPr>
+        <w:t xml:space="preserve">-MMD</w:t>
+      </w:r>
+      <w:r>
+        <w:rPr>
+          <w:rStyle w:val="NormalTok"/>
+        </w:rPr>
+        <w:t xml:space="preserve"> </w:t>
+      </w:r>
+      <w:r>
+        <w:rPr>
+          <w:rStyle w:val="AttributeTok"/>
+        </w:rPr>
+        <w:t xml:space="preserve">-MP</w:t>
+      </w:r>
+      <w:r>
+        <w:rPr>
+          <w:rStyle w:val="NormalTok"/>
+        </w:rPr>
+        <w:t xml:space="preserve"> </w:t>
+      </w:r>
+      <w:r>
+        <w:rPr>
+          <w:rStyle w:val="AttributeTok"/>
+        </w:rPr>
+        <w:t xml:space="preserve">-Wformat</w:t>
+      </w:r>
+      <w:r>
+        <w:rPr>
+          <w:rStyle w:val="NormalTok"/>
+        </w:rPr>
+        <w:t xml:space="preserve"> </w:t>
+      </w:r>
+      <w:r>
+        <w:rPr>
+          <w:rStyle w:val="AttributeTok"/>
+        </w:rPr>
+        <w:t xml:space="preserve">-Wformat</w:t>
+      </w:r>
+      <w:r>
+        <w:rPr>
+          <w:rStyle w:val="OperatorTok"/>
+        </w:rPr>
+        <w:t xml:space="preserve">=</w:t>
+      </w:r>
+      <w:r>
+        <w:rPr>
+          <w:rStyle w:val="NormalTok"/>
+        </w:rPr>
+        <w:t xml:space="preserve">2 </w:t>
+      </w:r>
+      <w:r>
+        <w:rPr>
+          <w:rStyle w:val="AttributeTok"/>
+        </w:rPr>
+        <w:t xml:space="preserve">-Wconversion</w:t>
+      </w:r>
+      <w:r>
+        <w:rPr>
+          <w:rStyle w:val="NormalTok"/>
+        </w:rPr>
+        <w:t xml:space="preserve"> </w:t>
+      </w:r>
+      <w:r>
+        <w:rPr>
+          <w:rStyle w:val="AttributeTok"/>
+        </w:rPr>
+        <w:t xml:space="preserve">-Wsign-conversion</w:t>
+      </w:r>
+      <w:r>
+        <w:rPr>
+          <w:rStyle w:val="NormalTok"/>
+        </w:rPr>
+        <w:t xml:space="preserve"> </w:t>
+      </w:r>
+      <w:r>
+        <w:rPr>
+          <w:rStyle w:val="AttributeTok"/>
+        </w:rPr>
+        <w:t xml:space="preserve">-Wimplicit-fallthrough</w:t>
+      </w:r>
+      <w:r>
+        <w:rPr>
+          <w:rStyle w:val="NormalTok"/>
+        </w:rPr>
+        <w:t xml:space="preserve"> </w:t>
+      </w:r>
+      <w:r>
+        <w:rPr>
+          <w:rStyle w:val="AttributeTok"/>
+        </w:rPr>
+        <w:t xml:space="preserve">-fstack-protector-strong</w:t>
+      </w:r>
+      <w:r>
+        <w:rPr>
+          <w:rStyle w:val="NormalTok"/>
+        </w:rPr>
+        <w:t xml:space="preserve"> </w:t>
+      </w:r>
+      <w:r>
+        <w:rPr>
+          <w:rStyle w:val="AttributeTok"/>
+        </w:rPr>
+        <w:t xml:space="preserve">-Werror</w:t>
+      </w:r>
+      <w:r>
+        <w:rPr>
+          <w:rStyle w:val="OperatorTok"/>
+        </w:rPr>
+        <w:t xml:space="preserve">=</w:t>
+      </w:r>
+      <w:r>
+        <w:rPr>
+          <w:rStyle w:val="NormalTok"/>
+        </w:rPr>
+        <w:t xml:space="preserve">format-security </w:t>
+      </w:r>
+      <w:r>
+        <w:rPr>
+          <w:rStyle w:val="AttributeTok"/>
+        </w:rPr>
+        <w:t xml:space="preserve">-Werror</w:t>
+      </w:r>
+      <w:r>
+        <w:rPr>
+          <w:rStyle w:val="OperatorTok"/>
+        </w:rPr>
+        <w:t xml:space="preserve">=</w:t>
+      </w:r>
+      <w:r>
+        <w:rPr>
+          <w:rStyle w:val="NormalTok"/>
+        </w:rPr>
+        <w:t xml:space="preserve">implicit </w:t>
+      </w:r>
+      <w:r>
+        <w:rPr>
+          <w:rStyle w:val="AttributeTok"/>
+        </w:rPr>
+        <w:t xml:space="preserve">-Werror</w:t>
+      </w:r>
+      <w:r>
+        <w:rPr>
+          <w:rStyle w:val="OperatorTok"/>
+        </w:rPr>
+        <w:t xml:space="preserve">=</w:t>
+      </w:r>
+      <w:r>
+        <w:rPr>
+          <w:rStyle w:val="NormalTok"/>
+        </w:rPr>
+        <w:t xml:space="preserve">incompatible-pointer-types </w:t>
+      </w:r>
+      <w:r>
+        <w:rPr>
+          <w:rStyle w:val="AttributeTok"/>
+        </w:rPr>
+        <w:t xml:space="preserve">-Werror</w:t>
+      </w:r>
+      <w:r>
+        <w:rPr>
+          <w:rStyle w:val="OperatorTok"/>
+        </w:rPr>
+        <w:t xml:space="preserve">=</w:t>
+      </w:r>
+      <w:r>
+        <w:rPr>
+          <w:rStyle w:val="NormalTok"/>
+        </w:rPr>
+        <w:t xml:space="preserve">int-conversion build/release/lab.c.o build/release/main.c.o </w:t>
+      </w:r>
+      <w:r>
+        <w:rPr>
+          <w:rStyle w:val="AttributeTok"/>
+        </w:rPr>
+        <w:t xml:space="preserve">-o</w:t>
+      </w:r>
+      <w:r>
+        <w:rPr>
+          <w:rStyle w:val="NormalTok"/>
+        </w:rPr>
+        <w:t xml:space="preserve"> build/release/myapp </w:t>
+      </w:r>
+      <w:r>
+        <w:br/>
+      </w:r>
+      <w:r>
+        <w:rPr>
+          <w:rStyle w:val="VariableTok"/>
+        </w:rPr>
+        <w:t xml:space="preserve">make</w:t>
+      </w:r>
+      <w:r>
+        <w:rPr>
+          <w:rStyle w:val="OperatorTok"/>
+        </w:rPr>
+        <w:t xml:space="preserve">[</w:t>
+      </w:r>
+      <w:r>
+        <w:rPr>
+          <w:rStyle w:val="DecValTok"/>
+        </w:rPr>
+        <w:t xml:space="preserve">1</w:t>
+      </w:r>
+      <w:r>
+        <w:rPr>
+          <w:rStyle w:val="OperatorTok"/>
+        </w:rPr>
+        <w:t xml:space="preserve">]</w:t>
+      </w:r>
+      <w:r>
+        <w:rPr>
+          <w:rStyle w:val="ExtensionTok"/>
+        </w:rPr>
+        <w:t xml:space="preserve">:</w:t>
+      </w:r>
+      <w:r>
+        <w:rPr>
+          <w:rStyle w:val="NormalTok"/>
+        </w:rPr>
+        <w:t xml:space="preserve"> Leaving directory </w:t>
+      </w:r>
+      <w:r>
+        <w:rPr>
+          <w:rStyle w:val="StringTok"/>
+        </w:rPr>
+        <w:t xml:space="preserve">'/home/SAMWILCOX/Documents/git/P0Lab'</w:t>
+      </w:r>
+      <w:r>
+        <w:br/>
+      </w:r>
+      <w:r>
+        <w:rPr>
+          <w:rStyle w:val="VariableTok"/>
+        </w:rPr>
+        <w:t xml:space="preserve">make</w:t>
+      </w:r>
+      <w:r>
+        <w:rPr>
+          <w:rStyle w:val="OperatorTok"/>
+        </w:rPr>
+        <w:t xml:space="preserve">[</w:t>
+      </w:r>
+      <w:r>
+        <w:rPr>
+          <w:rStyle w:val="DecValTok"/>
+        </w:rPr>
+        <w:t xml:space="preserve">1</w:t>
+      </w:r>
+      <w:r>
+        <w:rPr>
+          <w:rStyle w:val="OperatorTok"/>
+        </w:rPr>
+        <w:t xml:space="preserve">]</w:t>
+      </w:r>
+      <w:r>
+        <w:rPr>
+          <w:rStyle w:val="ExtensionTok"/>
+        </w:rPr>
+        <w:t xml:space="preserve">:</w:t>
+      </w:r>
+      <w:r>
+        <w:rPr>
+          <w:rStyle w:val="NormalTok"/>
+        </w:rPr>
+        <w:t xml:space="preserve"> Entering directory </w:t>
+      </w:r>
+      <w:r>
+        <w:rPr>
+          <w:rStyle w:val="StringTok"/>
+        </w:rPr>
+        <w:t xml:space="preserve">'/home/SAMWILCOX/Documents/git/P0Lab'</w:t>
+      </w:r>
+      <w:r>
+        <w:br/>
+      </w:r>
+      <w:r>
+        <w:rPr>
+          <w:rStyle w:val="FunctionTok"/>
+        </w:rPr>
+        <w:t xml:space="preserve">mkdir</w:t>
+      </w:r>
+      <w:r>
+        <w:rPr>
+          <w:rStyle w:val="NormalTok"/>
+        </w:rPr>
+        <w:t xml:space="preserve"> </w:t>
+      </w:r>
+      <w:r>
+        <w:rPr>
+          <w:rStyle w:val="AttributeTok"/>
+        </w:rPr>
+        <w:t xml:space="preserve">-p</w:t>
+      </w:r>
+      <w:r>
+        <w:rPr>
+          <w:rStyle w:val="NormalTok"/>
+        </w:rPr>
+        <w:t xml:space="preserve"> build/tests</w:t>
+      </w:r>
+      <w:r>
+        <w:br/>
+      </w:r>
+      <w:r>
+        <w:rPr>
+          <w:rStyle w:val="FunctionTok"/>
+        </w:rPr>
+        <w:t xml:space="preserve">cc</w:t>
+      </w:r>
+      <w:r>
+        <w:rPr>
+          <w:rStyle w:val="NormalTok"/>
+        </w:rPr>
+        <w:t xml:space="preserve"> </w:t>
+      </w:r>
+      <w:r>
+        <w:rPr>
+          <w:rStyle w:val="AttributeTok"/>
+        </w:rPr>
         <w:t xml:space="preserve">-g</w:t>
       </w:r>
       <w:r>
@@ -469,6 +1717,705 @@
         <w:rPr>
           <w:rStyle w:val="AttributeTok"/>
         </w:rPr>
+        <w:t xml:space="preserve">-DTEST</w:t>
+      </w:r>
+      <w:r>
+        <w:rPr>
+          <w:rStyle w:val="NormalTok"/>
+        </w:rPr>
+        <w:t xml:space="preserve"> </w:t>
+      </w:r>
+      <w:r>
+        <w:rPr>
+          <w:rStyle w:val="AttributeTok"/>
+        </w:rPr>
+        <w:t xml:space="preserve">-fprofile-arcs</w:t>
+      </w:r>
+      <w:r>
+        <w:rPr>
+          <w:rStyle w:val="NormalTok"/>
+        </w:rPr>
+        <w:t xml:space="preserve"> </w:t>
+      </w:r>
+      <w:r>
+        <w:rPr>
+          <w:rStyle w:val="AttributeTok"/>
+        </w:rPr>
+        <w:t xml:space="preserve">-ftest-coverage</w:t>
+      </w:r>
+      <w:r>
+        <w:rPr>
+          <w:rStyle w:val="NormalTok"/>
+        </w:rPr>
+        <w:t xml:space="preserve"> </w:t>
+      </w:r>
+      <w:r>
+        <w:rPr>
+          <w:rStyle w:val="AttributeTok"/>
+        </w:rPr>
+        <w:t xml:space="preserve">-c</w:t>
+      </w:r>
+      <w:r>
+        <w:rPr>
+          <w:rStyle w:val="NormalTok"/>
+        </w:rPr>
+        <w:t xml:space="preserve"> src/lab.c </w:t>
+      </w:r>
+      <w:r>
+        <w:rPr>
+          <w:rStyle w:val="AttributeTok"/>
+        </w:rPr>
+        <w:t xml:space="preserve">-o</w:t>
+      </w:r>
+      <w:r>
+        <w:rPr>
+          <w:rStyle w:val="NormalTok"/>
+        </w:rPr>
+        <w:t xml:space="preserve"> build/tests/lab.c.o</w:t>
+      </w:r>
+      <w:r>
+        <w:br/>
+      </w:r>
+      <w:r>
+        <w:rPr>
+          <w:rStyle w:val="FunctionTok"/>
+        </w:rPr>
+        <w:t xml:space="preserve">mkdir</w:t>
+      </w:r>
+      <w:r>
+        <w:rPr>
+          <w:rStyle w:val="NormalTok"/>
+        </w:rPr>
+        <w:t xml:space="preserve"> </w:t>
+      </w:r>
+      <w:r>
+        <w:rPr>
+          <w:rStyle w:val="AttributeTok"/>
+        </w:rPr>
+        <w:t xml:space="preserve">-p</w:t>
+      </w:r>
+      <w:r>
+        <w:rPr>
+          <w:rStyle w:val="NormalTok"/>
+        </w:rPr>
+        <w:t xml:space="preserve"> build/tests</w:t>
+      </w:r>
+      <w:r>
+        <w:br/>
+      </w:r>
+      <w:r>
+        <w:rPr>
+          <w:rStyle w:val="FunctionTok"/>
+        </w:rPr>
+        <w:t xml:space="preserve">cc</w:t>
+      </w:r>
+      <w:r>
+        <w:rPr>
+          <w:rStyle w:val="NormalTok"/>
+        </w:rPr>
+        <w:t xml:space="preserve"> </w:t>
+      </w:r>
+      <w:r>
+        <w:rPr>
+          <w:rStyle w:val="AttributeTok"/>
+        </w:rPr>
+        <w:t xml:space="preserve">-g</w:t>
+      </w:r>
+      <w:r>
+        <w:rPr>
+          <w:rStyle w:val="NormalTok"/>
+        </w:rPr>
+        <w:t xml:space="preserve"> </w:t>
+      </w:r>
+      <w:r>
+        <w:rPr>
+          <w:rStyle w:val="AttributeTok"/>
+        </w:rPr>
+        <w:t xml:space="preserve">-O0</w:t>
+      </w:r>
+      <w:r>
+        <w:rPr>
+          <w:rStyle w:val="NormalTok"/>
+        </w:rPr>
+        <w:t xml:space="preserve"> </w:t>
+      </w:r>
+      <w:r>
+        <w:rPr>
+          <w:rStyle w:val="AttributeTok"/>
+        </w:rPr>
+        <w:t xml:space="preserve">-DTEST</w:t>
+      </w:r>
+      <w:r>
+        <w:rPr>
+          <w:rStyle w:val="NormalTok"/>
+        </w:rPr>
+        <w:t xml:space="preserve"> </w:t>
+      </w:r>
+      <w:r>
+        <w:rPr>
+          <w:rStyle w:val="AttributeTok"/>
+        </w:rPr>
+        <w:t xml:space="preserve">-fprofile-arcs</w:t>
+      </w:r>
+      <w:r>
+        <w:rPr>
+          <w:rStyle w:val="NormalTok"/>
+        </w:rPr>
+        <w:t xml:space="preserve"> </w:t>
+      </w:r>
+      <w:r>
+        <w:rPr>
+          <w:rStyle w:val="AttributeTok"/>
+        </w:rPr>
+        <w:t xml:space="preserve">-ftest-coverage</w:t>
+      </w:r>
+      <w:r>
+        <w:rPr>
+          <w:rStyle w:val="NormalTok"/>
+        </w:rPr>
+        <w:t xml:space="preserve"> </w:t>
+      </w:r>
+      <w:r>
+        <w:rPr>
+          <w:rStyle w:val="AttributeTok"/>
+        </w:rPr>
+        <w:t xml:space="preserve">-c</w:t>
+      </w:r>
+      <w:r>
+        <w:rPr>
+          <w:rStyle w:val="NormalTok"/>
+        </w:rPr>
+        <w:t xml:space="preserve"> src/main.c </w:t>
+      </w:r>
+      <w:r>
+        <w:rPr>
+          <w:rStyle w:val="AttributeTok"/>
+        </w:rPr>
+        <w:t xml:space="preserve">-o</w:t>
+      </w:r>
+      <w:r>
+        <w:rPr>
+          <w:rStyle w:val="NormalTok"/>
+        </w:rPr>
+        <w:t xml:space="preserve"> build/tests/main.c.o</w:t>
+      </w:r>
+      <w:r>
+        <w:br/>
+      </w:r>
+      <w:r>
+        <w:rPr>
+          <w:rStyle w:val="FunctionTok"/>
+        </w:rPr>
+        <w:t xml:space="preserve">mkdir</w:t>
+      </w:r>
+      <w:r>
+        <w:rPr>
+          <w:rStyle w:val="NormalTok"/>
+        </w:rPr>
+        <w:t xml:space="preserve"> </w:t>
+      </w:r>
+      <w:r>
+        <w:rPr>
+          <w:rStyle w:val="AttributeTok"/>
+        </w:rPr>
+        <w:t xml:space="preserve">-p</w:t>
+      </w:r>
+      <w:r>
+        <w:rPr>
+          <w:rStyle w:val="NormalTok"/>
+        </w:rPr>
+        <w:t xml:space="preserve"> build/tests/harness/</w:t>
+      </w:r>
+      <w:r>
+        <w:br/>
+      </w:r>
+      <w:r>
+        <w:rPr>
+          <w:rStyle w:val="FunctionTok"/>
+        </w:rPr>
+        <w:t xml:space="preserve">cc</w:t>
+      </w:r>
+      <w:r>
+        <w:rPr>
+          <w:rStyle w:val="NormalTok"/>
+        </w:rPr>
+        <w:t xml:space="preserve"> </w:t>
+      </w:r>
+      <w:r>
+        <w:rPr>
+          <w:rStyle w:val="AttributeTok"/>
+        </w:rPr>
+        <w:t xml:space="preserve">-g</w:t>
+      </w:r>
+      <w:r>
+        <w:rPr>
+          <w:rStyle w:val="NormalTok"/>
+        </w:rPr>
+        <w:t xml:space="preserve"> </w:t>
+      </w:r>
+      <w:r>
+        <w:rPr>
+          <w:rStyle w:val="AttributeTok"/>
+        </w:rPr>
+        <w:t xml:space="preserve">-O0</w:t>
+      </w:r>
+      <w:r>
+        <w:rPr>
+          <w:rStyle w:val="NormalTok"/>
+        </w:rPr>
+        <w:t xml:space="preserve"> </w:t>
+      </w:r>
+      <w:r>
+        <w:rPr>
+          <w:rStyle w:val="AttributeTok"/>
+        </w:rPr>
+        <w:t xml:space="preserve">-DTEST</w:t>
+      </w:r>
+      <w:r>
+        <w:rPr>
+          <w:rStyle w:val="NormalTok"/>
+        </w:rPr>
+        <w:t xml:space="preserve"> </w:t>
+      </w:r>
+      <w:r>
+        <w:rPr>
+          <w:rStyle w:val="AttributeTok"/>
+        </w:rPr>
+        <w:t xml:space="preserve">-fprofile-arcs</w:t>
+      </w:r>
+      <w:r>
+        <w:rPr>
+          <w:rStyle w:val="NormalTok"/>
+        </w:rPr>
+        <w:t xml:space="preserve"> </w:t>
+      </w:r>
+      <w:r>
+        <w:rPr>
+          <w:rStyle w:val="AttributeTok"/>
+        </w:rPr>
+        <w:t xml:space="preserve">-ftest-coverage</w:t>
+      </w:r>
+      <w:r>
+        <w:rPr>
+          <w:rStyle w:val="NormalTok"/>
+        </w:rPr>
+        <w:t xml:space="preserve"> </w:t>
+      </w:r>
+      <w:r>
+        <w:rPr>
+          <w:rStyle w:val="AttributeTok"/>
+        </w:rPr>
+        <w:t xml:space="preserve">-c</w:t>
+      </w:r>
+      <w:r>
+        <w:rPr>
+          <w:rStyle w:val="NormalTok"/>
+        </w:rPr>
+        <w:t xml:space="preserve"> tests/harness/unity.c </w:t>
+      </w:r>
+      <w:r>
+        <w:rPr>
+          <w:rStyle w:val="AttributeTok"/>
+        </w:rPr>
+        <w:t xml:space="preserve">-o</w:t>
+      </w:r>
+      <w:r>
+        <w:rPr>
+          <w:rStyle w:val="NormalTok"/>
+        </w:rPr>
+        <w:t xml:space="preserve"> build/tests/harness/unity.c.o</w:t>
+      </w:r>
+      <w:r>
+        <w:br/>
+      </w:r>
+      <w:r>
+        <w:rPr>
+          <w:rStyle w:val="FunctionTok"/>
+        </w:rPr>
+        <w:t xml:space="preserve">mkdir</w:t>
+      </w:r>
+      <w:r>
+        <w:rPr>
+          <w:rStyle w:val="NormalTok"/>
+        </w:rPr>
+        <w:t xml:space="preserve"> </w:t>
+      </w:r>
+      <w:r>
+        <w:rPr>
+          <w:rStyle w:val="AttributeTok"/>
+        </w:rPr>
+        <w:t xml:space="preserve">-p</w:t>
+      </w:r>
+      <w:r>
+        <w:rPr>
+          <w:rStyle w:val="NormalTok"/>
+        </w:rPr>
+        <w:t xml:space="preserve"> build/tests/</w:t>
+      </w:r>
+      <w:r>
+        <w:br/>
+      </w:r>
+      <w:r>
+        <w:rPr>
+          <w:rStyle w:val="FunctionTok"/>
+        </w:rPr>
+        <w:t xml:space="preserve">cc</w:t>
+      </w:r>
+      <w:r>
+        <w:rPr>
+          <w:rStyle w:val="NormalTok"/>
+        </w:rPr>
+        <w:t xml:space="preserve"> </w:t>
+      </w:r>
+      <w:r>
+        <w:rPr>
+          <w:rStyle w:val="AttributeTok"/>
+        </w:rPr>
+        <w:t xml:space="preserve">-g</w:t>
+      </w:r>
+      <w:r>
+        <w:rPr>
+          <w:rStyle w:val="NormalTok"/>
+        </w:rPr>
+        <w:t xml:space="preserve"> </w:t>
+      </w:r>
+      <w:r>
+        <w:rPr>
+          <w:rStyle w:val="AttributeTok"/>
+        </w:rPr>
+        <w:t xml:space="preserve">-O0</w:t>
+      </w:r>
+      <w:r>
+        <w:rPr>
+          <w:rStyle w:val="NormalTok"/>
+        </w:rPr>
+        <w:t xml:space="preserve"> </w:t>
+      </w:r>
+      <w:r>
+        <w:rPr>
+          <w:rStyle w:val="AttributeTok"/>
+        </w:rPr>
+        <w:t xml:space="preserve">-DTEST</w:t>
+      </w:r>
+      <w:r>
+        <w:rPr>
+          <w:rStyle w:val="NormalTok"/>
+        </w:rPr>
+        <w:t xml:space="preserve"> </w:t>
+      </w:r>
+      <w:r>
+        <w:rPr>
+          <w:rStyle w:val="AttributeTok"/>
+        </w:rPr>
+        <w:t xml:space="preserve">-fprofile-arcs</w:t>
+      </w:r>
+      <w:r>
+        <w:rPr>
+          <w:rStyle w:val="NormalTok"/>
+        </w:rPr>
+        <w:t xml:space="preserve"> </w:t>
+      </w:r>
+      <w:r>
+        <w:rPr>
+          <w:rStyle w:val="AttributeTok"/>
+        </w:rPr>
+        <w:t xml:space="preserve">-ftest-coverage</w:t>
+      </w:r>
+      <w:r>
+        <w:rPr>
+          <w:rStyle w:val="NormalTok"/>
+        </w:rPr>
+        <w:t xml:space="preserve"> </w:t>
+      </w:r>
+      <w:r>
+        <w:rPr>
+          <w:rStyle w:val="AttributeTok"/>
+        </w:rPr>
+        <w:t xml:space="preserve">-c</w:t>
+      </w:r>
+      <w:r>
+        <w:rPr>
+          <w:rStyle w:val="NormalTok"/>
+        </w:rPr>
+        <w:t xml:space="preserve"> tests/lab-test.c </w:t>
+      </w:r>
+      <w:r>
+        <w:rPr>
+          <w:rStyle w:val="AttributeTok"/>
+        </w:rPr>
+        <w:t xml:space="preserve">-o</w:t>
+      </w:r>
+      <w:r>
+        <w:rPr>
+          <w:rStyle w:val="NormalTok"/>
+        </w:rPr>
+        <w:t xml:space="preserve"> build/tests/lab-test.c.o</w:t>
+      </w:r>
+      <w:r>
+        <w:br/>
+      </w:r>
+      <w:r>
+        <w:rPr>
+          <w:rStyle w:val="FunctionTok"/>
+        </w:rPr>
+        <w:t xml:space="preserve">cc</w:t>
+      </w:r>
+      <w:r>
+        <w:rPr>
+          <w:rStyle w:val="NormalTok"/>
+        </w:rPr>
+        <w:t xml:space="preserve"> </w:t>
+      </w:r>
+      <w:r>
+        <w:rPr>
+          <w:rStyle w:val="AttributeTok"/>
+        </w:rPr>
+        <w:t xml:space="preserve">-g</w:t>
+      </w:r>
+      <w:r>
+        <w:rPr>
+          <w:rStyle w:val="NormalTok"/>
+        </w:rPr>
+        <w:t xml:space="preserve"> </w:t>
+      </w:r>
+      <w:r>
+        <w:rPr>
+          <w:rStyle w:val="AttributeTok"/>
+        </w:rPr>
+        <w:t xml:space="preserve">-O0</w:t>
+      </w:r>
+      <w:r>
+        <w:rPr>
+          <w:rStyle w:val="NormalTok"/>
+        </w:rPr>
+        <w:t xml:space="preserve"> </w:t>
+      </w:r>
+      <w:r>
+        <w:rPr>
+          <w:rStyle w:val="AttributeTok"/>
+        </w:rPr>
+        <w:t xml:space="preserve">-DTEST</w:t>
+      </w:r>
+      <w:r>
+        <w:rPr>
+          <w:rStyle w:val="NormalTok"/>
+        </w:rPr>
+        <w:t xml:space="preserve"> </w:t>
+      </w:r>
+      <w:r>
+        <w:rPr>
+          <w:rStyle w:val="AttributeTok"/>
+        </w:rPr>
+        <w:t xml:space="preserve">-fprofile-arcs</w:t>
+      </w:r>
+      <w:r>
+        <w:rPr>
+          <w:rStyle w:val="NormalTok"/>
+        </w:rPr>
+        <w:t xml:space="preserve"> </w:t>
+      </w:r>
+      <w:r>
+        <w:rPr>
+          <w:rStyle w:val="AttributeTok"/>
+        </w:rPr>
+        <w:t xml:space="preserve">-ftest-coverage</w:t>
+      </w:r>
+      <w:r>
+        <w:rPr>
+          <w:rStyle w:val="NormalTok"/>
+        </w:rPr>
+        <w:t xml:space="preserve"> build/tests/lab.c.o build/tests/main.c.o build/tests/harness/unity.c.o build/tests/lab-test.c.o </w:t>
+      </w:r>
+      <w:r>
+        <w:rPr>
+          <w:rStyle w:val="AttributeTok"/>
+        </w:rPr>
+        <w:t xml:space="preserve">-o</w:t>
+      </w:r>
+      <w:r>
+        <w:rPr>
+          <w:rStyle w:val="NormalTok"/>
+        </w:rPr>
+        <w:t xml:space="preserve"> build/tests/myapp_t </w:t>
+      </w:r>
+      <w:r>
+        <w:rPr>
+          <w:rStyle w:val="AttributeTok"/>
+        </w:rPr>
+        <w:t xml:space="preserve">-fprofile-arcs</w:t>
+      </w:r>
+      <w:r>
+        <w:rPr>
+          <w:rStyle w:val="NormalTok"/>
+        </w:rPr>
+        <w:t xml:space="preserve"> </w:t>
+      </w:r>
+      <w:r>
+        <w:rPr>
+          <w:rStyle w:val="AttributeTok"/>
+        </w:rPr>
+        <w:t xml:space="preserve">-ftest-coverage</w:t>
+      </w:r>
+      <w:r>
+        <w:br/>
+      </w:r>
+      <w:r>
+        <w:rPr>
+          <w:rStyle w:val="VariableTok"/>
+        </w:rPr>
+        <w:t xml:space="preserve">make</w:t>
+      </w:r>
+      <w:r>
+        <w:rPr>
+          <w:rStyle w:val="OperatorTok"/>
+        </w:rPr>
+        <w:t xml:space="preserve">[</w:t>
+      </w:r>
+      <w:r>
+        <w:rPr>
+          <w:rStyle w:val="DecValTok"/>
+        </w:rPr>
+        <w:t xml:space="preserve">1</w:t>
+      </w:r>
+      <w:r>
+        <w:rPr>
+          <w:rStyle w:val="OperatorTok"/>
+        </w:rPr>
+        <w:t xml:space="preserve">]</w:t>
+      </w:r>
+      <w:r>
+        <w:rPr>
+          <w:rStyle w:val="ExtensionTok"/>
+        </w:rPr>
+        <w:t xml:space="preserve">:</w:t>
+      </w:r>
+      <w:r>
+        <w:rPr>
+          <w:rStyle w:val="NormalTok"/>
+        </w:rPr>
+        <w:t xml:space="preserve"> Leaving directory </w:t>
+      </w:r>
+      <w:r>
+        <w:rPr>
+          <w:rStyle w:val="StringTok"/>
+        </w:rPr>
+        <w:t xml:space="preserve">'/home/SAMWILCOX/Documents/git/P0Lab'</w:t>
+      </w:r>
+      <w:r>
+        <w:br/>
+      </w:r>
+      <w:r>
+        <w:rPr>
+          <w:rStyle w:val="VariableTok"/>
+        </w:rPr>
+        <w:t xml:space="preserve">make</w:t>
+      </w:r>
+      <w:r>
+        <w:rPr>
+          <w:rStyle w:val="OperatorTok"/>
+        </w:rPr>
+        <w:t xml:space="preserve">[</w:t>
+      </w:r>
+      <w:r>
+        <w:rPr>
+          <w:rStyle w:val="DecValTok"/>
+        </w:rPr>
+        <w:t xml:space="preserve">1</w:t>
+      </w:r>
+      <w:r>
+        <w:rPr>
+          <w:rStyle w:val="OperatorTok"/>
+        </w:rPr>
+        <w:t xml:space="preserve">]</w:t>
+      </w:r>
+      <w:r>
+        <w:rPr>
+          <w:rStyle w:val="ExtensionTok"/>
+        </w:rPr>
+        <w:t xml:space="preserve">:</w:t>
+      </w:r>
+      <w:r>
+        <w:rPr>
+          <w:rStyle w:val="NormalTok"/>
+        </w:rPr>
+        <w:t xml:space="preserve"> Entering directory </w:t>
+      </w:r>
+      <w:r>
+        <w:rPr>
+          <w:rStyle w:val="StringTok"/>
+        </w:rPr>
+        <w:t xml:space="preserve">'/home/SAMWILCOX/Documents/git/P0Lab'</w:t>
+      </w:r>
+      <w:r>
+        <w:br/>
+      </w:r>
+      <w:r>
+        <w:rPr>
+          <w:rStyle w:val="FunctionTok"/>
+        </w:rPr>
+        <w:t xml:space="preserve">mkdir</w:t>
+      </w:r>
+      <w:r>
+        <w:rPr>
+          <w:rStyle w:val="NormalTok"/>
+        </w:rPr>
+        <w:t xml:space="preserve"> </w:t>
+      </w:r>
+      <w:r>
+        <w:rPr>
+          <w:rStyle w:val="AttributeTok"/>
+        </w:rPr>
+        <w:t xml:space="preserve">-p</w:t>
+      </w:r>
+      <w:r>
+        <w:rPr>
+          <w:rStyle w:val="NormalTok"/>
+        </w:rPr>
+        <w:t xml:space="preserve"> build/debug-test</w:t>
+      </w:r>
+      <w:r>
+        <w:br/>
+      </w:r>
+      <w:r>
+        <w:rPr>
+          <w:rStyle w:val="FunctionTok"/>
+        </w:rPr>
+        <w:t xml:space="preserve">cc</w:t>
+      </w:r>
+      <w:r>
+        <w:rPr>
+          <w:rStyle w:val="NormalTok"/>
+        </w:rPr>
+        <w:t xml:space="preserve"> </w:t>
+      </w:r>
+      <w:r>
+        <w:rPr>
+          <w:rStyle w:val="AttributeTok"/>
+        </w:rPr>
+        <w:t xml:space="preserve">-g</w:t>
+      </w:r>
+      <w:r>
+        <w:rPr>
+          <w:rStyle w:val="NormalTok"/>
+        </w:rPr>
+        <w:t xml:space="preserve"> </w:t>
+      </w:r>
+      <w:r>
+        <w:rPr>
+          <w:rStyle w:val="AttributeTok"/>
+        </w:rPr>
+        <w:t xml:space="preserve">-O0</w:t>
+      </w:r>
+      <w:r>
+        <w:rPr>
+          <w:rStyle w:val="NormalTok"/>
+        </w:rPr>
+        <w:t xml:space="preserve"> </w:t>
+      </w:r>
+      <w:r>
+        <w:rPr>
+          <w:rStyle w:val="AttributeTok"/>
+        </w:rPr>
         <w:t xml:space="preserve">-DDEBUG</w:t>
       </w:r>
       <w:r>
@@ -481,6 +2428,18 @@
         <w:rPr>
           <w:rStyle w:val="AttributeTok"/>
         </w:rPr>
+        <w:t xml:space="preserve">-DTEST</w:t>
+      </w:r>
+      <w:r>
+        <w:rPr>
+          <w:rStyle w:val="NormalTok"/>
+        </w:rPr>
+        <w:t xml:space="preserve"> </w:t>
+      </w:r>
+      <w:r>
+        <w:rPr>
+          <w:rStyle w:val="AttributeTok"/>
+        </w:rPr>
         <w:t xml:space="preserve">-fno-omit-frame-pointer</w:t>
       </w:r>
       <w:r>
@@ -529,7 +2488,7 @@
         <w:rPr>
           <w:rStyle w:val="NormalTok"/>
         </w:rPr>
-        <w:t xml:space="preserve"> build/debug/lab.c.o</w:t>
+        <w:t xml:space="preserve"> build/debug-test/lab.c.o</w:t>
       </w:r>
       <w:r>
         <w:br/>
@@ -538,6 +2497,33 @@
         <w:rPr>
           <w:rStyle w:val="FunctionTok"/>
         </w:rPr>
+        <w:t xml:space="preserve">mkdir</w:t>
+      </w:r>
+      <w:r>
+        <w:rPr>
+          <w:rStyle w:val="NormalTok"/>
+        </w:rPr>
+        <w:t xml:space="preserve"> </w:t>
+      </w:r>
+      <w:r>
+        <w:rPr>
+          <w:rStyle w:val="AttributeTok"/>
+        </w:rPr>
+        <w:t xml:space="preserve">-p</w:t>
+      </w:r>
+      <w:r>
+        <w:rPr>
+          <w:rStyle w:val="NormalTok"/>
+        </w:rPr>
+        <w:t xml:space="preserve"> build/debug-test</w:t>
+      </w:r>
+      <w:r>
+        <w:br/>
+      </w:r>
+      <w:r>
+        <w:rPr>
+          <w:rStyle w:val="FunctionTok"/>
+        </w:rPr>
         <w:t xml:space="preserve">cc</w:t>
       </w:r>
       <w:r>
@@ -586,6 +2572,18 @@
         <w:rPr>
           <w:rStyle w:val="AttributeTok"/>
         </w:rPr>
+        <w:t xml:space="preserve">-DTEST</w:t>
+      </w:r>
+      <w:r>
+        <w:rPr>
+          <w:rStyle w:val="NormalTok"/>
+        </w:rPr>
+        <w:t xml:space="preserve"> </w:t>
+      </w:r>
+      <w:r>
+        <w:rPr>
+          <w:rStyle w:val="AttributeTok"/>
+        </w:rPr>
         <w:t xml:space="preserve">-fno-omit-frame-pointer</w:t>
       </w:r>
       <w:r>
@@ -610,7 +2608,19 @@
         <w:rPr>
           <w:rStyle w:val="NormalTok"/>
         </w:rPr>
-        <w:t xml:space="preserve">address build/debug/main.c.o build/debug/lab.c.o </w:t>
+        <w:t xml:space="preserve">address </w:t>
+      </w:r>
+      <w:r>
+        <w:rPr>
+          <w:rStyle w:val="AttributeTok"/>
+        </w:rPr>
+        <w:t xml:space="preserve">-c</w:t>
+      </w:r>
+      <w:r>
+        <w:rPr>
+          <w:rStyle w:val="NormalTok"/>
+        </w:rPr>
+        <w:t xml:space="preserve"> src/main.c </w:t>
       </w:r>
       <w:r>
         <w:rPr>
@@ -622,7 +2632,109 @@
         <w:rPr>
           <w:rStyle w:val="NormalTok"/>
         </w:rPr>
-        <w:t xml:space="preserve"> build/debug/myapp_d </w:t>
+        <w:t xml:space="preserve"> build/debug-test/main.c.o</w:t>
+      </w:r>
+      <w:r>
+        <w:br/>
+      </w:r>
+      <w:r>
+        <w:rPr>
+          <w:rStyle w:val="FunctionTok"/>
+        </w:rPr>
+        <w:t xml:space="preserve">mkdir</w:t>
+      </w:r>
+      <w:r>
+        <w:rPr>
+          <w:rStyle w:val="NormalTok"/>
+        </w:rPr>
+        <w:t xml:space="preserve"> </w:t>
+      </w:r>
+      <w:r>
+        <w:rPr>
+          <w:rStyle w:val="AttributeTok"/>
+        </w:rPr>
+        <w:t xml:space="preserve">-p</w:t>
+      </w:r>
+      <w:r>
+        <w:rPr>
+          <w:rStyle w:val="NormalTok"/>
+        </w:rPr>
+        <w:t xml:space="preserve"> build/debug-test/harness/</w:t>
+      </w:r>
+      <w:r>
+        <w:br/>
+      </w:r>
+      <w:r>
+        <w:rPr>
+          <w:rStyle w:val="FunctionTok"/>
+        </w:rPr>
+        <w:t xml:space="preserve">cc</w:t>
+      </w:r>
+      <w:r>
+        <w:rPr>
+          <w:rStyle w:val="NormalTok"/>
+        </w:rPr>
+        <w:t xml:space="preserve"> </w:t>
+      </w:r>
+      <w:r>
+        <w:rPr>
+          <w:rStyle w:val="AttributeTok"/>
+        </w:rPr>
+        <w:t xml:space="preserve">-g</w:t>
+      </w:r>
+      <w:r>
+        <w:rPr>
+          <w:rStyle w:val="NormalTok"/>
+        </w:rPr>
+        <w:t xml:space="preserve"> </w:t>
+      </w:r>
+      <w:r>
+        <w:rPr>
+          <w:rStyle w:val="AttributeTok"/>
+        </w:rPr>
+        <w:t xml:space="preserve">-O0</w:t>
+      </w:r>
+      <w:r>
+        <w:rPr>
+          <w:rStyle w:val="NormalTok"/>
+        </w:rPr>
+        <w:t xml:space="preserve"> </w:t>
+      </w:r>
+      <w:r>
+        <w:rPr>
+          <w:rStyle w:val="AttributeTok"/>
+        </w:rPr>
+        <w:t xml:space="preserve">-DDEBUG</w:t>
+      </w:r>
+      <w:r>
+        <w:rPr>
+          <w:rStyle w:val="NormalTok"/>
+        </w:rPr>
+        <w:t xml:space="preserve"> </w:t>
+      </w:r>
+      <w:r>
+        <w:rPr>
+          <w:rStyle w:val="AttributeTok"/>
+        </w:rPr>
+        <w:t xml:space="preserve">-DTEST</w:t>
+      </w:r>
+      <w:r>
+        <w:rPr>
+          <w:rStyle w:val="NormalTok"/>
+        </w:rPr>
+        <w:t xml:space="preserve"> </w:t>
+      </w:r>
+      <w:r>
+        <w:rPr>
+          <w:rStyle w:val="AttributeTok"/>
+        </w:rPr>
+        <w:t xml:space="preserve">-fno-omit-frame-pointer</w:t>
+      </w:r>
+      <w:r>
+        <w:rPr>
+          <w:rStyle w:val="NormalTok"/>
+        </w:rPr>
+        <w:t xml:space="preserve"> </w:t>
       </w:r>
       <w:r>
         <w:rPr>
@@ -640,6 +2752,297 @@
         <w:rPr>
           <w:rStyle w:val="NormalTok"/>
         </w:rPr>
+        <w:t xml:space="preserve">address </w:t>
+      </w:r>
+      <w:r>
+        <w:rPr>
+          <w:rStyle w:val="AttributeTok"/>
+        </w:rPr>
+        <w:t xml:space="preserve">-c</w:t>
+      </w:r>
+      <w:r>
+        <w:rPr>
+          <w:rStyle w:val="NormalTok"/>
+        </w:rPr>
+        <w:t xml:space="preserve"> tests/harness/unity.c </w:t>
+      </w:r>
+      <w:r>
+        <w:rPr>
+          <w:rStyle w:val="AttributeTok"/>
+        </w:rPr>
+        <w:t xml:space="preserve">-o</w:t>
+      </w:r>
+      <w:r>
+        <w:rPr>
+          <w:rStyle w:val="NormalTok"/>
+        </w:rPr>
+        <w:t xml:space="preserve"> build/debug-test/harness/unity.c.o</w:t>
+      </w:r>
+      <w:r>
+        <w:br/>
+      </w:r>
+      <w:r>
+        <w:rPr>
+          <w:rStyle w:val="FunctionTok"/>
+        </w:rPr>
+        <w:t xml:space="preserve">mkdir</w:t>
+      </w:r>
+      <w:r>
+        <w:rPr>
+          <w:rStyle w:val="NormalTok"/>
+        </w:rPr>
+        <w:t xml:space="preserve"> </w:t>
+      </w:r>
+      <w:r>
+        <w:rPr>
+          <w:rStyle w:val="AttributeTok"/>
+        </w:rPr>
+        <w:t xml:space="preserve">-p</w:t>
+      </w:r>
+      <w:r>
+        <w:rPr>
+          <w:rStyle w:val="NormalTok"/>
+        </w:rPr>
+        <w:t xml:space="preserve"> build/debug-test/</w:t>
+      </w:r>
+      <w:r>
+        <w:br/>
+      </w:r>
+      <w:r>
+        <w:rPr>
+          <w:rStyle w:val="FunctionTok"/>
+        </w:rPr>
+        <w:t xml:space="preserve">cc</w:t>
+      </w:r>
+      <w:r>
+        <w:rPr>
+          <w:rStyle w:val="NormalTok"/>
+        </w:rPr>
+        <w:t xml:space="preserve"> </w:t>
+      </w:r>
+      <w:r>
+        <w:rPr>
+          <w:rStyle w:val="AttributeTok"/>
+        </w:rPr>
+        <w:t xml:space="preserve">-g</w:t>
+      </w:r>
+      <w:r>
+        <w:rPr>
+          <w:rStyle w:val="NormalTok"/>
+        </w:rPr>
+        <w:t xml:space="preserve"> </w:t>
+      </w:r>
+      <w:r>
+        <w:rPr>
+          <w:rStyle w:val="AttributeTok"/>
+        </w:rPr>
+        <w:t xml:space="preserve">-O0</w:t>
+      </w:r>
+      <w:r>
+        <w:rPr>
+          <w:rStyle w:val="NormalTok"/>
+        </w:rPr>
+        <w:t xml:space="preserve"> </w:t>
+      </w:r>
+      <w:r>
+        <w:rPr>
+          <w:rStyle w:val="AttributeTok"/>
+        </w:rPr>
+        <w:t xml:space="preserve">-DDEBUG</w:t>
+      </w:r>
+      <w:r>
+        <w:rPr>
+          <w:rStyle w:val="NormalTok"/>
+        </w:rPr>
+        <w:t xml:space="preserve"> </w:t>
+      </w:r>
+      <w:r>
+        <w:rPr>
+          <w:rStyle w:val="AttributeTok"/>
+        </w:rPr>
+        <w:t xml:space="preserve">-DTEST</w:t>
+      </w:r>
+      <w:r>
+        <w:rPr>
+          <w:rStyle w:val="NormalTok"/>
+        </w:rPr>
+        <w:t xml:space="preserve"> </w:t>
+      </w:r>
+      <w:r>
+        <w:rPr>
+          <w:rStyle w:val="AttributeTok"/>
+        </w:rPr>
+        <w:t xml:space="preserve">-fno-omit-frame-pointer</w:t>
+      </w:r>
+      <w:r>
+        <w:rPr>
+          <w:rStyle w:val="NormalTok"/>
+        </w:rPr>
+        <w:t xml:space="preserve"> </w:t>
+      </w:r>
+      <w:r>
+        <w:rPr>
+          <w:rStyle w:val="AttributeTok"/>
+        </w:rPr>
+        <w:t xml:space="preserve">-fsanitize</w:t>
+      </w:r>
+      <w:r>
+        <w:rPr>
+          <w:rStyle w:val="OperatorTok"/>
+        </w:rPr>
+        <w:t xml:space="preserve">=</w:t>
+      </w:r>
+      <w:r>
+        <w:rPr>
+          <w:rStyle w:val="NormalTok"/>
+        </w:rPr>
+        <w:t xml:space="preserve">address </w:t>
+      </w:r>
+      <w:r>
+        <w:rPr>
+          <w:rStyle w:val="AttributeTok"/>
+        </w:rPr>
+        <w:t xml:space="preserve">-c</w:t>
+      </w:r>
+      <w:r>
+        <w:rPr>
+          <w:rStyle w:val="NormalTok"/>
+        </w:rPr>
+        <w:t xml:space="preserve"> tests/lab-test.c </w:t>
+      </w:r>
+      <w:r>
+        <w:rPr>
+          <w:rStyle w:val="AttributeTok"/>
+        </w:rPr>
+        <w:t xml:space="preserve">-o</w:t>
+      </w:r>
+      <w:r>
+        <w:rPr>
+          <w:rStyle w:val="NormalTok"/>
+        </w:rPr>
+        <w:t xml:space="preserve"> build/debug-test/lab-test.c.o</w:t>
+      </w:r>
+      <w:r>
+        <w:br/>
+      </w:r>
+      <w:r>
+        <w:rPr>
+          <w:rStyle w:val="FunctionTok"/>
+        </w:rPr>
+        <w:t xml:space="preserve">cc</w:t>
+      </w:r>
+      <w:r>
+        <w:rPr>
+          <w:rStyle w:val="NormalTok"/>
+        </w:rPr>
+        <w:t xml:space="preserve"> </w:t>
+      </w:r>
+      <w:r>
+        <w:rPr>
+          <w:rStyle w:val="AttributeTok"/>
+        </w:rPr>
+        <w:t xml:space="preserve">-g</w:t>
+      </w:r>
+      <w:r>
+        <w:rPr>
+          <w:rStyle w:val="NormalTok"/>
+        </w:rPr>
+        <w:t xml:space="preserve"> </w:t>
+      </w:r>
+      <w:r>
+        <w:rPr>
+          <w:rStyle w:val="AttributeTok"/>
+        </w:rPr>
+        <w:t xml:space="preserve">-O0</w:t>
+      </w:r>
+      <w:r>
+        <w:rPr>
+          <w:rStyle w:val="NormalTok"/>
+        </w:rPr>
+        <w:t xml:space="preserve"> </w:t>
+      </w:r>
+      <w:r>
+        <w:rPr>
+          <w:rStyle w:val="AttributeTok"/>
+        </w:rPr>
+        <w:t xml:space="preserve">-DDEBUG</w:t>
+      </w:r>
+      <w:r>
+        <w:rPr>
+          <w:rStyle w:val="NormalTok"/>
+        </w:rPr>
+        <w:t xml:space="preserve"> </w:t>
+      </w:r>
+      <w:r>
+        <w:rPr>
+          <w:rStyle w:val="AttributeTok"/>
+        </w:rPr>
+        <w:t xml:space="preserve">-DTEST</w:t>
+      </w:r>
+      <w:r>
+        <w:rPr>
+          <w:rStyle w:val="NormalTok"/>
+        </w:rPr>
+        <w:t xml:space="preserve"> </w:t>
+      </w:r>
+      <w:r>
+        <w:rPr>
+          <w:rStyle w:val="AttributeTok"/>
+        </w:rPr>
+        <w:t xml:space="preserve">-fno-omit-frame-pointer</w:t>
+      </w:r>
+      <w:r>
+        <w:rPr>
+          <w:rStyle w:val="NormalTok"/>
+        </w:rPr>
+        <w:t xml:space="preserve"> </w:t>
+      </w:r>
+      <w:r>
+        <w:rPr>
+          <w:rStyle w:val="AttributeTok"/>
+        </w:rPr>
+        <w:t xml:space="preserve">-fsanitize</w:t>
+      </w:r>
+      <w:r>
+        <w:rPr>
+          <w:rStyle w:val="OperatorTok"/>
+        </w:rPr>
+        <w:t xml:space="preserve">=</w:t>
+      </w:r>
+      <w:r>
+        <w:rPr>
+          <w:rStyle w:val="NormalTok"/>
+        </w:rPr>
+        <w:t xml:space="preserve">address build/debug-test/lab.c.o build/debug-test/main.c.o build/debug-test/harness/unity.c.o build/debug-test/lab-test.c.o </w:t>
+      </w:r>
+      <w:r>
+        <w:rPr>
+          <w:rStyle w:val="AttributeTok"/>
+        </w:rPr>
+        <w:t xml:space="preserve">-o</w:t>
+      </w:r>
+      <w:r>
+        <w:rPr>
+          <w:rStyle w:val="NormalTok"/>
+        </w:rPr>
+        <w:t xml:space="preserve"> build/debug-test/myapp_td </w:t>
+      </w:r>
+      <w:r>
+        <w:rPr>
+          <w:rStyle w:val="AttributeTok"/>
+        </w:rPr>
+        <w:t xml:space="preserve">-fsanitize</w:t>
+      </w:r>
+      <w:r>
+        <w:rPr>
+          <w:rStyle w:val="OperatorTok"/>
+        </w:rPr>
+        <w:t xml:space="preserve">=</w:t>
+      </w:r>
+      <w:r>
+        <w:rPr>
+          <w:rStyle w:val="NormalTok"/>
+        </w:rPr>
         <w:t xml:space="preserve">address</w:t>
       </w:r>
       <w:r>
@@ -685,2410 +3088,7 @@
         <w:rPr>
           <w:rStyle w:val="StringTok"/>
         </w:rPr>
-        <w:t xml:space="preserve">'/home/runner/work/P0Lab/P0Lab'</w:t>
-      </w:r>
-      <w:r>
-        <w:br/>
-      </w:r>
-      <w:r>
-        <w:rPr>
-          <w:rStyle w:val="VariableTok"/>
-        </w:rPr>
-        <w:t xml:space="preserve">make</w:t>
-      </w:r>
-      <w:r>
-        <w:rPr>
-          <w:rStyle w:val="OperatorTok"/>
-        </w:rPr>
-        <w:t xml:space="preserve">[</w:t>
-      </w:r>
-      <w:r>
-        <w:rPr>
-          <w:rStyle w:val="DecValTok"/>
-        </w:rPr>
-        <w:t xml:space="preserve">1</w:t>
-      </w:r>
-      <w:r>
-        <w:rPr>
-          <w:rStyle w:val="OperatorTok"/>
-        </w:rPr>
-        <w:t xml:space="preserve">]</w:t>
-      </w:r>
-      <w:r>
-        <w:rPr>
-          <w:rStyle w:val="ExtensionTok"/>
-        </w:rPr>
-        <w:t xml:space="preserve">:</w:t>
-      </w:r>
-      <w:r>
-        <w:rPr>
-          <w:rStyle w:val="NormalTok"/>
-        </w:rPr>
-        <w:t xml:space="preserve"> Entering directory </w:t>
-      </w:r>
-      <w:r>
-        <w:rPr>
-          <w:rStyle w:val="StringTok"/>
-        </w:rPr>
-        <w:t xml:space="preserve">'/home/runner/work/P0Lab/P0Lab'</w:t>
-      </w:r>
-      <w:r>
-        <w:br/>
-      </w:r>
-      <w:r>
-        <w:rPr>
-          <w:rStyle w:val="FunctionTok"/>
-        </w:rPr>
-        <w:t xml:space="preserve">mkdir</w:t>
-      </w:r>
-      <w:r>
-        <w:rPr>
-          <w:rStyle w:val="NormalTok"/>
-        </w:rPr>
-        <w:t xml:space="preserve"> </w:t>
-      </w:r>
-      <w:r>
-        <w:rPr>
-          <w:rStyle w:val="AttributeTok"/>
-        </w:rPr>
-        <w:t xml:space="preserve">-p</w:t>
-      </w:r>
-      <w:r>
-        <w:rPr>
-          <w:rStyle w:val="NormalTok"/>
-        </w:rPr>
-        <w:t xml:space="preserve"> build/release</w:t>
-      </w:r>
-      <w:r>
-        <w:br/>
-      </w:r>
-      <w:r>
-        <w:rPr>
-          <w:rStyle w:val="FunctionTok"/>
-        </w:rPr>
-        <w:t xml:space="preserve">cc</w:t>
-      </w:r>
-      <w:r>
-        <w:rPr>
-          <w:rStyle w:val="NormalTok"/>
-        </w:rPr>
-        <w:t xml:space="preserve"> </w:t>
-      </w:r>
-      <w:r>
-        <w:rPr>
-          <w:rStyle w:val="AttributeTok"/>
-        </w:rPr>
-        <w:t xml:space="preserve">-Wall</w:t>
-      </w:r>
-      <w:r>
-        <w:rPr>
-          <w:rStyle w:val="NormalTok"/>
-        </w:rPr>
-        <w:t xml:space="preserve"> </w:t>
-      </w:r>
-      <w:r>
-        <w:rPr>
-          <w:rStyle w:val="AttributeTok"/>
-        </w:rPr>
-        <w:t xml:space="preserve">-Wextra</w:t>
-      </w:r>
-      <w:r>
-        <w:rPr>
-          <w:rStyle w:val="NormalTok"/>
-        </w:rPr>
-        <w:t xml:space="preserve"> </w:t>
-      </w:r>
-      <w:r>
-        <w:rPr>
-          <w:rStyle w:val="AttributeTok"/>
-        </w:rPr>
-        <w:t xml:space="preserve">-O2</w:t>
-      </w:r>
-      <w:r>
-        <w:rPr>
-          <w:rStyle w:val="NormalTok"/>
-        </w:rPr>
-        <w:t xml:space="preserve"> </w:t>
-      </w:r>
-      <w:r>
-        <w:rPr>
-          <w:rStyle w:val="AttributeTok"/>
-        </w:rPr>
-        <w:t xml:space="preserve">-fPIE</w:t>
-      </w:r>
-      <w:r>
-        <w:rPr>
-          <w:rStyle w:val="NormalTok"/>
-        </w:rPr>
-        <w:t xml:space="preserve"> </w:t>
-      </w:r>
-      <w:r>
-        <w:rPr>
-          <w:rStyle w:val="AttributeTok"/>
-        </w:rPr>
-        <w:t xml:space="preserve">-MMD</w:t>
-      </w:r>
-      <w:r>
-        <w:rPr>
-          <w:rStyle w:val="NormalTok"/>
-        </w:rPr>
-        <w:t xml:space="preserve"> </w:t>
-      </w:r>
-      <w:r>
-        <w:rPr>
-          <w:rStyle w:val="AttributeTok"/>
-        </w:rPr>
-        <w:t xml:space="preserve">-MP</w:t>
-      </w:r>
-      <w:r>
-        <w:rPr>
-          <w:rStyle w:val="NormalTok"/>
-        </w:rPr>
-        <w:t xml:space="preserve"> </w:t>
-      </w:r>
-      <w:r>
-        <w:rPr>
-          <w:rStyle w:val="AttributeTok"/>
-        </w:rPr>
-        <w:t xml:space="preserve">-Wformat</w:t>
-      </w:r>
-      <w:r>
-        <w:rPr>
-          <w:rStyle w:val="NormalTok"/>
-        </w:rPr>
-        <w:t xml:space="preserve"> </w:t>
-      </w:r>
-      <w:r>
-        <w:rPr>
-          <w:rStyle w:val="AttributeTok"/>
-        </w:rPr>
-        <w:t xml:space="preserve">-Wformat</w:t>
-      </w:r>
-      <w:r>
-        <w:rPr>
-          <w:rStyle w:val="OperatorTok"/>
-        </w:rPr>
-        <w:t xml:space="preserve">=</w:t>
-      </w:r>
-      <w:r>
-        <w:rPr>
-          <w:rStyle w:val="NormalTok"/>
-        </w:rPr>
-        <w:t xml:space="preserve">2 </w:t>
-      </w:r>
-      <w:r>
-        <w:rPr>
-          <w:rStyle w:val="AttributeTok"/>
-        </w:rPr>
-        <w:t xml:space="preserve">-Wconversion</w:t>
-      </w:r>
-      <w:r>
-        <w:rPr>
-          <w:rStyle w:val="NormalTok"/>
-        </w:rPr>
-        <w:t xml:space="preserve"> </w:t>
-      </w:r>
-      <w:r>
-        <w:rPr>
-          <w:rStyle w:val="AttributeTok"/>
-        </w:rPr>
-        <w:t xml:space="preserve">-Wsign-conversion</w:t>
-      </w:r>
-      <w:r>
-        <w:rPr>
-          <w:rStyle w:val="NormalTok"/>
-        </w:rPr>
-        <w:t xml:space="preserve"> </w:t>
-      </w:r>
-      <w:r>
-        <w:rPr>
-          <w:rStyle w:val="AttributeTok"/>
-        </w:rPr>
-        <w:t xml:space="preserve">-Wimplicit-fallthrough</w:t>
-      </w:r>
-      <w:r>
-        <w:rPr>
-          <w:rStyle w:val="NormalTok"/>
-        </w:rPr>
-        <w:t xml:space="preserve"> </w:t>
-      </w:r>
-      <w:r>
-        <w:rPr>
-          <w:rStyle w:val="AttributeTok"/>
-        </w:rPr>
-        <w:t xml:space="preserve">-fstack-protector-strong</w:t>
-      </w:r>
-      <w:r>
-        <w:rPr>
-          <w:rStyle w:val="NormalTok"/>
-        </w:rPr>
-        <w:t xml:space="preserve"> </w:t>
-      </w:r>
-      <w:r>
-        <w:rPr>
-          <w:rStyle w:val="AttributeTok"/>
-        </w:rPr>
-        <w:t xml:space="preserve">-Werror</w:t>
-      </w:r>
-      <w:r>
-        <w:rPr>
-          <w:rStyle w:val="OperatorTok"/>
-        </w:rPr>
-        <w:t xml:space="preserve">=</w:t>
-      </w:r>
-      <w:r>
-        <w:rPr>
-          <w:rStyle w:val="NormalTok"/>
-        </w:rPr>
-        <w:t xml:space="preserve">format-security </w:t>
-      </w:r>
-      <w:r>
-        <w:rPr>
-          <w:rStyle w:val="AttributeTok"/>
-        </w:rPr>
-        <w:t xml:space="preserve">-Werror</w:t>
-      </w:r>
-      <w:r>
-        <w:rPr>
-          <w:rStyle w:val="OperatorTok"/>
-        </w:rPr>
-        <w:t xml:space="preserve">=</w:t>
-      </w:r>
-      <w:r>
-        <w:rPr>
-          <w:rStyle w:val="NormalTok"/>
-        </w:rPr>
-        <w:t xml:space="preserve">implicit </w:t>
-      </w:r>
-      <w:r>
-        <w:rPr>
-          <w:rStyle w:val="AttributeTok"/>
-        </w:rPr>
-        <w:t xml:space="preserve">-Werror</w:t>
-      </w:r>
-      <w:r>
-        <w:rPr>
-          <w:rStyle w:val="OperatorTok"/>
-        </w:rPr>
-        <w:t xml:space="preserve">=</w:t>
-      </w:r>
-      <w:r>
-        <w:rPr>
-          <w:rStyle w:val="NormalTok"/>
-        </w:rPr>
-        <w:t xml:space="preserve">incompatible-pointer-types </w:t>
-      </w:r>
-      <w:r>
-        <w:rPr>
-          <w:rStyle w:val="AttributeTok"/>
-        </w:rPr>
-        <w:t xml:space="preserve">-Werror</w:t>
-      </w:r>
-      <w:r>
-        <w:rPr>
-          <w:rStyle w:val="OperatorTok"/>
-        </w:rPr>
-        <w:t xml:space="preserve">=</w:t>
-      </w:r>
-      <w:r>
-        <w:rPr>
-          <w:rStyle w:val="NormalTok"/>
-        </w:rPr>
-        <w:t xml:space="preserve">int-conversion </w:t>
-      </w:r>
-      <w:r>
-        <w:rPr>
-          <w:rStyle w:val="AttributeTok"/>
-        </w:rPr>
-        <w:t xml:space="preserve">-c</w:t>
-      </w:r>
-      <w:r>
-        <w:rPr>
-          <w:rStyle w:val="NormalTok"/>
-        </w:rPr>
-        <w:t xml:space="preserve"> src/main.c </w:t>
-      </w:r>
-      <w:r>
-        <w:rPr>
-          <w:rStyle w:val="AttributeTok"/>
-        </w:rPr>
-        <w:t xml:space="preserve">-o</w:t>
-      </w:r>
-      <w:r>
-        <w:rPr>
-          <w:rStyle w:val="NormalTok"/>
-        </w:rPr>
-        <w:t xml:space="preserve"> build/release/main.c.o</w:t>
-      </w:r>
-      <w:r>
-        <w:br/>
-      </w:r>
-      <w:r>
-        <w:rPr>
-          <w:rStyle w:val="FunctionTok"/>
-        </w:rPr>
-        <w:t xml:space="preserve">mkdir</w:t>
-      </w:r>
-      <w:r>
-        <w:rPr>
-          <w:rStyle w:val="NormalTok"/>
-        </w:rPr>
-        <w:t xml:space="preserve"> </w:t>
-      </w:r>
-      <w:r>
-        <w:rPr>
-          <w:rStyle w:val="AttributeTok"/>
-        </w:rPr>
-        <w:t xml:space="preserve">-p</w:t>
-      </w:r>
-      <w:r>
-        <w:rPr>
-          <w:rStyle w:val="NormalTok"/>
-        </w:rPr>
-        <w:t xml:space="preserve"> build/release</w:t>
-      </w:r>
-      <w:r>
-        <w:br/>
-      </w:r>
-      <w:r>
-        <w:rPr>
-          <w:rStyle w:val="FunctionTok"/>
-        </w:rPr>
-        <w:t xml:space="preserve">cc</w:t>
-      </w:r>
-      <w:r>
-        <w:rPr>
-          <w:rStyle w:val="NormalTok"/>
-        </w:rPr>
-        <w:t xml:space="preserve"> </w:t>
-      </w:r>
-      <w:r>
-        <w:rPr>
-          <w:rStyle w:val="AttributeTok"/>
-        </w:rPr>
-        <w:t xml:space="preserve">-Wall</w:t>
-      </w:r>
-      <w:r>
-        <w:rPr>
-          <w:rStyle w:val="NormalTok"/>
-        </w:rPr>
-        <w:t xml:space="preserve"> </w:t>
-      </w:r>
-      <w:r>
-        <w:rPr>
-          <w:rStyle w:val="AttributeTok"/>
-        </w:rPr>
-        <w:t xml:space="preserve">-Wextra</w:t>
-      </w:r>
-      <w:r>
-        <w:rPr>
-          <w:rStyle w:val="NormalTok"/>
-        </w:rPr>
-        <w:t xml:space="preserve"> </w:t>
-      </w:r>
-      <w:r>
-        <w:rPr>
-          <w:rStyle w:val="AttributeTok"/>
-        </w:rPr>
-        <w:t xml:space="preserve">-O2</w:t>
-      </w:r>
-      <w:r>
-        <w:rPr>
-          <w:rStyle w:val="NormalTok"/>
-        </w:rPr>
-        <w:t xml:space="preserve"> </w:t>
-      </w:r>
-      <w:r>
-        <w:rPr>
-          <w:rStyle w:val="AttributeTok"/>
-        </w:rPr>
-        <w:t xml:space="preserve">-fPIE</w:t>
-      </w:r>
-      <w:r>
-        <w:rPr>
-          <w:rStyle w:val="NormalTok"/>
-        </w:rPr>
-        <w:t xml:space="preserve"> </w:t>
-      </w:r>
-      <w:r>
-        <w:rPr>
-          <w:rStyle w:val="AttributeTok"/>
-        </w:rPr>
-        <w:t xml:space="preserve">-MMD</w:t>
-      </w:r>
-      <w:r>
-        <w:rPr>
-          <w:rStyle w:val="NormalTok"/>
-        </w:rPr>
-        <w:t xml:space="preserve"> </w:t>
-      </w:r>
-      <w:r>
-        <w:rPr>
-          <w:rStyle w:val="AttributeTok"/>
-        </w:rPr>
-        <w:t xml:space="preserve">-MP</w:t>
-      </w:r>
-      <w:r>
-        <w:rPr>
-          <w:rStyle w:val="NormalTok"/>
-        </w:rPr>
-        <w:t xml:space="preserve"> </w:t>
-      </w:r>
-      <w:r>
-        <w:rPr>
-          <w:rStyle w:val="AttributeTok"/>
-        </w:rPr>
-        <w:t xml:space="preserve">-Wformat</w:t>
-      </w:r>
-      <w:r>
-        <w:rPr>
-          <w:rStyle w:val="NormalTok"/>
-        </w:rPr>
-        <w:t xml:space="preserve"> </w:t>
-      </w:r>
-      <w:r>
-        <w:rPr>
-          <w:rStyle w:val="AttributeTok"/>
-        </w:rPr>
-        <w:t xml:space="preserve">-Wformat</w:t>
-      </w:r>
-      <w:r>
-        <w:rPr>
-          <w:rStyle w:val="OperatorTok"/>
-        </w:rPr>
-        <w:t xml:space="preserve">=</w:t>
-      </w:r>
-      <w:r>
-        <w:rPr>
-          <w:rStyle w:val="NormalTok"/>
-        </w:rPr>
-        <w:t xml:space="preserve">2 </w:t>
-      </w:r>
-      <w:r>
-        <w:rPr>
-          <w:rStyle w:val="AttributeTok"/>
-        </w:rPr>
-        <w:t xml:space="preserve">-Wconversion</w:t>
-      </w:r>
-      <w:r>
-        <w:rPr>
-          <w:rStyle w:val="NormalTok"/>
-        </w:rPr>
-        <w:t xml:space="preserve"> </w:t>
-      </w:r>
-      <w:r>
-        <w:rPr>
-          <w:rStyle w:val="AttributeTok"/>
-        </w:rPr>
-        <w:t xml:space="preserve">-Wsign-conversion</w:t>
-      </w:r>
-      <w:r>
-        <w:rPr>
-          <w:rStyle w:val="NormalTok"/>
-        </w:rPr>
-        <w:t xml:space="preserve"> </w:t>
-      </w:r>
-      <w:r>
-        <w:rPr>
-          <w:rStyle w:val="AttributeTok"/>
-        </w:rPr>
-        <w:t xml:space="preserve">-Wimplicit-fallthrough</w:t>
-      </w:r>
-      <w:r>
-        <w:rPr>
-          <w:rStyle w:val="NormalTok"/>
-        </w:rPr>
-        <w:t xml:space="preserve"> </w:t>
-      </w:r>
-      <w:r>
-        <w:rPr>
-          <w:rStyle w:val="AttributeTok"/>
-        </w:rPr>
-        <w:t xml:space="preserve">-fstack-protector-strong</w:t>
-      </w:r>
-      <w:r>
-        <w:rPr>
-          <w:rStyle w:val="NormalTok"/>
-        </w:rPr>
-        <w:t xml:space="preserve"> </w:t>
-      </w:r>
-      <w:r>
-        <w:rPr>
-          <w:rStyle w:val="AttributeTok"/>
-        </w:rPr>
-        <w:t xml:space="preserve">-Werror</w:t>
-      </w:r>
-      <w:r>
-        <w:rPr>
-          <w:rStyle w:val="OperatorTok"/>
-        </w:rPr>
-        <w:t xml:space="preserve">=</w:t>
-      </w:r>
-      <w:r>
-        <w:rPr>
-          <w:rStyle w:val="NormalTok"/>
-        </w:rPr>
-        <w:t xml:space="preserve">format-security </w:t>
-      </w:r>
-      <w:r>
-        <w:rPr>
-          <w:rStyle w:val="AttributeTok"/>
-        </w:rPr>
-        <w:t xml:space="preserve">-Werror</w:t>
-      </w:r>
-      <w:r>
-        <w:rPr>
-          <w:rStyle w:val="OperatorTok"/>
-        </w:rPr>
-        <w:t xml:space="preserve">=</w:t>
-      </w:r>
-      <w:r>
-        <w:rPr>
-          <w:rStyle w:val="NormalTok"/>
-        </w:rPr>
-        <w:t xml:space="preserve">implicit </w:t>
-      </w:r>
-      <w:r>
-        <w:rPr>
-          <w:rStyle w:val="AttributeTok"/>
-        </w:rPr>
-        <w:t xml:space="preserve">-Werror</w:t>
-      </w:r>
-      <w:r>
-        <w:rPr>
-          <w:rStyle w:val="OperatorTok"/>
-        </w:rPr>
-        <w:t xml:space="preserve">=</w:t>
-      </w:r>
-      <w:r>
-        <w:rPr>
-          <w:rStyle w:val="NormalTok"/>
-        </w:rPr>
-        <w:t xml:space="preserve">incompatible-pointer-types </w:t>
-      </w:r>
-      <w:r>
-        <w:rPr>
-          <w:rStyle w:val="AttributeTok"/>
-        </w:rPr>
-        <w:t xml:space="preserve">-Werror</w:t>
-      </w:r>
-      <w:r>
-        <w:rPr>
-          <w:rStyle w:val="OperatorTok"/>
-        </w:rPr>
-        <w:t xml:space="preserve">=</w:t>
-      </w:r>
-      <w:r>
-        <w:rPr>
-          <w:rStyle w:val="NormalTok"/>
-        </w:rPr>
-        <w:t xml:space="preserve">int-conversion </w:t>
-      </w:r>
-      <w:r>
-        <w:rPr>
-          <w:rStyle w:val="AttributeTok"/>
-        </w:rPr>
-        <w:t xml:space="preserve">-c</w:t>
-      </w:r>
-      <w:r>
-        <w:rPr>
-          <w:rStyle w:val="NormalTok"/>
-        </w:rPr>
-        <w:t xml:space="preserve"> src/lab.c </w:t>
-      </w:r>
-      <w:r>
-        <w:rPr>
-          <w:rStyle w:val="AttributeTok"/>
-        </w:rPr>
-        <w:t xml:space="preserve">-o</w:t>
-      </w:r>
-      <w:r>
-        <w:rPr>
-          <w:rStyle w:val="NormalTok"/>
-        </w:rPr>
-        <w:t xml:space="preserve"> build/release/lab.c.o</w:t>
-      </w:r>
-      <w:r>
-        <w:br/>
-      </w:r>
-      <w:r>
-        <w:rPr>
-          <w:rStyle w:val="FunctionTok"/>
-        </w:rPr>
-        <w:t xml:space="preserve">cc</w:t>
-      </w:r>
-      <w:r>
-        <w:rPr>
-          <w:rStyle w:val="NormalTok"/>
-        </w:rPr>
-        <w:t xml:space="preserve"> </w:t>
-      </w:r>
-      <w:r>
-        <w:rPr>
-          <w:rStyle w:val="AttributeTok"/>
-        </w:rPr>
-        <w:t xml:space="preserve">-Wall</w:t>
-      </w:r>
-      <w:r>
-        <w:rPr>
-          <w:rStyle w:val="NormalTok"/>
-        </w:rPr>
-        <w:t xml:space="preserve"> </w:t>
-      </w:r>
-      <w:r>
-        <w:rPr>
-          <w:rStyle w:val="AttributeTok"/>
-        </w:rPr>
-        <w:t xml:space="preserve">-Wextra</w:t>
-      </w:r>
-      <w:r>
-        <w:rPr>
-          <w:rStyle w:val="NormalTok"/>
-        </w:rPr>
-        <w:t xml:space="preserve"> </w:t>
-      </w:r>
-      <w:r>
-        <w:rPr>
-          <w:rStyle w:val="AttributeTok"/>
-        </w:rPr>
-        <w:t xml:space="preserve">-O2</w:t>
-      </w:r>
-      <w:r>
-        <w:rPr>
-          <w:rStyle w:val="NormalTok"/>
-        </w:rPr>
-        <w:t xml:space="preserve"> </w:t>
-      </w:r>
-      <w:r>
-        <w:rPr>
-          <w:rStyle w:val="AttributeTok"/>
-        </w:rPr>
-        <w:t xml:space="preserve">-fPIE</w:t>
-      </w:r>
-      <w:r>
-        <w:rPr>
-          <w:rStyle w:val="NormalTok"/>
-        </w:rPr>
-        <w:t xml:space="preserve"> </w:t>
-      </w:r>
-      <w:r>
-        <w:rPr>
-          <w:rStyle w:val="AttributeTok"/>
-        </w:rPr>
-        <w:t xml:space="preserve">-MMD</w:t>
-      </w:r>
-      <w:r>
-        <w:rPr>
-          <w:rStyle w:val="NormalTok"/>
-        </w:rPr>
-        <w:t xml:space="preserve"> </w:t>
-      </w:r>
-      <w:r>
-        <w:rPr>
-          <w:rStyle w:val="AttributeTok"/>
-        </w:rPr>
-        <w:t xml:space="preserve">-MP</w:t>
-      </w:r>
-      <w:r>
-        <w:rPr>
-          <w:rStyle w:val="NormalTok"/>
-        </w:rPr>
-        <w:t xml:space="preserve"> </w:t>
-      </w:r>
-      <w:r>
-        <w:rPr>
-          <w:rStyle w:val="AttributeTok"/>
-        </w:rPr>
-        <w:t xml:space="preserve">-Wformat</w:t>
-      </w:r>
-      <w:r>
-        <w:rPr>
-          <w:rStyle w:val="NormalTok"/>
-        </w:rPr>
-        <w:t xml:space="preserve"> </w:t>
-      </w:r>
-      <w:r>
-        <w:rPr>
-          <w:rStyle w:val="AttributeTok"/>
-        </w:rPr>
-        <w:t xml:space="preserve">-Wformat</w:t>
-      </w:r>
-      <w:r>
-        <w:rPr>
-          <w:rStyle w:val="OperatorTok"/>
-        </w:rPr>
-        <w:t xml:space="preserve">=</w:t>
-      </w:r>
-      <w:r>
-        <w:rPr>
-          <w:rStyle w:val="NormalTok"/>
-        </w:rPr>
-        <w:t xml:space="preserve">2 </w:t>
-      </w:r>
-      <w:r>
-        <w:rPr>
-          <w:rStyle w:val="AttributeTok"/>
-        </w:rPr>
-        <w:t xml:space="preserve">-Wconversion</w:t>
-      </w:r>
-      <w:r>
-        <w:rPr>
-          <w:rStyle w:val="NormalTok"/>
-        </w:rPr>
-        <w:t xml:space="preserve"> </w:t>
-      </w:r>
-      <w:r>
-        <w:rPr>
-          <w:rStyle w:val="AttributeTok"/>
-        </w:rPr>
-        <w:t xml:space="preserve">-Wsign-conversion</w:t>
-      </w:r>
-      <w:r>
-        <w:rPr>
-          <w:rStyle w:val="NormalTok"/>
-        </w:rPr>
-        <w:t xml:space="preserve"> </w:t>
-      </w:r>
-      <w:r>
-        <w:rPr>
-          <w:rStyle w:val="AttributeTok"/>
-        </w:rPr>
-        <w:t xml:space="preserve">-Wimplicit-fallthrough</w:t>
-      </w:r>
-      <w:r>
-        <w:rPr>
-          <w:rStyle w:val="NormalTok"/>
-        </w:rPr>
-        <w:t xml:space="preserve"> </w:t>
-      </w:r>
-      <w:r>
-        <w:rPr>
-          <w:rStyle w:val="AttributeTok"/>
-        </w:rPr>
-        <w:t xml:space="preserve">-fstack-protector-strong</w:t>
-      </w:r>
-      <w:r>
-        <w:rPr>
-          <w:rStyle w:val="NormalTok"/>
-        </w:rPr>
-        <w:t xml:space="preserve"> </w:t>
-      </w:r>
-      <w:r>
-        <w:rPr>
-          <w:rStyle w:val="AttributeTok"/>
-        </w:rPr>
-        <w:t xml:space="preserve">-Werror</w:t>
-      </w:r>
-      <w:r>
-        <w:rPr>
-          <w:rStyle w:val="OperatorTok"/>
-        </w:rPr>
-        <w:t xml:space="preserve">=</w:t>
-      </w:r>
-      <w:r>
-        <w:rPr>
-          <w:rStyle w:val="NormalTok"/>
-        </w:rPr>
-        <w:t xml:space="preserve">format-security </w:t>
-      </w:r>
-      <w:r>
-        <w:rPr>
-          <w:rStyle w:val="AttributeTok"/>
-        </w:rPr>
-        <w:t xml:space="preserve">-Werror</w:t>
-      </w:r>
-      <w:r>
-        <w:rPr>
-          <w:rStyle w:val="OperatorTok"/>
-        </w:rPr>
-        <w:t xml:space="preserve">=</w:t>
-      </w:r>
-      <w:r>
-        <w:rPr>
-          <w:rStyle w:val="NormalTok"/>
-        </w:rPr>
-        <w:t xml:space="preserve">implicit </w:t>
-      </w:r>
-      <w:r>
-        <w:rPr>
-          <w:rStyle w:val="AttributeTok"/>
-        </w:rPr>
-        <w:t xml:space="preserve">-Werror</w:t>
-      </w:r>
-      <w:r>
-        <w:rPr>
-          <w:rStyle w:val="OperatorTok"/>
-        </w:rPr>
-        <w:t xml:space="preserve">=</w:t>
-      </w:r>
-      <w:r>
-        <w:rPr>
-          <w:rStyle w:val="NormalTok"/>
-        </w:rPr>
-        <w:t xml:space="preserve">incompatible-pointer-types </w:t>
-      </w:r>
-      <w:r>
-        <w:rPr>
-          <w:rStyle w:val="AttributeTok"/>
-        </w:rPr>
-        <w:t xml:space="preserve">-Werror</w:t>
-      </w:r>
-      <w:r>
-        <w:rPr>
-          <w:rStyle w:val="OperatorTok"/>
-        </w:rPr>
-        <w:t xml:space="preserve">=</w:t>
-      </w:r>
-      <w:r>
-        <w:rPr>
-          <w:rStyle w:val="NormalTok"/>
-        </w:rPr>
-        <w:t xml:space="preserve">int-conversion build/release/main.c.o build/release/lab.c.o </w:t>
-      </w:r>
-      <w:r>
-        <w:rPr>
-          <w:rStyle w:val="AttributeTok"/>
-        </w:rPr>
-        <w:t xml:space="preserve">-o</w:t>
-      </w:r>
-      <w:r>
-        <w:rPr>
-          <w:rStyle w:val="NormalTok"/>
-        </w:rPr>
-        <w:t xml:space="preserve"> build/release/myapp </w:t>
-      </w:r>
-      <w:r>
-        <w:br/>
-      </w:r>
-      <w:r>
-        <w:rPr>
-          <w:rStyle w:val="VariableTok"/>
-        </w:rPr>
-        <w:t xml:space="preserve">make</w:t>
-      </w:r>
-      <w:r>
-        <w:rPr>
-          <w:rStyle w:val="OperatorTok"/>
-        </w:rPr>
-        <w:t xml:space="preserve">[</w:t>
-      </w:r>
-      <w:r>
-        <w:rPr>
-          <w:rStyle w:val="DecValTok"/>
-        </w:rPr>
-        <w:t xml:space="preserve">1</w:t>
-      </w:r>
-      <w:r>
-        <w:rPr>
-          <w:rStyle w:val="OperatorTok"/>
-        </w:rPr>
-        <w:t xml:space="preserve">]</w:t>
-      </w:r>
-      <w:r>
-        <w:rPr>
-          <w:rStyle w:val="ExtensionTok"/>
-        </w:rPr>
-        <w:t xml:space="preserve">:</w:t>
-      </w:r>
-      <w:r>
-        <w:rPr>
-          <w:rStyle w:val="NormalTok"/>
-        </w:rPr>
-        <w:t xml:space="preserve"> Leaving directory </w:t>
-      </w:r>
-      <w:r>
-        <w:rPr>
-          <w:rStyle w:val="StringTok"/>
-        </w:rPr>
-        <w:t xml:space="preserve">'/home/runner/work/P0Lab/P0Lab'</w:t>
-      </w:r>
-      <w:r>
-        <w:br/>
-      </w:r>
-      <w:r>
-        <w:rPr>
-          <w:rStyle w:val="VariableTok"/>
-        </w:rPr>
-        <w:t xml:space="preserve">make</w:t>
-      </w:r>
-      <w:r>
-        <w:rPr>
-          <w:rStyle w:val="OperatorTok"/>
-        </w:rPr>
-        <w:t xml:space="preserve">[</w:t>
-      </w:r>
-      <w:r>
-        <w:rPr>
-          <w:rStyle w:val="DecValTok"/>
-        </w:rPr>
-        <w:t xml:space="preserve">1</w:t>
-      </w:r>
-      <w:r>
-        <w:rPr>
-          <w:rStyle w:val="OperatorTok"/>
-        </w:rPr>
-        <w:t xml:space="preserve">]</w:t>
-      </w:r>
-      <w:r>
-        <w:rPr>
-          <w:rStyle w:val="ExtensionTok"/>
-        </w:rPr>
-        <w:t xml:space="preserve">:</w:t>
-      </w:r>
-      <w:r>
-        <w:rPr>
-          <w:rStyle w:val="NormalTok"/>
-        </w:rPr>
-        <w:t xml:space="preserve"> Entering directory </w:t>
-      </w:r>
-      <w:r>
-        <w:rPr>
-          <w:rStyle w:val="StringTok"/>
-        </w:rPr>
-        <w:t xml:space="preserve">'/home/runner/work/P0Lab/P0Lab'</w:t>
-      </w:r>
-      <w:r>
-        <w:br/>
-      </w:r>
-      <w:r>
-        <w:rPr>
-          <w:rStyle w:val="FunctionTok"/>
-        </w:rPr>
-        <w:t xml:space="preserve">mkdir</w:t>
-      </w:r>
-      <w:r>
-        <w:rPr>
-          <w:rStyle w:val="NormalTok"/>
-        </w:rPr>
-        <w:t xml:space="preserve"> </w:t>
-      </w:r>
-      <w:r>
-        <w:rPr>
-          <w:rStyle w:val="AttributeTok"/>
-        </w:rPr>
-        <w:t xml:space="preserve">-p</w:t>
-      </w:r>
-      <w:r>
-        <w:rPr>
-          <w:rStyle w:val="NormalTok"/>
-        </w:rPr>
-        <w:t xml:space="preserve"> build/tests</w:t>
-      </w:r>
-      <w:r>
-        <w:br/>
-      </w:r>
-      <w:r>
-        <w:rPr>
-          <w:rStyle w:val="FunctionTok"/>
-        </w:rPr>
-        <w:t xml:space="preserve">cc</w:t>
-      </w:r>
-      <w:r>
-        <w:rPr>
-          <w:rStyle w:val="NormalTok"/>
-        </w:rPr>
-        <w:t xml:space="preserve"> </w:t>
-      </w:r>
-      <w:r>
-        <w:rPr>
-          <w:rStyle w:val="AttributeTok"/>
-        </w:rPr>
-        <w:t xml:space="preserve">-g</w:t>
-      </w:r>
-      <w:r>
-        <w:rPr>
-          <w:rStyle w:val="NormalTok"/>
-        </w:rPr>
-        <w:t xml:space="preserve"> </w:t>
-      </w:r>
-      <w:r>
-        <w:rPr>
-          <w:rStyle w:val="AttributeTok"/>
-        </w:rPr>
-        <w:t xml:space="preserve">-O0</w:t>
-      </w:r>
-      <w:r>
-        <w:rPr>
-          <w:rStyle w:val="NormalTok"/>
-        </w:rPr>
-        <w:t xml:space="preserve"> </w:t>
-      </w:r>
-      <w:r>
-        <w:rPr>
-          <w:rStyle w:val="AttributeTok"/>
-        </w:rPr>
-        <w:t xml:space="preserve">-DTEST</w:t>
-      </w:r>
-      <w:r>
-        <w:rPr>
-          <w:rStyle w:val="NormalTok"/>
-        </w:rPr>
-        <w:t xml:space="preserve"> </w:t>
-      </w:r>
-      <w:r>
-        <w:rPr>
-          <w:rStyle w:val="AttributeTok"/>
-        </w:rPr>
-        <w:t xml:space="preserve">-fprofile-arcs</w:t>
-      </w:r>
-      <w:r>
-        <w:rPr>
-          <w:rStyle w:val="NormalTok"/>
-        </w:rPr>
-        <w:t xml:space="preserve"> </w:t>
-      </w:r>
-      <w:r>
-        <w:rPr>
-          <w:rStyle w:val="AttributeTok"/>
-        </w:rPr>
-        <w:t xml:space="preserve">-ftest-coverage</w:t>
-      </w:r>
-      <w:r>
-        <w:rPr>
-          <w:rStyle w:val="NormalTok"/>
-        </w:rPr>
-        <w:t xml:space="preserve"> </w:t>
-      </w:r>
-      <w:r>
-        <w:rPr>
-          <w:rStyle w:val="AttributeTok"/>
-        </w:rPr>
-        <w:t xml:space="preserve">-c</w:t>
-      </w:r>
-      <w:r>
-        <w:rPr>
-          <w:rStyle w:val="NormalTok"/>
-        </w:rPr>
-        <w:t xml:space="preserve"> src/main.c </w:t>
-      </w:r>
-      <w:r>
-        <w:rPr>
-          <w:rStyle w:val="AttributeTok"/>
-        </w:rPr>
-        <w:t xml:space="preserve">-o</w:t>
-      </w:r>
-      <w:r>
-        <w:rPr>
-          <w:rStyle w:val="NormalTok"/>
-        </w:rPr>
-        <w:t xml:space="preserve"> build/tests/main.c.o</w:t>
-      </w:r>
-      <w:r>
-        <w:br/>
-      </w:r>
-      <w:r>
-        <w:rPr>
-          <w:rStyle w:val="FunctionTok"/>
-        </w:rPr>
-        <w:t xml:space="preserve">mkdir</w:t>
-      </w:r>
-      <w:r>
-        <w:rPr>
-          <w:rStyle w:val="NormalTok"/>
-        </w:rPr>
-        <w:t xml:space="preserve"> </w:t>
-      </w:r>
-      <w:r>
-        <w:rPr>
-          <w:rStyle w:val="AttributeTok"/>
-        </w:rPr>
-        <w:t xml:space="preserve">-p</w:t>
-      </w:r>
-      <w:r>
-        <w:rPr>
-          <w:rStyle w:val="NormalTok"/>
-        </w:rPr>
-        <w:t xml:space="preserve"> build/tests</w:t>
-      </w:r>
-      <w:r>
-        <w:br/>
-      </w:r>
-      <w:r>
-        <w:rPr>
-          <w:rStyle w:val="FunctionTok"/>
-        </w:rPr>
-        <w:t xml:space="preserve">cc</w:t>
-      </w:r>
-      <w:r>
-        <w:rPr>
-          <w:rStyle w:val="NormalTok"/>
-        </w:rPr>
-        <w:t xml:space="preserve"> </w:t>
-      </w:r>
-      <w:r>
-        <w:rPr>
-          <w:rStyle w:val="AttributeTok"/>
-        </w:rPr>
-        <w:t xml:space="preserve">-g</w:t>
-      </w:r>
-      <w:r>
-        <w:rPr>
-          <w:rStyle w:val="NormalTok"/>
-        </w:rPr>
-        <w:t xml:space="preserve"> </w:t>
-      </w:r>
-      <w:r>
-        <w:rPr>
-          <w:rStyle w:val="AttributeTok"/>
-        </w:rPr>
-        <w:t xml:space="preserve">-O0</w:t>
-      </w:r>
-      <w:r>
-        <w:rPr>
-          <w:rStyle w:val="NormalTok"/>
-        </w:rPr>
-        <w:t xml:space="preserve"> </w:t>
-      </w:r>
-      <w:r>
-        <w:rPr>
-          <w:rStyle w:val="AttributeTok"/>
-        </w:rPr>
-        <w:t xml:space="preserve">-DTEST</w:t>
-      </w:r>
-      <w:r>
-        <w:rPr>
-          <w:rStyle w:val="NormalTok"/>
-        </w:rPr>
-        <w:t xml:space="preserve"> </w:t>
-      </w:r>
-      <w:r>
-        <w:rPr>
-          <w:rStyle w:val="AttributeTok"/>
-        </w:rPr>
-        <w:t xml:space="preserve">-fprofile-arcs</w:t>
-      </w:r>
-      <w:r>
-        <w:rPr>
-          <w:rStyle w:val="NormalTok"/>
-        </w:rPr>
-        <w:t xml:space="preserve"> </w:t>
-      </w:r>
-      <w:r>
-        <w:rPr>
-          <w:rStyle w:val="AttributeTok"/>
-        </w:rPr>
-        <w:t xml:space="preserve">-ftest-coverage</w:t>
-      </w:r>
-      <w:r>
-        <w:rPr>
-          <w:rStyle w:val="NormalTok"/>
-        </w:rPr>
-        <w:t xml:space="preserve"> </w:t>
-      </w:r>
-      <w:r>
-        <w:rPr>
-          <w:rStyle w:val="AttributeTok"/>
-        </w:rPr>
-        <w:t xml:space="preserve">-c</w:t>
-      </w:r>
-      <w:r>
-        <w:rPr>
-          <w:rStyle w:val="NormalTok"/>
-        </w:rPr>
-        <w:t xml:space="preserve"> src/lab.c </w:t>
-      </w:r>
-      <w:r>
-        <w:rPr>
-          <w:rStyle w:val="AttributeTok"/>
-        </w:rPr>
-        <w:t xml:space="preserve">-o</w:t>
-      </w:r>
-      <w:r>
-        <w:rPr>
-          <w:rStyle w:val="NormalTok"/>
-        </w:rPr>
-        <w:t xml:space="preserve"> build/tests/lab.c.o</w:t>
-      </w:r>
-      <w:r>
-        <w:br/>
-      </w:r>
-      <w:r>
-        <w:rPr>
-          <w:rStyle w:val="FunctionTok"/>
-        </w:rPr>
-        <w:t xml:space="preserve">mkdir</w:t>
-      </w:r>
-      <w:r>
-        <w:rPr>
-          <w:rStyle w:val="NormalTok"/>
-        </w:rPr>
-        <w:t xml:space="preserve"> </w:t>
-      </w:r>
-      <w:r>
-        <w:rPr>
-          <w:rStyle w:val="AttributeTok"/>
-        </w:rPr>
-        <w:t xml:space="preserve">-p</w:t>
-      </w:r>
-      <w:r>
-        <w:rPr>
-          <w:rStyle w:val="NormalTok"/>
-        </w:rPr>
-        <w:t xml:space="preserve"> build/tests/harness/</w:t>
-      </w:r>
-      <w:r>
-        <w:br/>
-      </w:r>
-      <w:r>
-        <w:rPr>
-          <w:rStyle w:val="FunctionTok"/>
-        </w:rPr>
-        <w:t xml:space="preserve">cc</w:t>
-      </w:r>
-      <w:r>
-        <w:rPr>
-          <w:rStyle w:val="NormalTok"/>
-        </w:rPr>
-        <w:t xml:space="preserve"> </w:t>
-      </w:r>
-      <w:r>
-        <w:rPr>
-          <w:rStyle w:val="AttributeTok"/>
-        </w:rPr>
-        <w:t xml:space="preserve">-g</w:t>
-      </w:r>
-      <w:r>
-        <w:rPr>
-          <w:rStyle w:val="NormalTok"/>
-        </w:rPr>
-        <w:t xml:space="preserve"> </w:t>
-      </w:r>
-      <w:r>
-        <w:rPr>
-          <w:rStyle w:val="AttributeTok"/>
-        </w:rPr>
-        <w:t xml:space="preserve">-O0</w:t>
-      </w:r>
-      <w:r>
-        <w:rPr>
-          <w:rStyle w:val="NormalTok"/>
-        </w:rPr>
-        <w:t xml:space="preserve"> </w:t>
-      </w:r>
-      <w:r>
-        <w:rPr>
-          <w:rStyle w:val="AttributeTok"/>
-        </w:rPr>
-        <w:t xml:space="preserve">-DTEST</w:t>
-      </w:r>
-      <w:r>
-        <w:rPr>
-          <w:rStyle w:val="NormalTok"/>
-        </w:rPr>
-        <w:t xml:space="preserve"> </w:t>
-      </w:r>
-      <w:r>
-        <w:rPr>
-          <w:rStyle w:val="AttributeTok"/>
-        </w:rPr>
-        <w:t xml:space="preserve">-fprofile-arcs</w:t>
-      </w:r>
-      <w:r>
-        <w:rPr>
-          <w:rStyle w:val="NormalTok"/>
-        </w:rPr>
-        <w:t xml:space="preserve"> </w:t>
-      </w:r>
-      <w:r>
-        <w:rPr>
-          <w:rStyle w:val="AttributeTok"/>
-        </w:rPr>
-        <w:t xml:space="preserve">-ftest-coverage</w:t>
-      </w:r>
-      <w:r>
-        <w:rPr>
-          <w:rStyle w:val="NormalTok"/>
-        </w:rPr>
-        <w:t xml:space="preserve"> </w:t>
-      </w:r>
-      <w:r>
-        <w:rPr>
-          <w:rStyle w:val="AttributeTok"/>
-        </w:rPr>
-        <w:t xml:space="preserve">-c</w:t>
-      </w:r>
-      <w:r>
-        <w:rPr>
-          <w:rStyle w:val="NormalTok"/>
-        </w:rPr>
-        <w:t xml:space="preserve"> tests/harness/unity.c </w:t>
-      </w:r>
-      <w:r>
-        <w:rPr>
-          <w:rStyle w:val="AttributeTok"/>
-        </w:rPr>
-        <w:t xml:space="preserve">-o</w:t>
-      </w:r>
-      <w:r>
-        <w:rPr>
-          <w:rStyle w:val="NormalTok"/>
-        </w:rPr>
-        <w:t xml:space="preserve"> build/tests/harness/unity.c.o</w:t>
-      </w:r>
-      <w:r>
-        <w:br/>
-      </w:r>
-      <w:r>
-        <w:rPr>
-          <w:rStyle w:val="FunctionTok"/>
-        </w:rPr>
-        <w:t xml:space="preserve">mkdir</w:t>
-      </w:r>
-      <w:r>
-        <w:rPr>
-          <w:rStyle w:val="NormalTok"/>
-        </w:rPr>
-        <w:t xml:space="preserve"> </w:t>
-      </w:r>
-      <w:r>
-        <w:rPr>
-          <w:rStyle w:val="AttributeTok"/>
-        </w:rPr>
-        <w:t xml:space="preserve">-p</w:t>
-      </w:r>
-      <w:r>
-        <w:rPr>
-          <w:rStyle w:val="NormalTok"/>
-        </w:rPr>
-        <w:t xml:space="preserve"> build/tests/</w:t>
-      </w:r>
-      <w:r>
-        <w:br/>
-      </w:r>
-      <w:r>
-        <w:rPr>
-          <w:rStyle w:val="FunctionTok"/>
-        </w:rPr>
-        <w:t xml:space="preserve">cc</w:t>
-      </w:r>
-      <w:r>
-        <w:rPr>
-          <w:rStyle w:val="NormalTok"/>
-        </w:rPr>
-        <w:t xml:space="preserve"> </w:t>
-      </w:r>
-      <w:r>
-        <w:rPr>
-          <w:rStyle w:val="AttributeTok"/>
-        </w:rPr>
-        <w:t xml:space="preserve">-g</w:t>
-      </w:r>
-      <w:r>
-        <w:rPr>
-          <w:rStyle w:val="NormalTok"/>
-        </w:rPr>
-        <w:t xml:space="preserve"> </w:t>
-      </w:r>
-      <w:r>
-        <w:rPr>
-          <w:rStyle w:val="AttributeTok"/>
-        </w:rPr>
-        <w:t xml:space="preserve">-O0</w:t>
-      </w:r>
-      <w:r>
-        <w:rPr>
-          <w:rStyle w:val="NormalTok"/>
-        </w:rPr>
-        <w:t xml:space="preserve"> </w:t>
-      </w:r>
-      <w:r>
-        <w:rPr>
-          <w:rStyle w:val="AttributeTok"/>
-        </w:rPr>
-        <w:t xml:space="preserve">-DTEST</w:t>
-      </w:r>
-      <w:r>
-        <w:rPr>
-          <w:rStyle w:val="NormalTok"/>
-        </w:rPr>
-        <w:t xml:space="preserve"> </w:t>
-      </w:r>
-      <w:r>
-        <w:rPr>
-          <w:rStyle w:val="AttributeTok"/>
-        </w:rPr>
-        <w:t xml:space="preserve">-fprofile-arcs</w:t>
-      </w:r>
-      <w:r>
-        <w:rPr>
-          <w:rStyle w:val="NormalTok"/>
-        </w:rPr>
-        <w:t xml:space="preserve"> </w:t>
-      </w:r>
-      <w:r>
-        <w:rPr>
-          <w:rStyle w:val="AttributeTok"/>
-        </w:rPr>
-        <w:t xml:space="preserve">-ftest-coverage</w:t>
-      </w:r>
-      <w:r>
-        <w:rPr>
-          <w:rStyle w:val="NormalTok"/>
-        </w:rPr>
-        <w:t xml:space="preserve"> </w:t>
-      </w:r>
-      <w:r>
-        <w:rPr>
-          <w:rStyle w:val="AttributeTok"/>
-        </w:rPr>
-        <w:t xml:space="preserve">-c</w:t>
-      </w:r>
-      <w:r>
-        <w:rPr>
-          <w:rStyle w:val="NormalTok"/>
-        </w:rPr>
-        <w:t xml:space="preserve"> tests/lab-test.c </w:t>
-      </w:r>
-      <w:r>
-        <w:rPr>
-          <w:rStyle w:val="AttributeTok"/>
-        </w:rPr>
-        <w:t xml:space="preserve">-o</w:t>
-      </w:r>
-      <w:r>
-        <w:rPr>
-          <w:rStyle w:val="NormalTok"/>
-        </w:rPr>
-        <w:t xml:space="preserve"> build/tests/lab-test.c.o</w:t>
-      </w:r>
-      <w:r>
-        <w:br/>
-      </w:r>
-      <w:r>
-        <w:rPr>
-          <w:rStyle w:val="FunctionTok"/>
-        </w:rPr>
-        <w:t xml:space="preserve">cc</w:t>
-      </w:r>
-      <w:r>
-        <w:rPr>
-          <w:rStyle w:val="NormalTok"/>
-        </w:rPr>
-        <w:t xml:space="preserve"> </w:t>
-      </w:r>
-      <w:r>
-        <w:rPr>
-          <w:rStyle w:val="AttributeTok"/>
-        </w:rPr>
-        <w:t xml:space="preserve">-g</w:t>
-      </w:r>
-      <w:r>
-        <w:rPr>
-          <w:rStyle w:val="NormalTok"/>
-        </w:rPr>
-        <w:t xml:space="preserve"> </w:t>
-      </w:r>
-      <w:r>
-        <w:rPr>
-          <w:rStyle w:val="AttributeTok"/>
-        </w:rPr>
-        <w:t xml:space="preserve">-O0</w:t>
-      </w:r>
-      <w:r>
-        <w:rPr>
-          <w:rStyle w:val="NormalTok"/>
-        </w:rPr>
-        <w:t xml:space="preserve"> </w:t>
-      </w:r>
-      <w:r>
-        <w:rPr>
-          <w:rStyle w:val="AttributeTok"/>
-        </w:rPr>
-        <w:t xml:space="preserve">-DTEST</w:t>
-      </w:r>
-      <w:r>
-        <w:rPr>
-          <w:rStyle w:val="NormalTok"/>
-        </w:rPr>
-        <w:t xml:space="preserve"> </w:t>
-      </w:r>
-      <w:r>
-        <w:rPr>
-          <w:rStyle w:val="AttributeTok"/>
-        </w:rPr>
-        <w:t xml:space="preserve">-fprofile-arcs</w:t>
-      </w:r>
-      <w:r>
-        <w:rPr>
-          <w:rStyle w:val="NormalTok"/>
-        </w:rPr>
-        <w:t xml:space="preserve"> </w:t>
-      </w:r>
-      <w:r>
-        <w:rPr>
-          <w:rStyle w:val="AttributeTok"/>
-        </w:rPr>
-        <w:t xml:space="preserve">-ftest-coverage</w:t>
-      </w:r>
-      <w:r>
-        <w:rPr>
-          <w:rStyle w:val="NormalTok"/>
-        </w:rPr>
-        <w:t xml:space="preserve"> build/tests/main.c.o build/tests/lab.c.o build/tests/harness/unity.c.o build/tests/lab-test.c.o </w:t>
-      </w:r>
-      <w:r>
-        <w:rPr>
-          <w:rStyle w:val="AttributeTok"/>
-        </w:rPr>
-        <w:t xml:space="preserve">-o</w:t>
-      </w:r>
-      <w:r>
-        <w:rPr>
-          <w:rStyle w:val="NormalTok"/>
-        </w:rPr>
-        <w:t xml:space="preserve"> build/tests/myapp_t </w:t>
-      </w:r>
-      <w:r>
-        <w:rPr>
-          <w:rStyle w:val="AttributeTok"/>
-        </w:rPr>
-        <w:t xml:space="preserve">-fprofile-arcs</w:t>
-      </w:r>
-      <w:r>
-        <w:rPr>
-          <w:rStyle w:val="NormalTok"/>
-        </w:rPr>
-        <w:t xml:space="preserve"> </w:t>
-      </w:r>
-      <w:r>
-        <w:rPr>
-          <w:rStyle w:val="AttributeTok"/>
-        </w:rPr>
-        <w:t xml:space="preserve">-ftest-coverage</w:t>
-      </w:r>
-      <w:r>
-        <w:br/>
-      </w:r>
-      <w:r>
-        <w:rPr>
-          <w:rStyle w:val="VariableTok"/>
-        </w:rPr>
-        <w:t xml:space="preserve">make</w:t>
-      </w:r>
-      <w:r>
-        <w:rPr>
-          <w:rStyle w:val="OperatorTok"/>
-        </w:rPr>
-        <w:t xml:space="preserve">[</w:t>
-      </w:r>
-      <w:r>
-        <w:rPr>
-          <w:rStyle w:val="DecValTok"/>
-        </w:rPr>
-        <w:t xml:space="preserve">1</w:t>
-      </w:r>
-      <w:r>
-        <w:rPr>
-          <w:rStyle w:val="OperatorTok"/>
-        </w:rPr>
-        <w:t xml:space="preserve">]</w:t>
-      </w:r>
-      <w:r>
-        <w:rPr>
-          <w:rStyle w:val="ExtensionTok"/>
-        </w:rPr>
-        <w:t xml:space="preserve">:</w:t>
-      </w:r>
-      <w:r>
-        <w:rPr>
-          <w:rStyle w:val="NormalTok"/>
-        </w:rPr>
-        <w:t xml:space="preserve"> Leaving directory </w:t>
-      </w:r>
-      <w:r>
-        <w:rPr>
-          <w:rStyle w:val="StringTok"/>
-        </w:rPr>
-        <w:t xml:space="preserve">'/home/runner/work/P0Lab/P0Lab'</w:t>
-      </w:r>
-      <w:r>
-        <w:br/>
-      </w:r>
-      <w:r>
-        <w:rPr>
-          <w:rStyle w:val="VariableTok"/>
-        </w:rPr>
-        <w:t xml:space="preserve">make</w:t>
-      </w:r>
-      <w:r>
-        <w:rPr>
-          <w:rStyle w:val="OperatorTok"/>
-        </w:rPr>
-        <w:t xml:space="preserve">[</w:t>
-      </w:r>
-      <w:r>
-        <w:rPr>
-          <w:rStyle w:val="DecValTok"/>
-        </w:rPr>
-        <w:t xml:space="preserve">1</w:t>
-      </w:r>
-      <w:r>
-        <w:rPr>
-          <w:rStyle w:val="OperatorTok"/>
-        </w:rPr>
-        <w:t xml:space="preserve">]</w:t>
-      </w:r>
-      <w:r>
-        <w:rPr>
-          <w:rStyle w:val="ExtensionTok"/>
-        </w:rPr>
-        <w:t xml:space="preserve">:</w:t>
-      </w:r>
-      <w:r>
-        <w:rPr>
-          <w:rStyle w:val="NormalTok"/>
-        </w:rPr>
-        <w:t xml:space="preserve"> Entering directory </w:t>
-      </w:r>
-      <w:r>
-        <w:rPr>
-          <w:rStyle w:val="StringTok"/>
-        </w:rPr>
-        <w:t xml:space="preserve">'/home/runner/work/P0Lab/P0Lab'</w:t>
-      </w:r>
-      <w:r>
-        <w:br/>
-      </w:r>
-      <w:r>
-        <w:rPr>
-          <w:rStyle w:val="FunctionTok"/>
-        </w:rPr>
-        <w:t xml:space="preserve">mkdir</w:t>
-      </w:r>
-      <w:r>
-        <w:rPr>
-          <w:rStyle w:val="NormalTok"/>
-        </w:rPr>
-        <w:t xml:space="preserve"> </w:t>
-      </w:r>
-      <w:r>
-        <w:rPr>
-          <w:rStyle w:val="AttributeTok"/>
-        </w:rPr>
-        <w:t xml:space="preserve">-p</w:t>
-      </w:r>
-      <w:r>
-        <w:rPr>
-          <w:rStyle w:val="NormalTok"/>
-        </w:rPr>
-        <w:t xml:space="preserve"> build/debug-test</w:t>
-      </w:r>
-      <w:r>
-        <w:br/>
-      </w:r>
-      <w:r>
-        <w:rPr>
-          <w:rStyle w:val="FunctionTok"/>
-        </w:rPr>
-        <w:t xml:space="preserve">cc</w:t>
-      </w:r>
-      <w:r>
-        <w:rPr>
-          <w:rStyle w:val="NormalTok"/>
-        </w:rPr>
-        <w:t xml:space="preserve"> </w:t>
-      </w:r>
-      <w:r>
-        <w:rPr>
-          <w:rStyle w:val="AttributeTok"/>
-        </w:rPr>
-        <w:t xml:space="preserve">-g</w:t>
-      </w:r>
-      <w:r>
-        <w:rPr>
-          <w:rStyle w:val="NormalTok"/>
-        </w:rPr>
-        <w:t xml:space="preserve"> </w:t>
-      </w:r>
-      <w:r>
-        <w:rPr>
-          <w:rStyle w:val="AttributeTok"/>
-        </w:rPr>
-        <w:t xml:space="preserve">-O0</w:t>
-      </w:r>
-      <w:r>
-        <w:rPr>
-          <w:rStyle w:val="NormalTok"/>
-        </w:rPr>
-        <w:t xml:space="preserve"> </w:t>
-      </w:r>
-      <w:r>
-        <w:rPr>
-          <w:rStyle w:val="AttributeTok"/>
-        </w:rPr>
-        <w:t xml:space="preserve">-DDEBUG</w:t>
-      </w:r>
-      <w:r>
-        <w:rPr>
-          <w:rStyle w:val="NormalTok"/>
-        </w:rPr>
-        <w:t xml:space="preserve"> </w:t>
-      </w:r>
-      <w:r>
-        <w:rPr>
-          <w:rStyle w:val="AttributeTok"/>
-        </w:rPr>
-        <w:t xml:space="preserve">-DTEST</w:t>
-      </w:r>
-      <w:r>
-        <w:rPr>
-          <w:rStyle w:val="NormalTok"/>
-        </w:rPr>
-        <w:t xml:space="preserve"> </w:t>
-      </w:r>
-      <w:r>
-        <w:rPr>
-          <w:rStyle w:val="AttributeTok"/>
-        </w:rPr>
-        <w:t xml:space="preserve">-fno-omit-frame-pointer</w:t>
-      </w:r>
-      <w:r>
-        <w:rPr>
-          <w:rStyle w:val="NormalTok"/>
-        </w:rPr>
-        <w:t xml:space="preserve"> </w:t>
-      </w:r>
-      <w:r>
-        <w:rPr>
-          <w:rStyle w:val="AttributeTok"/>
-        </w:rPr>
-        <w:t xml:space="preserve">-fsanitize</w:t>
-      </w:r>
-      <w:r>
-        <w:rPr>
-          <w:rStyle w:val="OperatorTok"/>
-        </w:rPr>
-        <w:t xml:space="preserve">=</w:t>
-      </w:r>
-      <w:r>
-        <w:rPr>
-          <w:rStyle w:val="NormalTok"/>
-        </w:rPr>
-        <w:t xml:space="preserve">address </w:t>
-      </w:r>
-      <w:r>
-        <w:rPr>
-          <w:rStyle w:val="AttributeTok"/>
-        </w:rPr>
-        <w:t xml:space="preserve">-c</w:t>
-      </w:r>
-      <w:r>
-        <w:rPr>
-          <w:rStyle w:val="NormalTok"/>
-        </w:rPr>
-        <w:t xml:space="preserve"> src/main.c </w:t>
-      </w:r>
-      <w:r>
-        <w:rPr>
-          <w:rStyle w:val="AttributeTok"/>
-        </w:rPr>
-        <w:t xml:space="preserve">-o</w:t>
-      </w:r>
-      <w:r>
-        <w:rPr>
-          <w:rStyle w:val="NormalTok"/>
-        </w:rPr>
-        <w:t xml:space="preserve"> build/debug-test/main.c.o</w:t>
-      </w:r>
-      <w:r>
-        <w:br/>
-      </w:r>
-      <w:r>
-        <w:rPr>
-          <w:rStyle w:val="FunctionTok"/>
-        </w:rPr>
-        <w:t xml:space="preserve">mkdir</w:t>
-      </w:r>
-      <w:r>
-        <w:rPr>
-          <w:rStyle w:val="NormalTok"/>
-        </w:rPr>
-        <w:t xml:space="preserve"> </w:t>
-      </w:r>
-      <w:r>
-        <w:rPr>
-          <w:rStyle w:val="AttributeTok"/>
-        </w:rPr>
-        <w:t xml:space="preserve">-p</w:t>
-      </w:r>
-      <w:r>
-        <w:rPr>
-          <w:rStyle w:val="NormalTok"/>
-        </w:rPr>
-        <w:t xml:space="preserve"> build/debug-test</w:t>
-      </w:r>
-      <w:r>
-        <w:br/>
-      </w:r>
-      <w:r>
-        <w:rPr>
-          <w:rStyle w:val="FunctionTok"/>
-        </w:rPr>
-        <w:t xml:space="preserve">cc</w:t>
-      </w:r>
-      <w:r>
-        <w:rPr>
-          <w:rStyle w:val="NormalTok"/>
-        </w:rPr>
-        <w:t xml:space="preserve"> </w:t>
-      </w:r>
-      <w:r>
-        <w:rPr>
-          <w:rStyle w:val="AttributeTok"/>
-        </w:rPr>
-        <w:t xml:space="preserve">-g</w:t>
-      </w:r>
-      <w:r>
-        <w:rPr>
-          <w:rStyle w:val="NormalTok"/>
-        </w:rPr>
-        <w:t xml:space="preserve"> </w:t>
-      </w:r>
-      <w:r>
-        <w:rPr>
-          <w:rStyle w:val="AttributeTok"/>
-        </w:rPr>
-        <w:t xml:space="preserve">-O0</w:t>
-      </w:r>
-      <w:r>
-        <w:rPr>
-          <w:rStyle w:val="NormalTok"/>
-        </w:rPr>
-        <w:t xml:space="preserve"> </w:t>
-      </w:r>
-      <w:r>
-        <w:rPr>
-          <w:rStyle w:val="AttributeTok"/>
-        </w:rPr>
-        <w:t xml:space="preserve">-DDEBUG</w:t>
-      </w:r>
-      <w:r>
-        <w:rPr>
-          <w:rStyle w:val="NormalTok"/>
-        </w:rPr>
-        <w:t xml:space="preserve"> </w:t>
-      </w:r>
-      <w:r>
-        <w:rPr>
-          <w:rStyle w:val="AttributeTok"/>
-        </w:rPr>
-        <w:t xml:space="preserve">-DTEST</w:t>
-      </w:r>
-      <w:r>
-        <w:rPr>
-          <w:rStyle w:val="NormalTok"/>
-        </w:rPr>
-        <w:t xml:space="preserve"> </w:t>
-      </w:r>
-      <w:r>
-        <w:rPr>
-          <w:rStyle w:val="AttributeTok"/>
-        </w:rPr>
-        <w:t xml:space="preserve">-fno-omit-frame-pointer</w:t>
-      </w:r>
-      <w:r>
-        <w:rPr>
-          <w:rStyle w:val="NormalTok"/>
-        </w:rPr>
-        <w:t xml:space="preserve"> </w:t>
-      </w:r>
-      <w:r>
-        <w:rPr>
-          <w:rStyle w:val="AttributeTok"/>
-        </w:rPr>
-        <w:t xml:space="preserve">-fsanitize</w:t>
-      </w:r>
-      <w:r>
-        <w:rPr>
-          <w:rStyle w:val="OperatorTok"/>
-        </w:rPr>
-        <w:t xml:space="preserve">=</w:t>
-      </w:r>
-      <w:r>
-        <w:rPr>
-          <w:rStyle w:val="NormalTok"/>
-        </w:rPr>
-        <w:t xml:space="preserve">address </w:t>
-      </w:r>
-      <w:r>
-        <w:rPr>
-          <w:rStyle w:val="AttributeTok"/>
-        </w:rPr>
-        <w:t xml:space="preserve">-c</w:t>
-      </w:r>
-      <w:r>
-        <w:rPr>
-          <w:rStyle w:val="NormalTok"/>
-        </w:rPr>
-        <w:t xml:space="preserve"> src/lab.c </w:t>
-      </w:r>
-      <w:r>
-        <w:rPr>
-          <w:rStyle w:val="AttributeTok"/>
-        </w:rPr>
-        <w:t xml:space="preserve">-o</w:t>
-      </w:r>
-      <w:r>
-        <w:rPr>
-          <w:rStyle w:val="NormalTok"/>
-        </w:rPr>
-        <w:t xml:space="preserve"> build/debug-test/lab.c.o</w:t>
-      </w:r>
-      <w:r>
-        <w:br/>
-      </w:r>
-      <w:r>
-        <w:rPr>
-          <w:rStyle w:val="FunctionTok"/>
-        </w:rPr>
-        <w:t xml:space="preserve">mkdir</w:t>
-      </w:r>
-      <w:r>
-        <w:rPr>
-          <w:rStyle w:val="NormalTok"/>
-        </w:rPr>
-        <w:t xml:space="preserve"> </w:t>
-      </w:r>
-      <w:r>
-        <w:rPr>
-          <w:rStyle w:val="AttributeTok"/>
-        </w:rPr>
-        <w:t xml:space="preserve">-p</w:t>
-      </w:r>
-      <w:r>
-        <w:rPr>
-          <w:rStyle w:val="NormalTok"/>
-        </w:rPr>
-        <w:t xml:space="preserve"> build/debug-test/harness/</w:t>
-      </w:r>
-      <w:r>
-        <w:br/>
-      </w:r>
-      <w:r>
-        <w:rPr>
-          <w:rStyle w:val="FunctionTok"/>
-        </w:rPr>
-        <w:t xml:space="preserve">cc</w:t>
-      </w:r>
-      <w:r>
-        <w:rPr>
-          <w:rStyle w:val="NormalTok"/>
-        </w:rPr>
-        <w:t xml:space="preserve"> </w:t>
-      </w:r>
-      <w:r>
-        <w:rPr>
-          <w:rStyle w:val="AttributeTok"/>
-        </w:rPr>
-        <w:t xml:space="preserve">-g</w:t>
-      </w:r>
-      <w:r>
-        <w:rPr>
-          <w:rStyle w:val="NormalTok"/>
-        </w:rPr>
-        <w:t xml:space="preserve"> </w:t>
-      </w:r>
-      <w:r>
-        <w:rPr>
-          <w:rStyle w:val="AttributeTok"/>
-        </w:rPr>
-        <w:t xml:space="preserve">-O0</w:t>
-      </w:r>
-      <w:r>
-        <w:rPr>
-          <w:rStyle w:val="NormalTok"/>
-        </w:rPr>
-        <w:t xml:space="preserve"> </w:t>
-      </w:r>
-      <w:r>
-        <w:rPr>
-          <w:rStyle w:val="AttributeTok"/>
-        </w:rPr>
-        <w:t xml:space="preserve">-DDEBUG</w:t>
-      </w:r>
-      <w:r>
-        <w:rPr>
-          <w:rStyle w:val="NormalTok"/>
-        </w:rPr>
-        <w:t xml:space="preserve"> </w:t>
-      </w:r>
-      <w:r>
-        <w:rPr>
-          <w:rStyle w:val="AttributeTok"/>
-        </w:rPr>
-        <w:t xml:space="preserve">-DTEST</w:t>
-      </w:r>
-      <w:r>
-        <w:rPr>
-          <w:rStyle w:val="NormalTok"/>
-        </w:rPr>
-        <w:t xml:space="preserve"> </w:t>
-      </w:r>
-      <w:r>
-        <w:rPr>
-          <w:rStyle w:val="AttributeTok"/>
-        </w:rPr>
-        <w:t xml:space="preserve">-fno-omit-frame-pointer</w:t>
-      </w:r>
-      <w:r>
-        <w:rPr>
-          <w:rStyle w:val="NormalTok"/>
-        </w:rPr>
-        <w:t xml:space="preserve"> </w:t>
-      </w:r>
-      <w:r>
-        <w:rPr>
-          <w:rStyle w:val="AttributeTok"/>
-        </w:rPr>
-        <w:t xml:space="preserve">-fsanitize</w:t>
-      </w:r>
-      <w:r>
-        <w:rPr>
-          <w:rStyle w:val="OperatorTok"/>
-        </w:rPr>
-        <w:t xml:space="preserve">=</w:t>
-      </w:r>
-      <w:r>
-        <w:rPr>
-          <w:rStyle w:val="NormalTok"/>
-        </w:rPr>
-        <w:t xml:space="preserve">address </w:t>
-      </w:r>
-      <w:r>
-        <w:rPr>
-          <w:rStyle w:val="AttributeTok"/>
-        </w:rPr>
-        <w:t xml:space="preserve">-c</w:t>
-      </w:r>
-      <w:r>
-        <w:rPr>
-          <w:rStyle w:val="NormalTok"/>
-        </w:rPr>
-        <w:t xml:space="preserve"> tests/harness/unity.c </w:t>
-      </w:r>
-      <w:r>
-        <w:rPr>
-          <w:rStyle w:val="AttributeTok"/>
-        </w:rPr>
-        <w:t xml:space="preserve">-o</w:t>
-      </w:r>
-      <w:r>
-        <w:rPr>
-          <w:rStyle w:val="NormalTok"/>
-        </w:rPr>
-        <w:t xml:space="preserve"> build/debug-test/harness/unity.c.o</w:t>
-      </w:r>
-      <w:r>
-        <w:br/>
-      </w:r>
-      <w:r>
-        <w:rPr>
-          <w:rStyle w:val="FunctionTok"/>
-        </w:rPr>
-        <w:t xml:space="preserve">mkdir</w:t>
-      </w:r>
-      <w:r>
-        <w:rPr>
-          <w:rStyle w:val="NormalTok"/>
-        </w:rPr>
-        <w:t xml:space="preserve"> </w:t>
-      </w:r>
-      <w:r>
-        <w:rPr>
-          <w:rStyle w:val="AttributeTok"/>
-        </w:rPr>
-        <w:t xml:space="preserve">-p</w:t>
-      </w:r>
-      <w:r>
-        <w:rPr>
-          <w:rStyle w:val="NormalTok"/>
-        </w:rPr>
-        <w:t xml:space="preserve"> build/debug-test/</w:t>
-      </w:r>
-      <w:r>
-        <w:br/>
-      </w:r>
-      <w:r>
-        <w:rPr>
-          <w:rStyle w:val="FunctionTok"/>
-        </w:rPr>
-        <w:t xml:space="preserve">cc</w:t>
-      </w:r>
-      <w:r>
-        <w:rPr>
-          <w:rStyle w:val="NormalTok"/>
-        </w:rPr>
-        <w:t xml:space="preserve"> </w:t>
-      </w:r>
-      <w:r>
-        <w:rPr>
-          <w:rStyle w:val="AttributeTok"/>
-        </w:rPr>
-        <w:t xml:space="preserve">-g</w:t>
-      </w:r>
-      <w:r>
-        <w:rPr>
-          <w:rStyle w:val="NormalTok"/>
-        </w:rPr>
-        <w:t xml:space="preserve"> </w:t>
-      </w:r>
-      <w:r>
-        <w:rPr>
-          <w:rStyle w:val="AttributeTok"/>
-        </w:rPr>
-        <w:t xml:space="preserve">-O0</w:t>
-      </w:r>
-      <w:r>
-        <w:rPr>
-          <w:rStyle w:val="NormalTok"/>
-        </w:rPr>
-        <w:t xml:space="preserve"> </w:t>
-      </w:r>
-      <w:r>
-        <w:rPr>
-          <w:rStyle w:val="AttributeTok"/>
-        </w:rPr>
-        <w:t xml:space="preserve">-DDEBUG</w:t>
-      </w:r>
-      <w:r>
-        <w:rPr>
-          <w:rStyle w:val="NormalTok"/>
-        </w:rPr>
-        <w:t xml:space="preserve"> </w:t>
-      </w:r>
-      <w:r>
-        <w:rPr>
-          <w:rStyle w:val="AttributeTok"/>
-        </w:rPr>
-        <w:t xml:space="preserve">-DTEST</w:t>
-      </w:r>
-      <w:r>
-        <w:rPr>
-          <w:rStyle w:val="NormalTok"/>
-        </w:rPr>
-        <w:t xml:space="preserve"> </w:t>
-      </w:r>
-      <w:r>
-        <w:rPr>
-          <w:rStyle w:val="AttributeTok"/>
-        </w:rPr>
-        <w:t xml:space="preserve">-fno-omit-frame-pointer</w:t>
-      </w:r>
-      <w:r>
-        <w:rPr>
-          <w:rStyle w:val="NormalTok"/>
-        </w:rPr>
-        <w:t xml:space="preserve"> </w:t>
-      </w:r>
-      <w:r>
-        <w:rPr>
-          <w:rStyle w:val="AttributeTok"/>
-        </w:rPr>
-        <w:t xml:space="preserve">-fsanitize</w:t>
-      </w:r>
-      <w:r>
-        <w:rPr>
-          <w:rStyle w:val="OperatorTok"/>
-        </w:rPr>
-        <w:t xml:space="preserve">=</w:t>
-      </w:r>
-      <w:r>
-        <w:rPr>
-          <w:rStyle w:val="NormalTok"/>
-        </w:rPr>
-        <w:t xml:space="preserve">address </w:t>
-      </w:r>
-      <w:r>
-        <w:rPr>
-          <w:rStyle w:val="AttributeTok"/>
-        </w:rPr>
-        <w:t xml:space="preserve">-c</w:t>
-      </w:r>
-      <w:r>
-        <w:rPr>
-          <w:rStyle w:val="NormalTok"/>
-        </w:rPr>
-        <w:t xml:space="preserve"> tests/lab-test.c </w:t>
-      </w:r>
-      <w:r>
-        <w:rPr>
-          <w:rStyle w:val="AttributeTok"/>
-        </w:rPr>
-        <w:t xml:space="preserve">-o</w:t>
-      </w:r>
-      <w:r>
-        <w:rPr>
-          <w:rStyle w:val="NormalTok"/>
-        </w:rPr>
-        <w:t xml:space="preserve"> build/debug-test/lab-test.c.o</w:t>
-      </w:r>
-      <w:r>
-        <w:br/>
-      </w:r>
-      <w:r>
-        <w:rPr>
-          <w:rStyle w:val="FunctionTok"/>
-        </w:rPr>
-        <w:t xml:space="preserve">cc</w:t>
-      </w:r>
-      <w:r>
-        <w:rPr>
-          <w:rStyle w:val="NormalTok"/>
-        </w:rPr>
-        <w:t xml:space="preserve"> </w:t>
-      </w:r>
-      <w:r>
-        <w:rPr>
-          <w:rStyle w:val="AttributeTok"/>
-        </w:rPr>
-        <w:t xml:space="preserve">-g</w:t>
-      </w:r>
-      <w:r>
-        <w:rPr>
-          <w:rStyle w:val="NormalTok"/>
-        </w:rPr>
-        <w:t xml:space="preserve"> </w:t>
-      </w:r>
-      <w:r>
-        <w:rPr>
-          <w:rStyle w:val="AttributeTok"/>
-        </w:rPr>
-        <w:t xml:space="preserve">-O0</w:t>
-      </w:r>
-      <w:r>
-        <w:rPr>
-          <w:rStyle w:val="NormalTok"/>
-        </w:rPr>
-        <w:t xml:space="preserve"> </w:t>
-      </w:r>
-      <w:r>
-        <w:rPr>
-          <w:rStyle w:val="AttributeTok"/>
-        </w:rPr>
-        <w:t xml:space="preserve">-DDEBUG</w:t>
-      </w:r>
-      <w:r>
-        <w:rPr>
-          <w:rStyle w:val="NormalTok"/>
-        </w:rPr>
-        <w:t xml:space="preserve"> </w:t>
-      </w:r>
-      <w:r>
-        <w:rPr>
-          <w:rStyle w:val="AttributeTok"/>
-        </w:rPr>
-        <w:t xml:space="preserve">-DTEST</w:t>
-      </w:r>
-      <w:r>
-        <w:rPr>
-          <w:rStyle w:val="NormalTok"/>
-        </w:rPr>
-        <w:t xml:space="preserve"> </w:t>
-      </w:r>
-      <w:r>
-        <w:rPr>
-          <w:rStyle w:val="AttributeTok"/>
-        </w:rPr>
-        <w:t xml:space="preserve">-fno-omit-frame-pointer</w:t>
-      </w:r>
-      <w:r>
-        <w:rPr>
-          <w:rStyle w:val="NormalTok"/>
-        </w:rPr>
-        <w:t xml:space="preserve"> </w:t>
-      </w:r>
-      <w:r>
-        <w:rPr>
-          <w:rStyle w:val="AttributeTok"/>
-        </w:rPr>
-        <w:t xml:space="preserve">-fsanitize</w:t>
-      </w:r>
-      <w:r>
-        <w:rPr>
-          <w:rStyle w:val="OperatorTok"/>
-        </w:rPr>
-        <w:t xml:space="preserve">=</w:t>
-      </w:r>
-      <w:r>
-        <w:rPr>
-          <w:rStyle w:val="NormalTok"/>
-        </w:rPr>
-        <w:t xml:space="preserve">address build/debug-test/main.c.o build/debug-test/lab.c.o build/debug-test/harness/unity.c.o build/debug-test/lab-test.c.o </w:t>
-      </w:r>
-      <w:r>
-        <w:rPr>
-          <w:rStyle w:val="AttributeTok"/>
-        </w:rPr>
-        <w:t xml:space="preserve">-o</w:t>
-      </w:r>
-      <w:r>
-        <w:rPr>
-          <w:rStyle w:val="NormalTok"/>
-        </w:rPr>
-        <w:t xml:space="preserve"> build/debug-test/myapp_td </w:t>
-      </w:r>
-      <w:r>
-        <w:rPr>
-          <w:rStyle w:val="AttributeTok"/>
-        </w:rPr>
-        <w:t xml:space="preserve">-fsanitize</w:t>
-      </w:r>
-      <w:r>
-        <w:rPr>
-          <w:rStyle w:val="OperatorTok"/>
-        </w:rPr>
-        <w:t xml:space="preserve">=</w:t>
-      </w:r>
-      <w:r>
-        <w:rPr>
-          <w:rStyle w:val="NormalTok"/>
-        </w:rPr>
-        <w:t xml:space="preserve">address</w:t>
-      </w:r>
-      <w:r>
-        <w:br/>
-      </w:r>
-      <w:r>
-        <w:rPr>
-          <w:rStyle w:val="VariableTok"/>
-        </w:rPr>
-        <w:t xml:space="preserve">make</w:t>
-      </w:r>
-      <w:r>
-        <w:rPr>
-          <w:rStyle w:val="OperatorTok"/>
-        </w:rPr>
-        <w:t xml:space="preserve">[</w:t>
-      </w:r>
-      <w:r>
-        <w:rPr>
-          <w:rStyle w:val="DecValTok"/>
-        </w:rPr>
-        <w:t xml:space="preserve">1</w:t>
-      </w:r>
-      <w:r>
-        <w:rPr>
-          <w:rStyle w:val="OperatorTok"/>
-        </w:rPr>
-        <w:t xml:space="preserve">]</w:t>
-      </w:r>
-      <w:r>
-        <w:rPr>
-          <w:rStyle w:val="ExtensionTok"/>
-        </w:rPr>
-        <w:t xml:space="preserve">:</w:t>
-      </w:r>
-      <w:r>
-        <w:rPr>
-          <w:rStyle w:val="NormalTok"/>
-        </w:rPr>
-        <w:t xml:space="preserve"> Leaving directory </w:t>
-      </w:r>
-      <w:r>
-        <w:rPr>
-          <w:rStyle w:val="StringTok"/>
-        </w:rPr>
-        <w:t xml:space="preserve">'/home/runner/work/P0Lab/P0Lab'</w:t>
+        <w:t xml:space="preserve">'/home/SAMWILCOX/Documents/git/P0Lab'</w:t>
       </w:r>
       <w:r>
         <w:br/>
@@ -3727,9 +3727,6 @@
         <w:br/>
       </w:r>
       <w:r>
-        <w:br/>
-      </w:r>
-      <w:r>
         <w:rPr>
           <w:rStyle w:val="KeywordTok"/>
         </w:rPr>
@@ -3769,9 +3766,6 @@
         <w:br/>
       </w:r>
       <w:r>
-        <w:br/>
-      </w:r>
-      <w:r>
         <w:rPr>
           <w:rStyle w:val="ExtensionTok"/>
         </w:rPr>
@@ -3904,9 +3898,6 @@
         <w:br/>
       </w:r>
       <w:r>
-        <w:br/>
-      </w:r>
-      <w:r>
         <w:rPr>
           <w:rStyle w:val="KeywordTok"/>
         </w:rPr>
@@ -3946,9 +3937,6 @@
         <w:br/>
       </w:r>
       <w:r>
-        <w:br/>
-      </w:r>
-      <w:r>
         <w:rPr>
           <w:rStyle w:val="ExtensionTok"/>
         </w:rPr>
@@ -4012,7 +4000,7 @@
         <w:rPr>
           <w:rStyle w:val="NormalTok"/>
         </w:rPr>
-        <w:t xml:space="preserve">                                       Lines     Exec  Cover   Missing</w:t>
+        <w:t xml:space="preserve">                                       Lines    Exec  Cover   Missing</w:t>
       </w:r>
       <w:r>
         <w:br/>
@@ -4036,7 +4024,7 @@
         <w:rPr>
           <w:rStyle w:val="NormalTok"/>
         </w:rPr>
-        <w:t xml:space="preserve">                                     10       10   100%</w:t>
+        <w:t xml:space="preserve">                                     10      10   100%</w:t>
       </w:r>
       <w:r>
         <w:br/>
@@ -4060,7 +4048,7 @@
         <w:rPr>
           <w:rStyle w:val="NormalTok"/>
         </w:rPr>
-        <w:t xml:space="preserve">                                         10       10   100%</w:t>
+        <w:t xml:space="preserve">                                         10      10   100%</w:t>
       </w:r>
       <w:r>
         <w:br/>
@@ -4640,589 +4628,565 @@
         <w:rPr>
           <w:rStyle w:val="StringTok"/>
         </w:rPr>
-        <w:t xml:space="preserve">"Hello, </w:t>
-      </w:r>
-      <w:r>
-        <w:rPr>
-          <w:rStyle w:val="SpecialCharTok"/>
-        </w:rPr>
-        <w:t xml:space="preserve">%s</w:t>
+        <w:t xml:space="preserve">"Hello, %s!"</w:t>
+      </w:r>
+      <w:r>
+        <w:rPr>
+          <w:rStyle w:val="OperatorTok"/>
+        </w:rPr>
+        <w:t xml:space="preserve">,</w:t>
+      </w:r>
+      <w:r>
+        <w:rPr>
+          <w:rStyle w:val="NormalTok"/>
+        </w:rPr>
+        <w:t xml:space="preserve"> name</w:t>
+      </w:r>
+      <w:r>
+        <w:rPr>
+          <w:rStyle w:val="OperatorTok"/>
+        </w:rPr>
+        <w:t xml:space="preserve">);</w:t>
+      </w:r>
+      <w:r>
+        <w:br/>
+      </w:r>
+      <w:r>
+        <w:rPr>
+          <w:rStyle w:val="NormalTok"/>
+        </w:rPr>
+        <w:t xml:space="preserve">  </w:t>
+      </w:r>
+      <w:r>
+        <w:rPr>
+          <w:rStyle w:val="ControlFlowTok"/>
+        </w:rPr>
+        <w:t xml:space="preserve">if</w:t>
+      </w:r>
+      <w:r>
+        <w:rPr>
+          <w:rStyle w:val="NormalTok"/>
+        </w:rPr>
+        <w:t xml:space="preserve"> </w:t>
+      </w:r>
+      <w:r>
+        <w:rPr>
+          <w:rStyle w:val="OperatorTok"/>
+        </w:rPr>
+        <w:t xml:space="preserve">(</w:t>
+      </w:r>
+      <w:r>
+        <w:rPr>
+          <w:rStyle w:val="NormalTok"/>
+        </w:rPr>
+        <w:t xml:space="preserve">length </w:t>
+      </w:r>
+      <w:r>
+        <w:rPr>
+          <w:rStyle w:val="OperatorTok"/>
+        </w:rPr>
+        <w:t xml:space="preserve">&lt;</w:t>
+      </w:r>
+      <w:r>
+        <w:rPr>
+          <w:rStyle w:val="NormalTok"/>
+        </w:rPr>
+        <w:t xml:space="preserve"> </w:t>
+      </w:r>
+      <w:r>
+        <w:rPr>
+          <w:rStyle w:val="DecValTok"/>
+        </w:rPr>
+        <w:t xml:space="preserve">0</w:t>
+      </w:r>
+      <w:r>
+        <w:rPr>
+          <w:rStyle w:val="OperatorTok"/>
+        </w:rPr>
+        <w:t xml:space="preserve">)</w:t>
+      </w:r>
+      <w:r>
+        <w:rPr>
+          <w:rStyle w:val="NormalTok"/>
+        </w:rPr>
+        <w:t xml:space="preserve"> </w:t>
+      </w:r>
+      <w:r>
+        <w:rPr>
+          <w:rStyle w:val="CommentTok"/>
+        </w:rPr>
+        <w:t xml:space="preserve">// GCOVR_EXCL_START</w:t>
+      </w:r>
+      <w:r>
+        <w:br/>
+      </w:r>
+      <w:r>
+        <w:rPr>
+          <w:rStyle w:val="NormalTok"/>
+        </w:rPr>
+        <w:t xml:space="preserve">  </w:t>
+      </w:r>
+      <w:r>
+        <w:rPr>
+          <w:rStyle w:val="OperatorTok"/>
+        </w:rPr>
+        <w:t xml:space="preserve">{</w:t>
+      </w:r>
+      <w:r>
+        <w:br/>
+      </w:r>
+      <w:r>
+        <w:rPr>
+          <w:rStyle w:val="NormalTok"/>
+        </w:rPr>
+        <w:t xml:space="preserve">    </w:t>
+      </w:r>
+      <w:r>
+        <w:rPr>
+          <w:rStyle w:val="ControlFlowTok"/>
+        </w:rPr>
+        <w:t xml:space="preserve">return</w:t>
+      </w:r>
+      <w:r>
+        <w:rPr>
+          <w:rStyle w:val="NormalTok"/>
+        </w:rPr>
+        <w:t xml:space="preserve"> NULL</w:t>
+      </w:r>
+      <w:r>
+        <w:rPr>
+          <w:rStyle w:val="OperatorTok"/>
+        </w:rPr>
+        <w:t xml:space="preserve">;</w:t>
+      </w:r>
+      <w:r>
+        <w:rPr>
+          <w:rStyle w:val="NormalTok"/>
+        </w:rPr>
+        <w:t xml:space="preserve"> </w:t>
+      </w:r>
+      <w:r>
+        <w:rPr>
+          <w:rStyle w:val="CommentTok"/>
+        </w:rPr>
+        <w:t xml:space="preserve">// snprintf failed</w:t>
+      </w:r>
+      <w:r>
+        <w:br/>
+      </w:r>
+      <w:r>
+        <w:rPr>
+          <w:rStyle w:val="NormalTok"/>
+        </w:rPr>
+        <w:t xml:space="preserve">  </w:t>
+      </w:r>
+      <w:r>
+        <w:rPr>
+          <w:rStyle w:val="OperatorTok"/>
+        </w:rPr>
+        <w:t xml:space="preserve">}</w:t>
+      </w:r>
+      <w:r>
+        <w:rPr>
+          <w:rStyle w:val="NormalTok"/>
+        </w:rPr>
+        <w:t xml:space="preserve"> </w:t>
+      </w:r>
+      <w:r>
+        <w:rPr>
+          <w:rStyle w:val="CommentTok"/>
+        </w:rPr>
+        <w:t xml:space="preserve">// GCOVR_EXCL_STOP</w:t>
+      </w:r>
+      <w:r>
+        <w:br/>
+      </w:r>
+      <w:r>
+        <w:br/>
+      </w:r>
+      <w:r>
+        <w:rPr>
+          <w:rStyle w:val="NormalTok"/>
+        </w:rPr>
+        <w:t xml:space="preserve">  </w:t>
+      </w:r>
+      <w:r>
+        <w:rPr>
+          <w:rStyle w:val="CommentTok"/>
+        </w:rPr>
+        <w:t xml:space="preserve">// Casting is safe here because we know length is non-negative</w:t>
+      </w:r>
+      <w:r>
+        <w:br/>
+      </w:r>
+      <w:r>
+        <w:rPr>
+          <w:rStyle w:val="NormalTok"/>
+        </w:rPr>
+        <w:t xml:space="preserve">  </w:t>
+      </w:r>
+      <w:r>
+        <w:rPr>
+          <w:rStyle w:val="DataTypeTok"/>
+        </w:rPr>
+        <w:t xml:space="preserve">size_t</w:t>
+      </w:r>
+      <w:r>
+        <w:rPr>
+          <w:rStyle w:val="NormalTok"/>
+        </w:rPr>
+        <w:t xml:space="preserve"> alloc_size </w:t>
+      </w:r>
+      <w:r>
+        <w:rPr>
+          <w:rStyle w:val="OperatorTok"/>
+        </w:rPr>
+        <w:t xml:space="preserve">=</w:t>
+      </w:r>
+      <w:r>
+        <w:rPr>
+          <w:rStyle w:val="NormalTok"/>
+        </w:rPr>
+        <w:t xml:space="preserve"> </w:t>
+      </w:r>
+      <w:r>
+        <w:rPr>
+          <w:rStyle w:val="OperatorTok"/>
+        </w:rPr>
+        <w:t xml:space="preserve">(</w:t>
+      </w:r>
+      <w:r>
+        <w:rPr>
+          <w:rStyle w:val="DataTypeTok"/>
+        </w:rPr>
+        <w:t xml:space="preserve">size_t</w:t>
+      </w:r>
+      <w:r>
+        <w:rPr>
+          <w:rStyle w:val="OperatorTok"/>
+        </w:rPr>
+        <w:t xml:space="preserve">)</w:t>
+      </w:r>
+      <w:r>
+        <w:rPr>
+          <w:rStyle w:val="NormalTok"/>
+        </w:rPr>
+        <w:t xml:space="preserve">length </w:t>
+      </w:r>
+      <w:r>
+        <w:rPr>
+          <w:rStyle w:val="OperatorTok"/>
+        </w:rPr>
+        <w:t xml:space="preserve">+</w:t>
+      </w:r>
+      <w:r>
+        <w:rPr>
+          <w:rStyle w:val="NormalTok"/>
+        </w:rPr>
+        <w:t xml:space="preserve"> </w:t>
+      </w:r>
+      <w:r>
+        <w:rPr>
+          <w:rStyle w:val="DecValTok"/>
+        </w:rPr>
+        <w:t xml:space="preserve">1</w:t>
+      </w:r>
+      <w:r>
+        <w:rPr>
+          <w:rStyle w:val="OperatorTok"/>
+        </w:rPr>
+        <w:t xml:space="preserve">;</w:t>
+      </w:r>
+      <w:r>
+        <w:rPr>
+          <w:rStyle w:val="NormalTok"/>
+        </w:rPr>
+        <w:t xml:space="preserve"> </w:t>
+      </w:r>
+      <w:r>
+        <w:rPr>
+          <w:rStyle w:val="CommentTok"/>
+        </w:rPr>
+        <w:t xml:space="preserve">// +1 for the null terminator</w:t>
+      </w:r>
+      <w:r>
+        <w:br/>
+      </w:r>
+      <w:r>
+        <w:rPr>
+          <w:rStyle w:val="NormalTok"/>
+        </w:rPr>
+        <w:t xml:space="preserve">  </w:t>
+      </w:r>
+      <w:r>
+        <w:rPr>
+          <w:rStyle w:val="DataTypeTok"/>
+        </w:rPr>
+        <w:t xml:space="preserve">char</w:t>
+      </w:r>
+      <w:r>
+        <w:rPr>
+          <w:rStyle w:val="NormalTok"/>
+        </w:rPr>
+        <w:t xml:space="preserve"> </w:t>
+      </w:r>
+      <w:r>
+        <w:rPr>
+          <w:rStyle w:val="OperatorTok"/>
+        </w:rPr>
+        <w:t xml:space="preserve">*</w:t>
+      </w:r>
+      <w:r>
+        <w:rPr>
+          <w:rStyle w:val="NormalTok"/>
+        </w:rPr>
+        <w:t xml:space="preserve">greeting </w:t>
+      </w:r>
+      <w:r>
+        <w:rPr>
+          <w:rStyle w:val="OperatorTok"/>
+        </w:rPr>
+        <w:t xml:space="preserve">=</w:t>
+      </w:r>
+      <w:r>
+        <w:rPr>
+          <w:rStyle w:val="NormalTok"/>
+        </w:rPr>
+        <w:t xml:space="preserve"> malloc</w:t>
+      </w:r>
+      <w:r>
+        <w:rPr>
+          <w:rStyle w:val="OperatorTok"/>
+        </w:rPr>
+        <w:t xml:space="preserve">(</w:t>
+      </w:r>
+      <w:r>
+        <w:rPr>
+          <w:rStyle w:val="NormalTok"/>
+        </w:rPr>
+        <w:t xml:space="preserve">alloc_size</w:t>
+      </w:r>
+      <w:r>
+        <w:rPr>
+          <w:rStyle w:val="OperatorTok"/>
+        </w:rPr>
+        <w:t xml:space="preserve">);</w:t>
+      </w:r>
+      <w:r>
+        <w:br/>
+      </w:r>
+      <w:r>
+        <w:br/>
+      </w:r>
+      <w:r>
+        <w:rPr>
+          <w:rStyle w:val="NormalTok"/>
+        </w:rPr>
+        <w:t xml:space="preserve">  </w:t>
+      </w:r>
+      <w:r>
+        <w:rPr>
+          <w:rStyle w:val="ControlFlowTok"/>
+        </w:rPr>
+        <w:t xml:space="preserve">if</w:t>
+      </w:r>
+      <w:r>
+        <w:rPr>
+          <w:rStyle w:val="NormalTok"/>
+        </w:rPr>
+        <w:t xml:space="preserve"> </w:t>
+      </w:r>
+      <w:r>
+        <w:rPr>
+          <w:rStyle w:val="OperatorTok"/>
+        </w:rPr>
+        <w:t xml:space="preserve">(</w:t>
+      </w:r>
+      <w:r>
+        <w:rPr>
+          <w:rStyle w:val="NormalTok"/>
+        </w:rPr>
+        <w:t xml:space="preserve">greeting </w:t>
+      </w:r>
+      <w:r>
+        <w:rPr>
+          <w:rStyle w:val="OperatorTok"/>
+        </w:rPr>
+        <w:t xml:space="preserve">==</w:t>
+      </w:r>
+      <w:r>
+        <w:rPr>
+          <w:rStyle w:val="NormalTok"/>
+        </w:rPr>
+        <w:t xml:space="preserve"> NULL</w:t>
+      </w:r>
+      <w:r>
+        <w:rPr>
+          <w:rStyle w:val="OperatorTok"/>
+        </w:rPr>
+        <w:t xml:space="preserve">)</w:t>
+      </w:r>
+      <w:r>
+        <w:rPr>
+          <w:rStyle w:val="NormalTok"/>
+        </w:rPr>
+        <w:t xml:space="preserve"> </w:t>
+      </w:r>
+      <w:r>
+        <w:rPr>
+          <w:rStyle w:val="CommentTok"/>
+        </w:rPr>
+        <w:t xml:space="preserve">// GCOVR_EXCL_START</w:t>
+      </w:r>
+      <w:r>
+        <w:br/>
+      </w:r>
+      <w:r>
+        <w:rPr>
+          <w:rStyle w:val="NormalTok"/>
+        </w:rPr>
+        <w:t xml:space="preserve">  </w:t>
+      </w:r>
+      <w:r>
+        <w:rPr>
+          <w:rStyle w:val="OperatorTok"/>
+        </w:rPr>
+        <w:t xml:space="preserve">{</w:t>
+      </w:r>
+      <w:r>
+        <w:br/>
+      </w:r>
+      <w:r>
+        <w:rPr>
+          <w:rStyle w:val="NormalTok"/>
+        </w:rPr>
+        <w:t xml:space="preserve">    </w:t>
+      </w:r>
+      <w:r>
+        <w:rPr>
+          <w:rStyle w:val="ControlFlowTok"/>
+        </w:rPr>
+        <w:t xml:space="preserve">return</w:t>
+      </w:r>
+      <w:r>
+        <w:rPr>
+          <w:rStyle w:val="NormalTok"/>
+        </w:rPr>
+        <w:t xml:space="preserve"> NULL</w:t>
+      </w:r>
+      <w:r>
+        <w:rPr>
+          <w:rStyle w:val="OperatorTok"/>
+        </w:rPr>
+        <w:t xml:space="preserve">;</w:t>
+      </w:r>
+      <w:r>
+        <w:rPr>
+          <w:rStyle w:val="NormalTok"/>
+        </w:rPr>
+        <w:t xml:space="preserve"> </w:t>
+      </w:r>
+      <w:r>
+        <w:rPr>
+          <w:rStyle w:val="CommentTok"/>
+        </w:rPr>
+        <w:t xml:space="preserve">// Memory allocation failed</w:t>
+      </w:r>
+      <w:r>
+        <w:br/>
+      </w:r>
+      <w:r>
+        <w:rPr>
+          <w:rStyle w:val="NormalTok"/>
+        </w:rPr>
+        <w:t xml:space="preserve">  </w:t>
+      </w:r>
+      <w:r>
+        <w:rPr>
+          <w:rStyle w:val="OperatorTok"/>
+        </w:rPr>
+        <w:t xml:space="preserve">}</w:t>
+      </w:r>
+      <w:r>
+        <w:rPr>
+          <w:rStyle w:val="NormalTok"/>
+        </w:rPr>
+        <w:t xml:space="preserve"> </w:t>
+      </w:r>
+      <w:r>
+        <w:rPr>
+          <w:rStyle w:val="CommentTok"/>
+        </w:rPr>
+        <w:t xml:space="preserve">// GCOVR_EXCL_STOP</w:t>
+      </w:r>
+      <w:r>
+        <w:br/>
+      </w:r>
+      <w:r>
+        <w:br/>
+      </w:r>
+      <w:r>
+        <w:rPr>
+          <w:rStyle w:val="NormalTok"/>
+        </w:rPr>
+        <w:t xml:space="preserve">  </w:t>
+      </w:r>
+      <w:r>
+        <w:rPr>
+          <w:rStyle w:val="CommentTok"/>
+        </w:rPr>
+        <w:t xml:space="preserve">// Create the greeting message</w:t>
+      </w:r>
+      <w:r>
+        <w:br/>
+      </w:r>
+      <w:r>
+        <w:rPr>
+          <w:rStyle w:val="NormalTok"/>
+        </w:rPr>
+        <w:t xml:space="preserve">  snprintf</w:t>
+      </w:r>
+      <w:r>
+        <w:rPr>
+          <w:rStyle w:val="OperatorTok"/>
+        </w:rPr>
+        <w:t xml:space="preserve">(</w:t>
+      </w:r>
+      <w:r>
+        <w:rPr>
+          <w:rStyle w:val="NormalTok"/>
+        </w:rPr>
+        <w:t xml:space="preserve">greeting</w:t>
+      </w:r>
+      <w:r>
+        <w:rPr>
+          <w:rStyle w:val="OperatorTok"/>
+        </w:rPr>
+        <w:t xml:space="preserve">,</w:t>
+      </w:r>
+      <w:r>
+        <w:rPr>
+          <w:rStyle w:val="NormalTok"/>
+        </w:rPr>
+        <w:t xml:space="preserve"> alloc_size</w:t>
+      </w:r>
+      <w:r>
+        <w:rPr>
+          <w:rStyle w:val="OperatorTok"/>
+        </w:rPr>
+        <w:t xml:space="preserve">,</w:t>
+      </w:r>
+      <w:r>
+        <w:rPr>
+          <w:rStyle w:val="NormalTok"/>
+        </w:rPr>
+        <w:t xml:space="preserve"> </w:t>
       </w:r>
       <w:r>
         <w:rPr>
           <w:rStyle w:val="StringTok"/>
         </w:rPr>
-        <w:t xml:space="preserve">!"</w:t>
-      </w:r>
-      <w:r>
-        <w:rPr>
-          <w:rStyle w:val="OperatorTok"/>
-        </w:rPr>
-        <w:t xml:space="preserve">,</w:t>
-      </w:r>
-      <w:r>
-        <w:rPr>
-          <w:rStyle w:val="NormalTok"/>
-        </w:rPr>
-        <w:t xml:space="preserve"> name</w:t>
-      </w:r>
-      <w:r>
-        <w:rPr>
-          <w:rStyle w:val="OperatorTok"/>
-        </w:rPr>
-        <w:t xml:space="preserve">);</w:t>
-      </w:r>
-      <w:r>
-        <w:br/>
-      </w:r>
-      <w:r>
-        <w:rPr>
-          <w:rStyle w:val="NormalTok"/>
-        </w:rPr>
-        <w:t xml:space="preserve">  </w:t>
-      </w:r>
-      <w:r>
-        <w:rPr>
-          <w:rStyle w:val="ControlFlowTok"/>
-        </w:rPr>
-        <w:t xml:space="preserve">if</w:t>
-      </w:r>
-      <w:r>
-        <w:rPr>
-          <w:rStyle w:val="NormalTok"/>
-        </w:rPr>
-        <w:t xml:space="preserve"> </w:t>
-      </w:r>
-      <w:r>
-        <w:rPr>
-          <w:rStyle w:val="OperatorTok"/>
-        </w:rPr>
-        <w:t xml:space="preserve">(</w:t>
-      </w:r>
-      <w:r>
-        <w:rPr>
-          <w:rStyle w:val="NormalTok"/>
-        </w:rPr>
-        <w:t xml:space="preserve">length </w:t>
-      </w:r>
-      <w:r>
-        <w:rPr>
-          <w:rStyle w:val="OperatorTok"/>
-        </w:rPr>
-        <w:t xml:space="preserve">&lt;</w:t>
-      </w:r>
-      <w:r>
-        <w:rPr>
-          <w:rStyle w:val="NormalTok"/>
-        </w:rPr>
-        <w:t xml:space="preserve"> </w:t>
-      </w:r>
-      <w:r>
-        <w:rPr>
-          <w:rStyle w:val="DecValTok"/>
-        </w:rPr>
-        <w:t xml:space="preserve">0</w:t>
-      </w:r>
-      <w:r>
-        <w:rPr>
-          <w:rStyle w:val="OperatorTok"/>
-        </w:rPr>
-        <w:t xml:space="preserve">)</w:t>
-      </w:r>
-      <w:r>
-        <w:rPr>
-          <w:rStyle w:val="NormalTok"/>
-        </w:rPr>
-        <w:t xml:space="preserve"> </w:t>
-      </w:r>
-      <w:r>
-        <w:rPr>
-          <w:rStyle w:val="CommentTok"/>
-        </w:rPr>
-        <w:t xml:space="preserve">// GCOVR_EXCL_START</w:t>
-      </w:r>
-      <w:r>
-        <w:br/>
-      </w:r>
-      <w:r>
-        <w:rPr>
-          <w:rStyle w:val="NormalTok"/>
-        </w:rPr>
-        <w:t xml:space="preserve">  </w:t>
-      </w:r>
-      <w:r>
-        <w:rPr>
-          <w:rStyle w:val="OperatorTok"/>
-        </w:rPr>
-        <w:t xml:space="preserve">{</w:t>
-      </w:r>
-      <w:r>
-        <w:br/>
-      </w:r>
-      <w:r>
-        <w:rPr>
-          <w:rStyle w:val="NormalTok"/>
-        </w:rPr>
-        <w:t xml:space="preserve">    </w:t>
-      </w:r>
-      <w:r>
-        <w:rPr>
-          <w:rStyle w:val="ControlFlowTok"/>
-        </w:rPr>
-        <w:t xml:space="preserve">return</w:t>
-      </w:r>
-      <w:r>
-        <w:rPr>
-          <w:rStyle w:val="NormalTok"/>
-        </w:rPr>
-        <w:t xml:space="preserve"> NULL</w:t>
-      </w:r>
-      <w:r>
-        <w:rPr>
-          <w:rStyle w:val="OperatorTok"/>
-        </w:rPr>
-        <w:t xml:space="preserve">;</w:t>
-      </w:r>
-      <w:r>
-        <w:rPr>
-          <w:rStyle w:val="NormalTok"/>
-        </w:rPr>
-        <w:t xml:space="preserve"> </w:t>
-      </w:r>
-      <w:r>
-        <w:rPr>
-          <w:rStyle w:val="CommentTok"/>
-        </w:rPr>
-        <w:t xml:space="preserve">// snprintf failed</w:t>
-      </w:r>
-      <w:r>
-        <w:br/>
-      </w:r>
-      <w:r>
-        <w:rPr>
-          <w:rStyle w:val="NormalTok"/>
-        </w:rPr>
-        <w:t xml:space="preserve">  </w:t>
-      </w:r>
-      <w:r>
-        <w:rPr>
-          <w:rStyle w:val="OperatorTok"/>
-        </w:rPr>
-        <w:t xml:space="preserve">}</w:t>
-      </w:r>
-      <w:r>
-        <w:rPr>
-          <w:rStyle w:val="NormalTok"/>
-        </w:rPr>
-        <w:t xml:space="preserve"> </w:t>
-      </w:r>
-      <w:r>
-        <w:rPr>
-          <w:rStyle w:val="CommentTok"/>
-        </w:rPr>
-        <w:t xml:space="preserve">// GCOVR_EXCL_STOP</w:t>
-      </w:r>
-      <w:r>
-        <w:br/>
-      </w:r>
-      <w:r>
-        <w:br/>
-      </w:r>
-      <w:r>
-        <w:rPr>
-          <w:rStyle w:val="NormalTok"/>
-        </w:rPr>
-        <w:t xml:space="preserve">  </w:t>
-      </w:r>
-      <w:r>
-        <w:rPr>
-          <w:rStyle w:val="CommentTok"/>
-        </w:rPr>
-        <w:t xml:space="preserve">// Casting is safe here because we know length is non-negative</w:t>
-      </w:r>
-      <w:r>
-        <w:br/>
-      </w:r>
-      <w:r>
-        <w:rPr>
-          <w:rStyle w:val="NormalTok"/>
-        </w:rPr>
-        <w:t xml:space="preserve">  </w:t>
-      </w:r>
-      <w:r>
-        <w:rPr>
-          <w:rStyle w:val="DataTypeTok"/>
-        </w:rPr>
-        <w:t xml:space="preserve">size_t</w:t>
-      </w:r>
-      <w:r>
-        <w:rPr>
-          <w:rStyle w:val="NormalTok"/>
-        </w:rPr>
-        <w:t xml:space="preserve"> alloc_size </w:t>
-      </w:r>
-      <w:r>
-        <w:rPr>
-          <w:rStyle w:val="OperatorTok"/>
-        </w:rPr>
-        <w:t xml:space="preserve">=</w:t>
-      </w:r>
-      <w:r>
-        <w:rPr>
-          <w:rStyle w:val="NormalTok"/>
-        </w:rPr>
-        <w:t xml:space="preserve"> </w:t>
-      </w:r>
-      <w:r>
-        <w:rPr>
-          <w:rStyle w:val="OperatorTok"/>
-        </w:rPr>
-        <w:t xml:space="preserve">(</w:t>
-      </w:r>
-      <w:r>
-        <w:rPr>
-          <w:rStyle w:val="DataTypeTok"/>
-        </w:rPr>
-        <w:t xml:space="preserve">size_t</w:t>
-      </w:r>
-      <w:r>
-        <w:rPr>
-          <w:rStyle w:val="OperatorTok"/>
-        </w:rPr>
-        <w:t xml:space="preserve">)</w:t>
-      </w:r>
-      <w:r>
-        <w:rPr>
-          <w:rStyle w:val="NormalTok"/>
-        </w:rPr>
-        <w:t xml:space="preserve">length </w:t>
-      </w:r>
-      <w:r>
-        <w:rPr>
-          <w:rStyle w:val="OperatorTok"/>
-        </w:rPr>
-        <w:t xml:space="preserve">+</w:t>
-      </w:r>
-      <w:r>
-        <w:rPr>
-          <w:rStyle w:val="NormalTok"/>
-        </w:rPr>
-        <w:t xml:space="preserve"> </w:t>
-      </w:r>
-      <w:r>
-        <w:rPr>
-          <w:rStyle w:val="DecValTok"/>
-        </w:rPr>
-        <w:t xml:space="preserve">1</w:t>
-      </w:r>
-      <w:r>
-        <w:rPr>
-          <w:rStyle w:val="OperatorTok"/>
-        </w:rPr>
-        <w:t xml:space="preserve">;</w:t>
-      </w:r>
-      <w:r>
-        <w:rPr>
-          <w:rStyle w:val="NormalTok"/>
-        </w:rPr>
-        <w:t xml:space="preserve"> </w:t>
-      </w:r>
-      <w:r>
-        <w:rPr>
-          <w:rStyle w:val="CommentTok"/>
-        </w:rPr>
-        <w:t xml:space="preserve">// +1 for the null terminator</w:t>
-      </w:r>
-      <w:r>
-        <w:br/>
-      </w:r>
-      <w:r>
-        <w:rPr>
-          <w:rStyle w:val="NormalTok"/>
-        </w:rPr>
-        <w:t xml:space="preserve">  </w:t>
-      </w:r>
-      <w:r>
-        <w:rPr>
-          <w:rStyle w:val="DataTypeTok"/>
-        </w:rPr>
-        <w:t xml:space="preserve">char</w:t>
-      </w:r>
-      <w:r>
-        <w:rPr>
-          <w:rStyle w:val="NormalTok"/>
-        </w:rPr>
-        <w:t xml:space="preserve"> </w:t>
-      </w:r>
-      <w:r>
-        <w:rPr>
-          <w:rStyle w:val="OperatorTok"/>
-        </w:rPr>
-        <w:t xml:space="preserve">*</w:t>
-      </w:r>
-      <w:r>
-        <w:rPr>
-          <w:rStyle w:val="NormalTok"/>
-        </w:rPr>
-        <w:t xml:space="preserve">greeting </w:t>
-      </w:r>
-      <w:r>
-        <w:rPr>
-          <w:rStyle w:val="OperatorTok"/>
-        </w:rPr>
-        <w:t xml:space="preserve">=</w:t>
-      </w:r>
-      <w:r>
-        <w:rPr>
-          <w:rStyle w:val="NormalTok"/>
-        </w:rPr>
-        <w:t xml:space="preserve"> malloc</w:t>
-      </w:r>
-      <w:r>
-        <w:rPr>
-          <w:rStyle w:val="OperatorTok"/>
-        </w:rPr>
-        <w:t xml:space="preserve">(</w:t>
-      </w:r>
-      <w:r>
-        <w:rPr>
-          <w:rStyle w:val="NormalTok"/>
-        </w:rPr>
-        <w:t xml:space="preserve">alloc_size</w:t>
-      </w:r>
-      <w:r>
-        <w:rPr>
-          <w:rStyle w:val="OperatorTok"/>
-        </w:rPr>
-        <w:t xml:space="preserve">);</w:t>
-      </w:r>
-      <w:r>
-        <w:br/>
-      </w:r>
-      <w:r>
-        <w:br/>
-      </w:r>
-      <w:r>
-        <w:rPr>
-          <w:rStyle w:val="NormalTok"/>
-        </w:rPr>
-        <w:t xml:space="preserve">  </w:t>
-      </w:r>
-      <w:r>
-        <w:rPr>
-          <w:rStyle w:val="ControlFlowTok"/>
-        </w:rPr>
-        <w:t xml:space="preserve">if</w:t>
-      </w:r>
-      <w:r>
-        <w:rPr>
-          <w:rStyle w:val="NormalTok"/>
-        </w:rPr>
-        <w:t xml:space="preserve"> </w:t>
-      </w:r>
-      <w:r>
-        <w:rPr>
-          <w:rStyle w:val="OperatorTok"/>
-        </w:rPr>
-        <w:t xml:space="preserve">(</w:t>
-      </w:r>
-      <w:r>
-        <w:rPr>
-          <w:rStyle w:val="NormalTok"/>
-        </w:rPr>
-        <w:t xml:space="preserve">greeting </w:t>
-      </w:r>
-      <w:r>
-        <w:rPr>
-          <w:rStyle w:val="OperatorTok"/>
-        </w:rPr>
-        <w:t xml:space="preserve">==</w:t>
-      </w:r>
-      <w:r>
-        <w:rPr>
-          <w:rStyle w:val="NormalTok"/>
-        </w:rPr>
-        <w:t xml:space="preserve"> NULL</w:t>
-      </w:r>
-      <w:r>
-        <w:rPr>
-          <w:rStyle w:val="OperatorTok"/>
-        </w:rPr>
-        <w:t xml:space="preserve">)</w:t>
-      </w:r>
-      <w:r>
-        <w:rPr>
-          <w:rStyle w:val="NormalTok"/>
-        </w:rPr>
-        <w:t xml:space="preserve"> </w:t>
-      </w:r>
-      <w:r>
-        <w:rPr>
-          <w:rStyle w:val="CommentTok"/>
-        </w:rPr>
-        <w:t xml:space="preserve">// GCOVR_EXCL_START</w:t>
-      </w:r>
-      <w:r>
-        <w:br/>
-      </w:r>
-      <w:r>
-        <w:rPr>
-          <w:rStyle w:val="NormalTok"/>
-        </w:rPr>
-        <w:t xml:space="preserve">  </w:t>
-      </w:r>
-      <w:r>
-        <w:rPr>
-          <w:rStyle w:val="OperatorTok"/>
-        </w:rPr>
-        <w:t xml:space="preserve">{</w:t>
-      </w:r>
-      <w:r>
-        <w:br/>
-      </w:r>
-      <w:r>
-        <w:rPr>
-          <w:rStyle w:val="NormalTok"/>
-        </w:rPr>
-        <w:t xml:space="preserve">    </w:t>
-      </w:r>
-      <w:r>
-        <w:rPr>
-          <w:rStyle w:val="ControlFlowTok"/>
-        </w:rPr>
-        <w:t xml:space="preserve">return</w:t>
-      </w:r>
-      <w:r>
-        <w:rPr>
-          <w:rStyle w:val="NormalTok"/>
-        </w:rPr>
-        <w:t xml:space="preserve"> NULL</w:t>
-      </w:r>
-      <w:r>
-        <w:rPr>
-          <w:rStyle w:val="OperatorTok"/>
-        </w:rPr>
-        <w:t xml:space="preserve">;</w:t>
-      </w:r>
-      <w:r>
-        <w:rPr>
-          <w:rStyle w:val="NormalTok"/>
-        </w:rPr>
-        <w:t xml:space="preserve"> </w:t>
-      </w:r>
-      <w:r>
-        <w:rPr>
-          <w:rStyle w:val="CommentTok"/>
-        </w:rPr>
-        <w:t xml:space="preserve">// Memory allocation failed</w:t>
-      </w:r>
-      <w:r>
-        <w:br/>
-      </w:r>
-      <w:r>
-        <w:rPr>
-          <w:rStyle w:val="NormalTok"/>
-        </w:rPr>
-        <w:t xml:space="preserve">  </w:t>
-      </w:r>
-      <w:r>
-        <w:rPr>
-          <w:rStyle w:val="OperatorTok"/>
-        </w:rPr>
-        <w:t xml:space="preserve">}</w:t>
-      </w:r>
-      <w:r>
-        <w:rPr>
-          <w:rStyle w:val="NormalTok"/>
-        </w:rPr>
-        <w:t xml:space="preserve"> </w:t>
-      </w:r>
-      <w:r>
-        <w:rPr>
-          <w:rStyle w:val="CommentTok"/>
-        </w:rPr>
-        <w:t xml:space="preserve">// GCOVR_EXCL_STOP</w:t>
-      </w:r>
-      <w:r>
-        <w:br/>
-      </w:r>
-      <w:r>
-        <w:br/>
-      </w:r>
-      <w:r>
-        <w:rPr>
-          <w:rStyle w:val="NormalTok"/>
-        </w:rPr>
-        <w:t xml:space="preserve">  </w:t>
-      </w:r>
-      <w:r>
-        <w:rPr>
-          <w:rStyle w:val="CommentTok"/>
-        </w:rPr>
-        <w:t xml:space="preserve">// Create the greeting message</w:t>
-      </w:r>
-      <w:r>
-        <w:br/>
-      </w:r>
-      <w:r>
-        <w:rPr>
-          <w:rStyle w:val="NormalTok"/>
-        </w:rPr>
-        <w:t xml:space="preserve">  snprintf</w:t>
-      </w:r>
-      <w:r>
-        <w:rPr>
-          <w:rStyle w:val="OperatorTok"/>
-        </w:rPr>
-        <w:t xml:space="preserve">(</w:t>
-      </w:r>
-      <w:r>
-        <w:rPr>
-          <w:rStyle w:val="NormalTok"/>
-        </w:rPr>
-        <w:t xml:space="preserve">greeting</w:t>
-      </w:r>
-      <w:r>
-        <w:rPr>
-          <w:rStyle w:val="OperatorTok"/>
-        </w:rPr>
-        <w:t xml:space="preserve">,</w:t>
-      </w:r>
-      <w:r>
-        <w:rPr>
-          <w:rStyle w:val="NormalTok"/>
-        </w:rPr>
-        <w:t xml:space="preserve"> alloc_size</w:t>
-      </w:r>
-      <w:r>
-        <w:rPr>
-          <w:rStyle w:val="OperatorTok"/>
-        </w:rPr>
-        <w:t xml:space="preserve">,</w:t>
-      </w:r>
-      <w:r>
-        <w:rPr>
-          <w:rStyle w:val="NormalTok"/>
-        </w:rPr>
-        <w:t xml:space="preserve"> </w:t>
-      </w:r>
-      <w:r>
-        <w:rPr>
-          <w:rStyle w:val="StringTok"/>
-        </w:rPr>
-        <w:t xml:space="preserve">"Hello, </w:t>
-      </w:r>
-      <w:r>
-        <w:rPr>
-          <w:rStyle w:val="SpecialCharTok"/>
-        </w:rPr>
-        <w:t xml:space="preserve">%s</w:t>
-      </w:r>
-      <w:r>
-        <w:rPr>
-          <w:rStyle w:val="StringTok"/>
-        </w:rPr>
-        <w:t xml:space="preserve">!"</w:t>
+        <w:t xml:space="preserve">"Hello, %s!"</w:t>
       </w:r>
       <w:r>
         <w:rPr>
@@ -6620,13 +6584,13 @@
         <w:rPr>
           <w:rStyle w:val="StringTok"/>
         </w:rPr>
-        <w:t xml:space="preserve">"</w:t>
+        <w:t xml:space="preserve">"%s</w:t>
       </w:r>
       <w:r>
         <w:rPr>
           <w:rStyle w:val="SpecialCharTok"/>
         </w:rPr>
-        <w:t xml:space="preserve">%s\n</w:t>
+        <w:t xml:space="preserve">\n</w:t>
       </w:r>
       <w:r>
         <w:rPr>
@@ -8110,7 +8074,7 @@
         <w:pStyle w:val="FirstParagraph"/>
       </w:pPr>
       <w:r>
-        <w:t xml:space="preserve">Report generated on 08/27/2026 at 04:53:31</w:t>
+        <w:t xml:space="preserve">Report generated on 09/03/2026 at 11:04:20</w:t>
       </w:r>
     </w:p>
     <w:p>
@@ -8135,7 +8099,7 @@
         <w:pStyle w:val="FirstParagraph"/>
       </w:pPr>
       <w:r>
-        <w:t xml:space="preserve">SHA-256 Hash of the report: a922e1d9ba16eb78d1fddd3a9b17e32c35d3b6db079c5aafd345ef64110b1679</w:t>
+        <w:t xml:space="preserve">SHA-256 Hash of the report: bc8c78781c9198684d6f25eb90f829caa63be301c2de104f53f54458e7526fac</w:t>
       </w:r>
     </w:p>
     <w:p>
@@ -8146,61 +8110,8 @@
         <w:t xml:space="preserve">Do not edit the generated report. Any changes will be reported as academic dishonesty</w:t>
       </w:r>
     </w:p>
-    <w:p>
-      <w:r>
-        <w:pict>
-          <v:rect style="width:0;height:1.5pt" o:hralign="center" o:hrstd="t" o:hr="t"/>
-        </w:pict>
-      </w:r>
-    </w:p>
     <w:bookmarkEnd w:id="35"/>
-    <w:bookmarkStart w:id="36" w:name="github-info"/>
-    <w:p>
-      <w:pPr>
-        <w:pStyle w:val="Heading2"/>
-      </w:pPr>
-      <w:r>
-        <w:t xml:space="preserve">GitHub Info</w:t>
-      </w:r>
-    </w:p>
-    <w:p>
-      <w:pPr>
-        <w:pStyle w:val="Compact"/>
-        <w:numPr>
-          <w:ilvl w:val="0"/>
-          <w:numId w:val="1003"/>
-        </w:numPr>
-      </w:pPr>
-      <w:r>
-        <w:t xml:space="preserve">GitHub repo name: samjwilcox/P0Lab</w:t>
-      </w:r>
-    </w:p>
-    <w:p>
-      <w:pPr>
-        <w:pStyle w:val="Compact"/>
-        <w:numPr>
-          <w:ilvl w:val="0"/>
-          <w:numId w:val="1003"/>
-        </w:numPr>
-      </w:pPr>
-      <w:r>
-        <w:t xml:space="preserve">The repository visibility is public.</w:t>
-      </w:r>
-    </w:p>
-    <w:p>
-      <w:pPr>
-        <w:pStyle w:val="Compact"/>
-        <w:numPr>
-          <w:ilvl w:val="0"/>
-          <w:numId w:val="1003"/>
-        </w:numPr>
-      </w:pPr>
-      <w:r>
-        <w:t xml:space="preserve">The workflow was triggered by samjwilcox</w:t>
-      </w:r>
-    </w:p>
     <w:bookmarkEnd w:id="36"/>
-    <w:bookmarkEnd w:id="37"/>
     <w:sectPr/>
   </w:body>
 </w:document>
@@ -8232,14 +8143,14 @@
 <file path=word/numbering.xml><?xml version="1.0" encoding="utf-8"?>
 <w:numbering xmlns:w="http://schemas.openxmlformats.org/wordprocessingml/2006/main">
   <w:abstractNum w:abstractNumId="990">
-    <w:nsid w:val="0000A990"/>
+    <w:nsid w:val="A990"/>
     <w:multiLevelType w:val="multilevel"/>
     <w:lvl w:ilvl="0">
       <w:numFmt w:val="bullet"/>
       <w:lvlText w:val=" "/>
       <w:lvlJc w:val="left"/>
       <w:pPr>
-        <w:ind w:left="720" w:hanging="360"/>
+        <w:ind w:left="720" w:hanging="480"/>
       </w:pPr>
     </w:lvl>
     <w:lvl w:ilvl="1">
@@ -8247,7 +8158,7 @@
       <w:lvlText w:val=" "/>
       <w:lvlJc w:val="left"/>
       <w:pPr>
-        <w:ind w:left="1440" w:hanging="360"/>
+        <w:ind w:left="1440" w:hanging="480"/>
       </w:pPr>
     </w:lvl>
     <w:lvl w:ilvl="2">
@@ -8255,7 +8166,7 @@
       <w:lvlText w:val=" "/>
       <w:lvlJc w:val="left"/>
       <w:pPr>
-        <w:ind w:left="2160" w:hanging="360"/>
+        <w:ind w:left="2160" w:hanging="480"/>
       </w:pPr>
     </w:lvl>
     <w:lvl w:ilvl="3">
@@ -8263,7 +8174,7 @@
       <w:lvlText w:val=" "/>
       <w:lvlJc w:val="left"/>
       <w:pPr>
-        <w:ind w:left="2880" w:hanging="360"/>
+        <w:ind w:left="2880" w:hanging="480"/>
       </w:pPr>
     </w:lvl>
     <w:lvl w:ilvl="4">
@@ -8271,7 +8182,7 @@
       <w:lvlText w:val=" "/>
       <w:lvlJc w:val="left"/>
       <w:pPr>
-        <w:ind w:left="3600" w:hanging="360"/>
+        <w:ind w:left="3600" w:hanging="480"/>
       </w:pPr>
     </w:lvl>
     <w:lvl w:ilvl="5">
@@ -8279,7 +8190,7 @@
       <w:lvlText w:val=" "/>
       <w:lvlJc w:val="left"/>
       <w:pPr>
-        <w:ind w:left="4320" w:hanging="360"/>
+        <w:ind w:left="4320" w:hanging="480"/>
       </w:pPr>
     </w:lvl>
     <w:lvl w:ilvl="6">
@@ -8287,7 +8198,7 @@
       <w:lvlText w:val=" "/>
       <w:lvlJc w:val="left"/>
       <w:pPr>
-        <w:ind w:left="5040" w:hanging="360"/>
+        <w:ind w:left="5040" w:hanging="480"/>
       </w:pPr>
     </w:lvl>
     <w:lvl w:ilvl="7">
@@ -8295,7 +8206,7 @@
       <w:lvlText w:val=" "/>
       <w:lvlJc w:val="left"/>
       <w:pPr>
-        <w:ind w:left="5760" w:hanging="360"/>
+        <w:ind w:left="5760" w:hanging="480"/>
       </w:pPr>
     </w:lvl>
     <w:lvl w:ilvl="8">
@@ -8303,111 +8214,84 @@
       <w:lvlText w:val=" "/>
       <w:lvlJc w:val="left"/>
       <w:pPr>
-        <w:ind w:left="6480" w:hanging="360"/>
+        <w:ind w:left="6480" w:hanging="480"/>
       </w:pPr>
     </w:lvl>
   </w:abstractNum>
   <w:abstractNum w:abstractNumId="991">
-    <w:nsid w:val="0000A991"/>
+    <w:nsid w:val="A991"/>
     <w:multiLevelType w:val="multilevel"/>
     <w:lvl w:ilvl="0">
       <w:numFmt w:val="bullet"/>
-      <w:lvlText w:val=""/>
+      <w:lvlText w:val="•"/>
       <w:lvlJc w:val="left"/>
       <w:pPr>
-        <w:ind w:left="720" w:hanging="360"/>
+        <w:ind w:left="720" w:hanging="480"/>
       </w:pPr>
-      <w:rPr>
-        <w:rFonts w:ascii="Symbol" w:hAnsi="Symbol" w:cs="Symbol" w:hint="default"/>
-      </w:rPr>
     </w:lvl>
     <w:lvl w:ilvl="1">
       <w:numFmt w:val="bullet"/>
-      <w:lvlText w:val="o"/>
+      <w:lvlText w:val="–"/>
       <w:lvlJc w:val="left"/>
       <w:pPr>
-        <w:ind w:left="1440" w:hanging="360"/>
+        <w:ind w:left="1440" w:hanging="480"/>
       </w:pPr>
-      <w:rPr>
-        <w:rFonts w:ascii="Courier New" w:hAnsi="Courier New" w:cs="Courier New" w:hint="default"/>
-      </w:rPr>
     </w:lvl>
     <w:lvl w:ilvl="2">
       <w:numFmt w:val="bullet"/>
-      <w:lvlText w:val=""/>
+      <w:lvlText w:val="•"/>
       <w:lvlJc w:val="left"/>
       <w:pPr>
-        <w:ind w:left="2160" w:hanging="360"/>
+        <w:ind w:left="2160" w:hanging="480"/>
       </w:pPr>
-      <w:rPr>
-        <w:rFonts w:ascii="Wingdings" w:hAnsi="Wingdings" w:cs="Wingdings" w:hint="default"/>
-      </w:rPr>
     </w:lvl>
     <w:lvl w:ilvl="3">
       <w:numFmt w:val="bullet"/>
-      <w:lvlText w:val=""/>
+      <w:lvlText w:val="–"/>
       <w:lvlJc w:val="left"/>
       <w:pPr>
-        <w:ind w:left="2880" w:hanging="360"/>
+        <w:ind w:left="2880" w:hanging="480"/>
       </w:pPr>
-      <w:rPr>
-        <w:rFonts w:ascii="Symbol" w:hAnsi="Symbol" w:cs="Symbol" w:hint="default"/>
-      </w:rPr>
     </w:lvl>
     <w:lvl w:ilvl="4">
       <w:numFmt w:val="bullet"/>
-      <w:lvlText w:val="o"/>
+      <w:lvlText w:val="•"/>
       <w:lvlJc w:val="left"/>
       <w:pPr>
-        <w:ind w:left="3600" w:hanging="360"/>
+        <w:ind w:left="3600" w:hanging="480"/>
       </w:pPr>
-      <w:rPr>
-        <w:rFonts w:ascii="Courier New" w:hAnsi="Courier New" w:cs="Courier New" w:hint="default"/>
-      </w:rPr>
     </w:lvl>
     <w:lvl w:ilvl="5">
       <w:numFmt w:val="bullet"/>
-      <w:lvlText w:val=""/>
+      <w:lvlText w:val="–"/>
       <w:lvlJc w:val="left"/>
       <w:pPr>
-        <w:ind w:left="4320" w:hanging="360"/>
+        <w:ind w:left="4320" w:hanging="480"/>
       </w:pPr>
-      <w:rPr>
-        <w:rFonts w:ascii="Wingdings" w:hAnsi="Wingdings" w:cs="Wingdings" w:hint="default"/>
-      </w:rPr>
     </w:lvl>
     <w:lvl w:ilvl="6">
       <w:numFmt w:val="bullet"/>
-      <w:lvlText w:val=""/>
+      <w:lvlText w:val="•"/>
       <w:lvlJc w:val="left"/>
       <w:pPr>
-        <w:ind w:left="5040" w:hanging="360"/>
+        <w:ind w:left="5040" w:hanging="480"/>
       </w:pPr>
-      <w:rPr>
-        <w:rFonts w:ascii="Symbol" w:hAnsi="Symbol" w:cs="Symbol" w:hint="default"/>
-      </w:rPr>
     </w:lvl>
     <w:lvl w:ilvl="7">
       <w:numFmt w:val="bullet"/>
-      <w:lvlText w:val="o"/>
+      <w:lvlText w:val="–"/>
       <w:lvlJc w:val="left"/>
       <w:pPr>
-        <w:ind w:left="5760" w:hanging="360"/>
+        <w:ind w:left="5760" w:hanging="480"/>
       </w:pPr>
-      <w:rPr>
-        <w:rFonts w:ascii="Courier New" w:hAnsi="Courier New" w:cs="Courier New" w:hint="default"/>
-      </w:rPr>
     </w:lvl>
     <w:lvl w:ilvl="8">
       <w:numFmt w:val="bullet"/>
-      <w:lvlText w:val=""/>
+      <w:lvlText w:val="•"/>
       <w:lvlJc w:val="left"/>
       <w:pPr>
-        <w:ind w:left="6480" w:hanging="360"/>
+        <w:ind w:left="6480" w:hanging="480"/>
       </w:pPr>
-      <w:rPr>
-        <w:rFonts w:ascii="Wingdings" w:hAnsi="Wingdings" w:cs="Wingdings" w:hint="default"/>
-      </w:rPr>
     </w:lvl>
   </w:abstractNum>
   <w:num w:numId="1000">
@@ -8417,9 +8301,6 @@
     <w:abstractNumId w:val="991"/>
   </w:num>
   <w:num w:numId="1002">
-    <w:abstractNumId w:val="991"/>
-  </w:num>
-  <w:num w:numId="1003">
     <w:abstractNumId w:val="991"/>
   </w:num>
 </w:numbering>
@@ -8451,10 +8332,10 @@
     <w:name w:val="Body Text"/>
     <w:basedOn w:val="Normal"/>
     <w:link w:val="BodyTextChar"/>
-    <w:qFormat/>
     <w:pPr>
       <w:spacing w:after="180" w:before="180"/>
     </w:pPr>
+    <w:qFormat/>
   </w:style>
   <w:style w:customStyle="1" w:styleId="FirstParagraph" w:type="paragraph">
     <w:name w:val="First Paragraph"/>
@@ -8474,69 +8355,36 @@
     <w:name w:val="Title"/>
     <w:basedOn w:val="Normal"/>
     <w:next w:val="BodyText"/>
-    <w:link w:val="TitleChar"/>
-    <w:uiPriority w:val="10"/>
     <w:qFormat/>
-    <w:rsid w:val="00A10FD9"/>
     <w:pPr>
-      <w:spacing w:after="80" w:line="240" w:lineRule="auto"/>
-      <w:contextualSpacing/>
+      <w:keepNext/>
+      <w:keepLines/>
+      <w:spacing w:after="240" w:before="480"/>
       <w:jc w:val="center"/>
     </w:pPr>
     <w:rPr>
       <w:rFonts w:asciiTheme="majorHAnsi" w:cstheme="majorBidi" w:eastAsiaTheme="majorEastAsia" w:hAnsiTheme="majorHAnsi"/>
-      <w:spacing w:val="-10"/>
-      <w:kern w:val="28"/>
-      <w:sz w:val="56"/>
-      <w:szCs w:val="56"/>
-    </w:rPr>
-  </w:style>
-  <w:style w:customStyle="1" w:styleId="TitleChar" w:type="character">
-    <w:name w:val="Title Char"/>
-    <w:basedOn w:val="DefaultParagraphFont"/>
-    <w:link w:val="Title"/>
-    <w:uiPriority w:val="10"/>
-    <w:rsid w:val="00A10FD9"/>
-    <w:rPr>
-      <w:rFonts w:asciiTheme="majorHAnsi" w:cstheme="majorBidi" w:eastAsiaTheme="majorEastAsia" w:hAnsiTheme="majorHAnsi"/>
-      <w:spacing w:val="-10"/>
-      <w:kern w:val="28"/>
-      <w:sz w:val="56"/>
-      <w:szCs w:val="56"/>
+      <w:b/>
+      <w:bCs/>
+      <w:color w:themeColor="accent1" w:themeShade="B5" w:val="345A8A"/>
+      <w:sz w:val="36"/>
+      <w:szCs w:val="36"/>
     </w:rPr>
   </w:style>
   <w:style w:styleId="Subtitle" w:type="paragraph">
     <w:name w:val="Subtitle"/>
     <w:basedOn w:val="Title"/>
     <w:next w:val="BodyText"/>
-    <w:link w:val="SubtitleChar"/>
-    <w:uiPriority w:val="11"/>
     <w:qFormat/>
-    <w:rsid w:val="00A10FD9"/>
     <w:pPr>
-      <w:numPr>
-        <w:ilvl w:val="1"/>
-      </w:numPr>
+      <w:keepNext/>
+      <w:keepLines/>
+      <w:spacing w:after="240" w:before="240"/>
+      <w:jc w:val="center"/>
     </w:pPr>
     <w:rPr>
-      <w:rFonts w:cstheme="majorBidi" w:eastAsiaTheme="majorEastAsia"/>
-      <w:spacing w:val="15"/>
-      <w:sz w:val="28"/>
-      <w:szCs w:val="28"/>
-    </w:rPr>
-  </w:style>
-  <w:style w:customStyle="1" w:styleId="SubtitleChar" w:type="character">
-    <w:name w:val="Subtitle Char"/>
-    <w:basedOn w:val="DefaultParagraphFont"/>
-    <w:link w:val="Subtitle"/>
-    <w:uiPriority w:val="11"/>
-    <w:rsid w:val="00A10FD9"/>
-    <w:rPr>
-      <w:rFonts w:cstheme="majorBidi" w:eastAsiaTheme="majorEastAsia"/>
-      <w:color w:themeColor="text1" w:themeTint="A6" w:val="595959"/>
-      <w:spacing w:val="15"/>
-      <w:sz w:val="28"/>
-      <w:szCs w:val="28"/>
+      <w:sz w:val="30"/>
+      <w:szCs w:val="30"/>
     </w:rPr>
   </w:style>
   <w:style w:customStyle="1" w:styleId="Author" w:type="paragraph">
@@ -8559,23 +8407,6 @@
       <w:jc w:val="center"/>
     </w:pPr>
   </w:style>
-  <w:style w:customStyle="1" w:styleId="AbstractTitle" w:type="paragraph">
-    <w:name w:val="Abstract Title"/>
-    <w:basedOn w:val="Normal"/>
-    <w:next w:val="Abstract"/>
-    <w:qFormat/>
-    <w:pPr>
-      <w:keepNext/>
-      <w:keepLines/>
-      <w:spacing w:after="0" w:before="300"/>
-      <w:jc w:val="center"/>
-    </w:pPr>
-    <w:rPr>
-      <w:b/>
-      <w:sz w:val="20"/>
-      <w:szCs w:val="20"/>
-    </w:rPr>
-  </w:style>
   <w:style w:customStyle="1" w:styleId="Abstract" w:type="paragraph">
     <w:name w:val="Abstract"/>
     <w:basedOn w:val="Normal"/>
@@ -8584,7 +8415,7 @@
     <w:pPr>
       <w:keepNext/>
       <w:keepLines/>
-      <w:spacing w:after="300" w:before="100"/>
+      <w:spacing w:after="300" w:before="300"/>
     </w:pPr>
     <w:rPr>
       <w:sz w:val="20"/>
@@ -8600,321 +8431,191 @@
     <w:rPr/>
   </w:style>
   <w:style w:styleId="Heading1" w:type="paragraph">
-    <w:name w:val="heading 1"/>
+    <w:name w:val="Heading 1"/>
     <w:basedOn w:val="Normal"/>
     <w:next w:val="BodyText"/>
-    <w:link w:val="Heading1Char"/>
     <w:uiPriority w:val="9"/>
     <w:qFormat/>
-    <w:rsid w:val="00A10FD9"/>
     <w:pPr>
       <w:keepNext/>
       <w:keepLines/>
-      <w:spacing w:after="80" w:before="360"/>
+      <w:spacing w:after="0" w:before="480"/>
       <w:outlineLvl w:val="0"/>
     </w:pPr>
     <w:rPr>
       <w:rFonts w:asciiTheme="majorHAnsi" w:cstheme="majorBidi" w:eastAsiaTheme="majorEastAsia" w:hAnsiTheme="majorHAnsi"/>
-      <w:color w:themeColor="accent1" w:themeShade="BF" w:val="0F4761"/>
-      <w:sz w:val="40"/>
-      <w:szCs w:val="40"/>
+      <w:b/>
+      <w:bCs/>
+      <w:color w:themeColor="accent1" w:val="4F81BD"/>
+      <w:sz w:val="32"/>
+      <w:szCs w:val="32"/>
     </w:rPr>
   </w:style>
   <w:style w:styleId="Heading2" w:type="paragraph">
-    <w:name w:val="heading 2"/>
+    <w:name w:val="Heading 2"/>
     <w:basedOn w:val="Normal"/>
     <w:next w:val="BodyText"/>
-    <w:link w:val="Heading2Char"/>
     <w:uiPriority w:val="9"/>
-    <w:semiHidden/>
     <w:unhideWhenUsed/>
     <w:qFormat/>
-    <w:rsid w:val="00A10FD9"/>
     <w:pPr>
       <w:keepNext/>
       <w:keepLines/>
-      <w:spacing w:after="80" w:before="160"/>
+      <w:spacing w:after="0" w:before="200"/>
       <w:outlineLvl w:val="1"/>
     </w:pPr>
     <w:rPr>
       <w:rFonts w:asciiTheme="majorHAnsi" w:cstheme="majorBidi" w:eastAsiaTheme="majorEastAsia" w:hAnsiTheme="majorHAnsi"/>
-      <w:color w:themeColor="accent1" w:themeShade="BF" w:val="0F4761"/>
-      <w:sz w:val="32"/>
-      <w:szCs w:val="32"/>
-    </w:rPr>
-  </w:style>
-  <w:style w:styleId="Heading3" w:type="paragraph">
-    <w:name w:val="heading 3"/>
-    <w:basedOn w:val="Normal"/>
-    <w:next w:val="BodyText"/>
-    <w:link w:val="Heading3Char"/>
-    <w:uiPriority w:val="9"/>
-    <w:semiHidden/>
-    <w:unhideWhenUsed/>
-    <w:qFormat/>
-    <w:rsid w:val="00A10FD9"/>
-    <w:pPr>
-      <w:keepNext/>
-      <w:keepLines/>
-      <w:spacing w:after="80" w:before="160"/>
-      <w:outlineLvl w:val="2"/>
-    </w:pPr>
-    <w:rPr>
-      <w:rFonts w:cstheme="majorBidi" w:eastAsiaTheme="majorEastAsia"/>
-      <w:color w:themeColor="accent1" w:themeShade="BF" w:val="0F4761"/>
+      <w:b/>
+      <w:bCs/>
+      <w:color w:themeColor="accent1" w:val="4F81BD"/>
       <w:sz w:val="28"/>
       <w:szCs w:val="28"/>
     </w:rPr>
   </w:style>
-  <w:style w:styleId="Heading4" w:type="paragraph">
-    <w:name w:val="heading 4"/>
+  <w:style w:styleId="Heading3" w:type="paragraph">
+    <w:name w:val="Heading 3"/>
     <w:basedOn w:val="Normal"/>
     <w:next w:val="BodyText"/>
-    <w:link w:val="Heading4Char"/>
     <w:uiPriority w:val="9"/>
-    <w:semiHidden/>
     <w:unhideWhenUsed/>
     <w:qFormat/>
-    <w:rsid w:val="00A10FD9"/>
     <w:pPr>
       <w:keepNext/>
       <w:keepLines/>
-      <w:spacing w:after="40" w:before="80"/>
+      <w:spacing w:after="0" w:before="200"/>
+      <w:outlineLvl w:val="2"/>
+    </w:pPr>
+    <w:rPr>
+      <w:rFonts w:asciiTheme="majorHAnsi" w:cstheme="majorBidi" w:eastAsiaTheme="majorEastAsia" w:hAnsiTheme="majorHAnsi"/>
+      <w:b/>
+      <w:bCs/>
+      <w:color w:themeColor="accent1" w:val="4F81BD"/>
+      <w:sz w:val="24"/>
+      <w:szCs w:val="24"/>
+    </w:rPr>
+  </w:style>
+  <w:style w:styleId="Heading4" w:type="paragraph">
+    <w:name w:val="Heading 4"/>
+    <w:basedOn w:val="Normal"/>
+    <w:next w:val="BodyText"/>
+    <w:uiPriority w:val="9"/>
+    <w:unhideWhenUsed/>
+    <w:qFormat/>
+    <w:pPr>
+      <w:keepNext/>
+      <w:keepLines/>
+      <w:spacing w:after="0" w:before="200"/>
       <w:outlineLvl w:val="3"/>
     </w:pPr>
     <w:rPr>
-      <w:rFonts w:cstheme="majorBidi" w:eastAsiaTheme="majorEastAsia"/>
+      <w:rFonts w:asciiTheme="majorHAnsi" w:cstheme="majorBidi" w:eastAsiaTheme="majorEastAsia" w:hAnsiTheme="majorHAnsi"/>
       <w:i/>
-      <w:iCs/>
-      <w:color w:themeColor="accent1" w:themeShade="BF" w:val="0F4761"/>
+      <w:bCs/>
+      <w:color w:themeColor="accent1" w:val="4F81BD"/>
+      <w:sz w:val="24"/>
+      <w:szCs w:val="24"/>
     </w:rPr>
   </w:style>
   <w:style w:styleId="Heading5" w:type="paragraph">
-    <w:name w:val="heading 5"/>
+    <w:name w:val="Heading 5"/>
     <w:basedOn w:val="Normal"/>
     <w:next w:val="BodyText"/>
-    <w:link w:val="Heading5Char"/>
     <w:uiPriority w:val="9"/>
-    <w:semiHidden/>
     <w:unhideWhenUsed/>
     <w:qFormat/>
-    <w:rsid w:val="00A10FD9"/>
     <w:pPr>
       <w:keepNext/>
       <w:keepLines/>
-      <w:spacing w:after="40" w:before="80"/>
+      <w:spacing w:after="0" w:before="200"/>
       <w:outlineLvl w:val="4"/>
     </w:pPr>
     <w:rPr>
-      <w:rFonts w:cstheme="majorBidi" w:eastAsiaTheme="majorEastAsia"/>
-      <w:color w:themeColor="accent1" w:themeShade="BF" w:val="0F4761"/>
+      <w:rFonts w:asciiTheme="majorHAnsi" w:cstheme="majorBidi" w:eastAsiaTheme="majorEastAsia" w:hAnsiTheme="majorHAnsi"/>
+      <w:iCs/>
+      <w:color w:themeColor="accent1" w:val="4F81BD"/>
+      <w:sz w:val="24"/>
+      <w:szCs w:val="24"/>
     </w:rPr>
   </w:style>
   <w:style w:styleId="Heading6" w:type="paragraph">
-    <w:name w:val="heading 6"/>
+    <w:name w:val="Heading 6"/>
     <w:basedOn w:val="Normal"/>
     <w:next w:val="BodyText"/>
-    <w:link w:val="Heading6Char"/>
     <w:uiPriority w:val="9"/>
-    <w:semiHidden/>
     <w:unhideWhenUsed/>
     <w:qFormat/>
-    <w:rsid w:val="00A10FD9"/>
     <w:pPr>
       <w:keepNext/>
       <w:keepLines/>
-      <w:spacing w:after="0" w:before="40"/>
+      <w:spacing w:after="0" w:before="200"/>
       <w:outlineLvl w:val="5"/>
     </w:pPr>
     <w:rPr>
-      <w:rFonts w:cstheme="majorBidi" w:eastAsiaTheme="majorEastAsia"/>
-      <w:i/>
-      <w:iCs/>
-      <w:color w:themeColor="text1" w:themeTint="A6" w:val="595959"/>
+      <w:rFonts w:asciiTheme="majorHAnsi" w:cstheme="majorBidi" w:eastAsiaTheme="majorEastAsia" w:hAnsiTheme="majorHAnsi"/>
+      <w:color w:themeColor="accent1" w:val="4F81BD"/>
+      <w:sz w:val="24"/>
+      <w:szCs w:val="24"/>
     </w:rPr>
   </w:style>
   <w:style w:styleId="Heading7" w:type="paragraph">
-    <w:name w:val="heading 7"/>
+    <w:name w:val="Heading 7"/>
     <w:basedOn w:val="Normal"/>
     <w:next w:val="BodyText"/>
-    <w:link w:val="Heading7Char"/>
     <w:uiPriority w:val="9"/>
-    <w:semiHidden/>
     <w:unhideWhenUsed/>
     <w:qFormat/>
-    <w:rsid w:val="00A10FD9"/>
     <w:pPr>
       <w:keepNext/>
       <w:keepLines/>
-      <w:spacing w:after="0" w:before="40"/>
+      <w:spacing w:after="0" w:before="200"/>
       <w:outlineLvl w:val="6"/>
     </w:pPr>
     <w:rPr>
-      <w:rFonts w:cstheme="majorBidi" w:eastAsiaTheme="majorEastAsia"/>
-      <w:color w:themeColor="text1" w:themeTint="A6" w:val="595959"/>
+      <w:rFonts w:asciiTheme="majorHAnsi" w:cstheme="majorBidi" w:eastAsiaTheme="majorEastAsia" w:hAnsiTheme="majorHAnsi"/>
+      <w:color w:themeColor="accent1" w:val="4F81BD"/>
+      <w:sz w:val="24"/>
+      <w:szCs w:val="24"/>
     </w:rPr>
   </w:style>
   <w:style w:styleId="Heading8" w:type="paragraph">
-    <w:name w:val="heading 8"/>
+    <w:name w:val="Heading 8"/>
     <w:basedOn w:val="Normal"/>
     <w:next w:val="BodyText"/>
-    <w:link w:val="Heading8Char"/>
     <w:uiPriority w:val="9"/>
-    <w:semiHidden/>
     <w:unhideWhenUsed/>
     <w:qFormat/>
-    <w:rsid w:val="00A10FD9"/>
     <w:pPr>
       <w:keepNext/>
       <w:keepLines/>
-      <w:spacing w:after="0"/>
+      <w:spacing w:after="0" w:before="200"/>
       <w:outlineLvl w:val="7"/>
     </w:pPr>
     <w:rPr>
-      <w:rFonts w:cstheme="majorBidi" w:eastAsiaTheme="majorEastAsia"/>
-      <w:i/>
-      <w:iCs/>
-      <w:color w:themeColor="text1" w:themeTint="D8" w:val="272727"/>
+      <w:rFonts w:asciiTheme="majorHAnsi" w:cstheme="majorBidi" w:eastAsiaTheme="majorEastAsia" w:hAnsiTheme="majorHAnsi"/>
+      <w:color w:themeColor="accent1" w:val="4F81BD"/>
+      <w:sz w:val="24"/>
+      <w:szCs w:val="24"/>
     </w:rPr>
   </w:style>
   <w:style w:styleId="Heading9" w:type="paragraph">
-    <w:name w:val="heading 9"/>
+    <w:name w:val="Heading 9"/>
     <w:basedOn w:val="Normal"/>
     <w:next w:val="BodyText"/>
-    <w:link w:val="Heading9Char"/>
     <w:uiPriority w:val="9"/>
-    <w:semiHidden/>
     <w:unhideWhenUsed/>
     <w:qFormat/>
-    <w:rsid w:val="00A10FD9"/>
     <w:pPr>
       <w:keepNext/>
       <w:keepLines/>
-      <w:spacing w:after="0"/>
+      <w:spacing w:after="0" w:before="200"/>
       <w:outlineLvl w:val="8"/>
     </w:pPr>
     <w:rPr>
-      <w:rFonts w:cstheme="majorBidi" w:eastAsiaTheme="majorEastAsia"/>
-      <w:color w:themeColor="text1" w:themeTint="D8" w:val="272727"/>
-    </w:rPr>
-  </w:style>
-  <w:style w:customStyle="1" w:styleId="Heading1Char" w:type="character">
-    <w:name w:val="Heading 1 Char"/>
-    <w:basedOn w:val="DefaultParagraphFont"/>
-    <w:link w:val="Heading1"/>
-    <w:uiPriority w:val="9"/>
-    <w:rsid w:val="00A10FD9"/>
-    <w:rPr>
       <w:rFonts w:asciiTheme="majorHAnsi" w:cstheme="majorBidi" w:eastAsiaTheme="majorEastAsia" w:hAnsiTheme="majorHAnsi"/>
-      <w:color w:themeColor="accent1" w:themeShade="BF" w:val="0F4761"/>
-      <w:sz w:val="40"/>
-      <w:szCs w:val="40"/>
-    </w:rPr>
-  </w:style>
-  <w:style w:customStyle="1" w:styleId="Heading2Char" w:type="character">
-    <w:name w:val="Heading 2 Char"/>
-    <w:basedOn w:val="DefaultParagraphFont"/>
-    <w:link w:val="Heading2"/>
-    <w:uiPriority w:val="9"/>
-    <w:semiHidden/>
-    <w:rsid w:val="00A10FD9"/>
-    <w:rPr>
-      <w:rFonts w:asciiTheme="majorHAnsi" w:cstheme="majorBidi" w:eastAsiaTheme="majorEastAsia" w:hAnsiTheme="majorHAnsi"/>
-      <w:color w:themeColor="accent1" w:themeShade="BF" w:val="0F4761"/>
-      <w:sz w:val="32"/>
-      <w:szCs w:val="32"/>
-    </w:rPr>
-  </w:style>
-  <w:style w:customStyle="1" w:styleId="Heading3Char" w:type="character">
-    <w:name w:val="Heading 3 Char"/>
-    <w:basedOn w:val="DefaultParagraphFont"/>
-    <w:link w:val="Heading3"/>
-    <w:uiPriority w:val="9"/>
-    <w:semiHidden/>
-    <w:rsid w:val="00A10FD9"/>
-    <w:rPr>
-      <w:rFonts w:cstheme="majorBidi" w:eastAsiaTheme="majorEastAsia"/>
-      <w:color w:themeColor="accent1" w:themeShade="BF" w:val="0F4761"/>
-      <w:sz w:val="28"/>
-      <w:szCs w:val="28"/>
-    </w:rPr>
-  </w:style>
-  <w:style w:customStyle="1" w:styleId="Heading4Char" w:type="character">
-    <w:name w:val="Heading 4 Char"/>
-    <w:basedOn w:val="DefaultParagraphFont"/>
-    <w:link w:val="Heading4"/>
-    <w:uiPriority w:val="9"/>
-    <w:semiHidden/>
-    <w:rsid w:val="00A10FD9"/>
-    <w:rPr>
-      <w:rFonts w:cstheme="majorBidi" w:eastAsiaTheme="majorEastAsia"/>
-      <w:i/>
-      <w:iCs/>
-      <w:color w:themeColor="accent1" w:themeShade="BF" w:val="0F4761"/>
-    </w:rPr>
-  </w:style>
-  <w:style w:customStyle="1" w:styleId="Heading5Char" w:type="character">
-    <w:name w:val="Heading 5 Char"/>
-    <w:basedOn w:val="DefaultParagraphFont"/>
-    <w:link w:val="Heading5"/>
-    <w:uiPriority w:val="9"/>
-    <w:semiHidden/>
-    <w:rsid w:val="00A10FD9"/>
-    <w:rPr>
-      <w:rFonts w:cstheme="majorBidi" w:eastAsiaTheme="majorEastAsia"/>
-      <w:color w:themeColor="accent1" w:themeShade="BF" w:val="0F4761"/>
-    </w:rPr>
-  </w:style>
-  <w:style w:customStyle="1" w:styleId="Heading6Char" w:type="character">
-    <w:name w:val="Heading 6 Char"/>
-    <w:basedOn w:val="DefaultParagraphFont"/>
-    <w:link w:val="Heading6"/>
-    <w:uiPriority w:val="9"/>
-    <w:semiHidden/>
-    <w:rsid w:val="00A10FD9"/>
-    <w:rPr>
-      <w:rFonts w:cstheme="majorBidi" w:eastAsiaTheme="majorEastAsia"/>
-      <w:i/>
-      <w:iCs/>
-      <w:color w:themeColor="text1" w:themeTint="A6" w:val="595959"/>
-    </w:rPr>
-  </w:style>
-  <w:style w:customStyle="1" w:styleId="Heading7Char" w:type="character">
-    <w:name w:val="Heading 7 Char"/>
-    <w:basedOn w:val="DefaultParagraphFont"/>
-    <w:link w:val="Heading7"/>
-    <w:uiPriority w:val="9"/>
-    <w:semiHidden/>
-    <w:rsid w:val="00A10FD9"/>
-    <w:rPr>
-      <w:rFonts w:cstheme="majorBidi" w:eastAsiaTheme="majorEastAsia"/>
-      <w:color w:themeColor="text1" w:themeTint="A6" w:val="595959"/>
-    </w:rPr>
-  </w:style>
-  <w:style w:customStyle="1" w:styleId="Heading8Char" w:type="character">
-    <w:name w:val="Heading 8 Char"/>
-    <w:basedOn w:val="DefaultParagraphFont"/>
-    <w:link w:val="Heading8"/>
-    <w:uiPriority w:val="9"/>
-    <w:semiHidden/>
-    <w:rsid w:val="00A10FD9"/>
-    <w:rPr>
-      <w:rFonts w:cstheme="majorBidi" w:eastAsiaTheme="majorEastAsia"/>
-      <w:i/>
-      <w:iCs/>
-      <w:color w:themeColor="text1" w:themeTint="D8" w:val="272727"/>
-    </w:rPr>
-  </w:style>
-  <w:style w:customStyle="1" w:styleId="Heading9Char" w:type="character">
-    <w:name w:val="Heading 9 Char"/>
-    <w:basedOn w:val="DefaultParagraphFont"/>
-    <w:link w:val="Heading9"/>
-    <w:uiPriority w:val="9"/>
-    <w:semiHidden/>
-    <w:rsid w:val="00A10FD9"/>
-    <w:rPr>
-      <w:rFonts w:cstheme="majorBidi" w:eastAsiaTheme="majorEastAsia"/>
-      <w:color w:themeColor="text1" w:themeTint="D8" w:val="272727"/>
+      <w:color w:themeColor="accent1" w:val="4F81BD"/>
+      <w:sz w:val="24"/>
+      <w:szCs w:val="24"/>
     </w:rPr>
   </w:style>
   <w:style w:styleId="BlockText" w:type="paragraph">
@@ -8936,18 +8637,6 @@
     <w:uiPriority w:val="9"/>
     <w:unhideWhenUsed/>
     <w:qFormat/>
-  </w:style>
-  <w:style w:styleId="FootnoteBlockText" w:type="paragraph">
-    <w:name w:val="Footnote Block Text"/>
-    <w:basedOn w:val="FootnoteText"/>
-    <w:next w:val="FootnoteText"/>
-    <w:uiPriority w:val="9"/>
-    <w:unhideWhenUsed/>
-    <w:qFormat/>
-    <w:pPr>
-      <w:spacing w:after="100" w:before="100"/>
-      <w:ind w:firstLine="0" w:left="480" w:right="480"/>
-    </w:pPr>
   </w:style>
   <w:style w:default="1" w:styleId="DefaultParagraphFont" w:type="character">
     <w:name w:val="Default Paragraph Font"/>
@@ -8978,10 +8667,10 @@
         <w:jc w:val="left"/>
       </w:trPr>
       <w:tcPr>
+        <w:vAlign w:val="bottom"/>
         <w:tcBorders>
           <w:bottom w:val="single"/>
         </w:tcBorders>
-        <w:vAlign w:val="bottom"/>
       </w:tcPr>
     </w:tblStylePr>
   </w:style>
@@ -9096,8 +8785,8 @@
     <w:name w:val="KeywordTok"/>
     <w:basedOn w:val="VerbatimChar"/>
     <w:rPr>
+      <w:color w:val="007020"/>
       <w:b/>
-      <w:color w:val="007020"/>
     </w:rPr>
   </w:style>
   <w:style w:type="character" w:customStyle="1" w:styleId="DataTypeTok">
@@ -9173,43 +8862,40 @@
   <w:style w:type="character" w:customStyle="1" w:styleId="ImportTok">
     <w:name w:val="ImportTok"/>
     <w:basedOn w:val="VerbatimChar"/>
-    <w:rPr>
-      <w:b/>
-      <w:color w:val="008000"/>
-    </w:rPr>
+    <w:rPr/>
   </w:style>
   <w:style w:type="character" w:customStyle="1" w:styleId="CommentTok">
     <w:name w:val="CommentTok"/>
     <w:basedOn w:val="VerbatimChar"/>
     <w:rPr>
+      <w:color w:val="60a0b0"/>
       <w:i/>
-      <w:color w:val="60a0b0"/>
     </w:rPr>
   </w:style>
   <w:style w:type="character" w:customStyle="1" w:styleId="DocumentationTok">
     <w:name w:val="DocumentationTok"/>
     <w:basedOn w:val="VerbatimChar"/>
     <w:rPr>
+      <w:color w:val="ba2121"/>
       <w:i/>
-      <w:color w:val="ba2121"/>
     </w:rPr>
   </w:style>
   <w:style w:type="character" w:customStyle="1" w:styleId="AnnotationTok">
     <w:name w:val="AnnotationTok"/>
     <w:basedOn w:val="VerbatimChar"/>
     <w:rPr>
+      <w:color w:val="60a0b0"/>
       <w:b/>
       <w:i/>
-      <w:color w:val="60a0b0"/>
     </w:rPr>
   </w:style>
   <w:style w:type="character" w:customStyle="1" w:styleId="CommentVarTok">
     <w:name w:val="CommentVarTok"/>
     <w:basedOn w:val="VerbatimChar"/>
     <w:rPr>
+      <w:color w:val="60a0b0"/>
       <w:b/>
       <w:i/>
-      <w:color w:val="60a0b0"/>
     </w:rPr>
   </w:style>
   <w:style w:type="character" w:customStyle="1" w:styleId="OtherTok">
@@ -9237,8 +8923,8 @@
     <w:name w:val="ControlFlowTok"/>
     <w:basedOn w:val="VerbatimChar"/>
     <w:rPr>
+      <w:color w:val="007020"/>
       <w:b/>
-      <w:color w:val="007020"/>
     </w:rPr>
   </w:style>
   <w:style w:type="character" w:customStyle="1" w:styleId="OperatorTok">
@@ -9251,9 +8937,7 @@
   <w:style w:type="character" w:customStyle="1" w:styleId="BuiltInTok">
     <w:name w:val="BuiltInTok"/>
     <w:basedOn w:val="VerbatimChar"/>
-    <w:rPr>
-      <w:color w:val="008000"/>
-    </w:rPr>
+    <w:rPr/>
   </w:style>
   <w:style w:type="character" w:customStyle="1" w:styleId="ExtensionTok">
     <w:name w:val="ExtensionTok"/>
@@ -9283,34 +8967,34 @@
     <w:name w:val="InformationTok"/>
     <w:basedOn w:val="VerbatimChar"/>
     <w:rPr>
+      <w:color w:val="60a0b0"/>
       <w:b/>
       <w:i/>
-      <w:color w:val="60a0b0"/>
     </w:rPr>
   </w:style>
   <w:style w:type="character" w:customStyle="1" w:styleId="WarningTok">
     <w:name w:val="WarningTok"/>
     <w:basedOn w:val="VerbatimChar"/>
     <w:rPr>
+      <w:color w:val="60a0b0"/>
       <w:b/>
       <w:i/>
-      <w:color w:val="60a0b0"/>
     </w:rPr>
   </w:style>
   <w:style w:type="character" w:customStyle="1" w:styleId="AlertTok">
     <w:name w:val="AlertTok"/>
     <w:basedOn w:val="VerbatimChar"/>
     <w:rPr>
+      <w:color w:val="ff0000"/>
       <w:b/>
-      <w:color w:val="ff0000"/>
     </w:rPr>
   </w:style>
   <w:style w:type="character" w:customStyle="1" w:styleId="ErrorTok">
     <w:name w:val="ErrorTok"/>
     <w:basedOn w:val="VerbatimChar"/>
     <w:rPr>
+      <w:color w:val="ff0000"/>
       <w:b/>
-      <w:color w:val="ff0000"/>
     </w:rPr>
   </w:style>
   <w:style w:type="character" w:customStyle="1" w:styleId="NormalTok">
@@ -9332,44 +9016,44 @@
         <a:sysClr val="window" lastClr="FFFFFF"/>
       </a:lt1>
       <a:dk2>
-        <a:srgbClr val="0E2841"/>
+        <a:srgbClr val="1F497D"/>
       </a:dk2>
       <a:lt2>
-        <a:srgbClr val="E8E8E8"/>
+        <a:srgbClr val="EEECE1"/>
       </a:lt2>
       <a:accent1>
-        <a:srgbClr val="156082"/>
+        <a:srgbClr val="4F81BD"/>
       </a:accent1>
       <a:accent2>
-        <a:srgbClr val="E97132"/>
+        <a:srgbClr val="C0504D"/>
       </a:accent2>
       <a:accent3>
-        <a:srgbClr val="196B24"/>
+        <a:srgbClr val="9BBB59"/>
       </a:accent3>
       <a:accent4>
-        <a:srgbClr val="0F9ED5"/>
+        <a:srgbClr val="8064A2"/>
       </a:accent4>
       <a:accent5>
-        <a:srgbClr val="A02B93"/>
+        <a:srgbClr val="4BACC6"/>
       </a:accent5>
       <a:accent6>
-        <a:srgbClr val="4EA72E"/>
+        <a:srgbClr val="F79646"/>
       </a:accent6>
       <a:hlink>
-        <a:srgbClr val="467886"/>
+        <a:srgbClr val="0000FF"/>
       </a:hlink>
       <a:folHlink>
-        <a:srgbClr val="96607D"/>
+        <a:srgbClr val="800080"/>
       </a:folHlink>
     </a:clrScheme>
     <a:fontScheme name="Office">
       <a:majorFont>
-        <a:latin typeface="Aptos Display" panose="02110004020202020204"/>
+        <a:latin typeface="Calibri"/>
         <a:ea typeface=""/>
         <a:cs typeface=""/>
-        <a:font script="Jpan" typeface="游ゴシック Light"/>
+        <a:font script="Jpan" typeface="ＭＳ ゴシック"/>
         <a:font script="Hang" typeface="맑은 고딕"/>
-        <a:font script="Hans" typeface="等线 Light"/>
+        <a:font script="Hans" typeface="宋体"/>
         <a:font script="Hant" typeface="新細明體"/>
         <a:font script="Arab" typeface="Times New Roman"/>
         <a:font script="Hebr" typeface="Times New Roman"/>
@@ -9396,32 +9080,14 @@
         <a:font script="Mong" typeface="Mongolian Baiti"/>
         <a:font script="Viet" typeface="Times New Roman"/>
         <a:font script="Uigh" typeface="Microsoft Uighur"/>
-        <a:font script="Geor" typeface="Sylfaen"/>
-        <a:font script="Armn" typeface="Arial"/>
-        <a:font script="Bugi" typeface="Leelawadee UI"/>
-        <a:font script="Bopo" typeface="Microsoft JhengHei"/>
-        <a:font script="Java" typeface="Javanese Text"/>
-        <a:font script="Lisu" typeface="Segoe UI"/>
-        <a:font script="Mymr" typeface="Myanmar Text"/>
-        <a:font script="Nkoo" typeface="Ebrima"/>
-        <a:font script="Olck" typeface="Nirmala UI"/>
-        <a:font script="Osma" typeface="Ebrima"/>
-        <a:font script="Phag" typeface="Phagspa"/>
-        <a:font script="Syrn" typeface="Estrangelo Edessa"/>
-        <a:font script="Syrj" typeface="Estrangelo Edessa"/>
-        <a:font script="Syre" typeface="Estrangelo Edessa"/>
-        <a:font script="Sora" typeface="Nirmala UI"/>
-        <a:font script="Tale" typeface="Microsoft Tai Le"/>
-        <a:font script="Talu" typeface="Microsoft New Tai Lue"/>
-        <a:font script="Tfng" typeface="Ebrima"/>
       </a:majorFont>
       <a:minorFont>
-        <a:latin typeface="Aptos" panose="02110004020202020204"/>
+        <a:latin typeface="Cambria"/>
         <a:ea typeface=""/>
         <a:cs typeface=""/>
-        <a:font script="Jpan" typeface="游明朝"/>
+        <a:font script="Jpan" typeface="ＭＳ 明朝"/>
         <a:font script="Hang" typeface="맑은 고딕"/>
-        <a:font script="Hans" typeface="等线"/>
+        <a:font script="Hans" typeface="宋体"/>
         <a:font script="Hant" typeface="新細明體"/>
         <a:font script="Arab" typeface="Arial"/>
         <a:font script="Hebr" typeface="Arial"/>
@@ -9448,24 +9114,6 @@
         <a:font script="Mong" typeface="Mongolian Baiti"/>
         <a:font script="Viet" typeface="Arial"/>
         <a:font script="Uigh" typeface="Microsoft Uighur"/>
-        <a:font script="Geor" typeface="Sylfaen"/>
-        <a:font script="Armn" typeface="Arial"/>
-        <a:font script="Bugi" typeface="Leelawadee UI"/>
-        <a:font script="Bopo" typeface="Microsoft JhengHei"/>
-        <a:font script="Java" typeface="Javanese Text"/>
-        <a:font script="Lisu" typeface="Segoe UI"/>
-        <a:font script="Mymr" typeface="Myanmar Text"/>
-        <a:font script="Nkoo" typeface="Ebrima"/>
-        <a:font script="Olck" typeface="Nirmala UI"/>
-        <a:font script="Osma" typeface="Ebrima"/>
-        <a:font script="Phag" typeface="Phagspa"/>
-        <a:font script="Syrn" typeface="Estrangelo Edessa"/>
-        <a:font script="Syrj" typeface="Estrangelo Edessa"/>
-        <a:font script="Syre" typeface="Estrangelo Edessa"/>
-        <a:font script="Sora" typeface="Nirmala UI"/>
-        <a:font script="Tale" typeface="Microsoft Tai Le"/>
-        <a:font script="Talu" typeface="Microsoft New Tai Lue"/>
-        <a:font script="Tfng" typeface="Ebrima"/>
       </a:minorFont>
     </a:fontScheme>
     <a:fmtScheme name="Office">
@@ -9477,141 +9125,200 @@
           <a:gsLst>
             <a:gs pos="0">
               <a:schemeClr val="phClr">
-                <a:lumMod val="110000"/>
-                <a:satMod val="105000"/>
-                <a:tint val="67000"/>
+                <a:tint val="50000"/>
+                <a:satMod val="300000"/>
               </a:schemeClr>
             </a:gs>
-            <a:gs pos="50000">
+            <a:gs pos="35000">
               <a:schemeClr val="phClr">
-                <a:lumMod val="105000"/>
-                <a:satMod val="103000"/>
-                <a:tint val="73000"/>
+                <a:tint val="37000"/>
+                <a:satMod val="300000"/>
               </a:schemeClr>
             </a:gs>
             <a:gs pos="100000">
               <a:schemeClr val="phClr">
-                <a:lumMod val="105000"/>
-                <a:satMod val="109000"/>
-                <a:tint val="81000"/>
+                <a:tint val="15000"/>
+                <a:satMod val="350000"/>
               </a:schemeClr>
             </a:gs>
           </a:gsLst>
-          <a:lin ang="5400000" scaled="0"/>
+          <a:lin ang="16200000" scaled="1"/>
         </a:gradFill>
         <a:gradFill rotWithShape="1">
           <a:gsLst>
             <a:gs pos="0">
               <a:schemeClr val="phClr">
-                <a:satMod val="103000"/>
-                <a:lumMod val="102000"/>
-                <a:tint val="94000"/>
-              </a:schemeClr>
-            </a:gs>
-            <a:gs pos="50000">
-              <a:schemeClr val="phClr">
-                <a:satMod val="110000"/>
-                <a:lumMod val="100000"/>
+                <a:tint val="100000"/>
                 <a:shade val="100000"/>
+                <a:satMod val="130000"/>
               </a:schemeClr>
             </a:gs>
             <a:gs pos="100000">
               <a:schemeClr val="phClr">
-                <a:lumMod val="99000"/>
-                <a:satMod val="120000"/>
-                <a:shade val="78000"/>
+                <a:tint val="50000"/>
+                <a:shade val="100000"/>
+                <a:satMod val="350000"/>
               </a:schemeClr>
             </a:gs>
           </a:gsLst>
-          <a:lin ang="5400000" scaled="0"/>
+          <a:lin ang="16200000" scaled="0"/>
         </a:gradFill>
       </a:fillStyleLst>
       <a:lnStyleLst>
-        <a:ln w="6350" cap="flat" cmpd="sng" algn="ctr">
+        <a:ln w="9525" cap="flat" cmpd="sng" algn="ctr">
+          <a:solidFill>
+            <a:schemeClr val="phClr">
+              <a:shade val="95000"/>
+              <a:satMod val="105000"/>
+            </a:schemeClr>
+          </a:solidFill>
+          <a:prstDash val="solid"/>
+        </a:ln>
+        <a:ln w="25400" cap="flat" cmpd="sng" algn="ctr">
           <a:solidFill>
             <a:schemeClr val="phClr"/>
           </a:solidFill>
           <a:prstDash val="solid"/>
-          <a:miter lim="800000"/>
         </a:ln>
-        <a:ln w="12700" cap="flat" cmpd="sng" algn="ctr">
+        <a:ln w="38100" cap="flat" cmpd="sng" algn="ctr">
           <a:solidFill>
             <a:schemeClr val="phClr"/>
           </a:solidFill>
           <a:prstDash val="solid"/>
-          <a:miter lim="800000"/>
-        </a:ln>
-        <a:ln w="19050" cap="flat" cmpd="sng" algn="ctr">
-          <a:solidFill>
-            <a:schemeClr val="phClr"/>
-          </a:solidFill>
-          <a:prstDash val="solid"/>
-          <a:miter lim="800000"/>
         </a:ln>
       </a:lnStyleLst>
       <a:effectStyleLst>
         <a:effectStyle>
-          <a:effectLst/>
-        </a:effectStyle>
-        <a:effectStyle>
-          <a:effectLst/>
+          <a:effectLst>
+            <a:outerShdw blurRad="40000" dist="20000" dir="5400000" rotWithShape="0">
+              <a:srgbClr val="000000">
+                <a:alpha val="38000"/>
+              </a:srgbClr>
+            </a:outerShdw>
+          </a:effectLst>
         </a:effectStyle>
         <a:effectStyle>
           <a:effectLst>
-            <a:outerShdw blurRad="57150" dist="19050" dir="5400000" algn="ctr" rotWithShape="0">
+            <a:outerShdw blurRad="40000" dist="23000" dir="5400000" rotWithShape="0">
               <a:srgbClr val="000000">
-                <a:alpha val="63000"/>
+                <a:alpha val="35000"/>
               </a:srgbClr>
             </a:outerShdw>
           </a:effectLst>
+        </a:effectStyle>
+        <a:effectStyle>
+          <a:effectLst>
+            <a:outerShdw blurRad="40000" dist="23000" dir="5400000" rotWithShape="0">
+              <a:srgbClr val="000000">
+                <a:alpha val="35000"/>
+              </a:srgbClr>
+            </a:outerShdw>
+          </a:effectLst>
+          <a:scene3d>
+            <a:camera prst="orthographicFront">
+              <a:rot lat="0" lon="0" rev="0"/>
+            </a:camera>
+            <a:lightRig rig="threePt" dir="t">
+              <a:rot lat="0" lon="0" rev="1200000"/>
+            </a:lightRig>
+          </a:scene3d>
+          <a:sp3d>
+            <a:bevelT w="63500" h="25400"/>
+          </a:sp3d>
         </a:effectStyle>
       </a:effectStyleLst>
       <a:bgFillStyleLst>
         <a:solidFill>
           <a:schemeClr val="phClr"/>
         </a:solidFill>
-        <a:solidFill>
-          <a:schemeClr val="phClr">
-            <a:tint val="95000"/>
-            <a:satMod val="170000"/>
-          </a:schemeClr>
-        </a:solidFill>
         <a:gradFill rotWithShape="1">
           <a:gsLst>
             <a:gs pos="0">
               <a:schemeClr val="phClr">
-                <a:tint val="93000"/>
-                <a:satMod val="150000"/>
-                <a:shade val="98000"/>
-                <a:lumMod val="102000"/>
+                <a:tint val="40000"/>
+                <a:satMod val="350000"/>
               </a:schemeClr>
             </a:gs>
-            <a:gs pos="50000">
+            <a:gs pos="40000">
               <a:schemeClr val="phClr">
-                <a:tint val="98000"/>
-                <a:satMod val="130000"/>
-                <a:shade val="90000"/>
-                <a:lumMod val="103000"/>
+                <a:tint val="45000"/>
+                <a:shade val="99000"/>
+                <a:satMod val="350000"/>
               </a:schemeClr>
             </a:gs>
             <a:gs pos="100000">
               <a:schemeClr val="phClr">
-                <a:shade val="63000"/>
-                <a:satMod val="120000"/>
+                <a:shade val="20000"/>
+                <a:satMod val="255000"/>
               </a:schemeClr>
             </a:gs>
           </a:gsLst>
-          <a:lin ang="5400000" scaled="0"/>
+          <a:path path="circle">
+            <a:fillToRect l="50000" t="-80000" r="50000" b="180000"/>
+          </a:path>
+        </a:gradFill>
+        <a:gradFill rotWithShape="1">
+          <a:gsLst>
+            <a:gs pos="0">
+              <a:schemeClr val="phClr">
+                <a:tint val="80000"/>
+                <a:satMod val="300000"/>
+              </a:schemeClr>
+            </a:gs>
+            <a:gs pos="100000">
+              <a:schemeClr val="phClr">
+                <a:shade val="30000"/>
+                <a:satMod val="200000"/>
+              </a:schemeClr>
+            </a:gs>
+          </a:gsLst>
+          <a:path path="circle">
+            <a:fillToRect l="50000" t="50000" r="50000" b="50000"/>
+          </a:path>
         </a:gradFill>
       </a:bgFillStyleLst>
     </a:fmtScheme>
   </a:themeElements>
-  <a:objectDefaults/>
+  <a:objectDefaults>
+    <a:spDef>
+      <a:spPr/>
+      <a:bodyPr/>
+      <a:lstStyle/>
+      <a:style>
+        <a:lnRef idx="1">
+          <a:schemeClr val="accent1"/>
+        </a:lnRef>
+        <a:fillRef idx="3">
+          <a:schemeClr val="accent1"/>
+        </a:fillRef>
+        <a:effectRef idx="2">
+          <a:schemeClr val="accent1"/>
+        </a:effectRef>
+        <a:fontRef idx="minor">
+          <a:schemeClr val="lt1"/>
+        </a:fontRef>
+      </a:style>
+    </a:spDef>
+    <a:lnDef>
+      <a:spPr/>
+      <a:bodyPr/>
+      <a:lstStyle/>
+      <a:style>
+        <a:lnRef idx="2">
+          <a:schemeClr val="accent1"/>
+        </a:lnRef>
+        <a:fillRef idx="0">
+          <a:schemeClr val="accent1"/>
+        </a:fillRef>
+        <a:effectRef idx="1">
+          <a:schemeClr val="accent1"/>
+        </a:effectRef>
+        <a:fontRef idx="minor">
+          <a:schemeClr val="tx1"/>
+        </a:fontRef>
+      </a:style>
+    </a:lnDef>
+  </a:objectDefaults>
   <a:extraClrSchemeLst/>
-  <a:extLst>
-    <a:ext uri="{05A4C25C-085E-4340-85A3-A5531E510DB2}">
-      <thm15:themeFamily xmlns:thm15="http://schemas.microsoft.com/office/thememl/2012/main" name="Office Theme" id="{2E142A2C-CD16-42D6-873A-C26D2A0506FA}" vid="{1BDDFF52-6CD6-40A5-AB3C-68EB2F1E4D0A}"/>
-    </a:ext>
-  </a:extLst>
 </a:theme>
 </file>